--- a/CustomButton Functional Understanding Document v1.2.docx
+++ b/CustomButton Functional Understanding Document v1.2.docx
@@ -276,7 +276,7 @@
             </w:rPr>
             <w:fldChar w:fldCharType="separate"/>
           </w:r>
-          <w:hyperlink w:anchor="_Toc229488303" w:history="1">
+          <w:hyperlink w:anchor="_Toc229502339" w:history="1">
             <w:r>
               <w:rPr>
                 <w:rStyle w:val="Hyperlink"/>
@@ -320,7 +320,7 @@
                 <w:noProof/>
                 <w:webHidden/>
               </w:rPr>
-              <w:instrText xml:space="preserve"> PAGEREF _Toc229488303 \h </w:instrText>
+              <w:instrText xml:space="preserve"> PAGEREF _Toc229502339 \h </w:instrText>
             </w:r>
             <w:r>
               <w:rPr>
@@ -364,7 +364,7 @@
               <w:lang w:eastAsia="en-AU"/>
             </w:rPr>
           </w:pPr>
-          <w:hyperlink w:anchor="_Toc229488304" w:history="1">
+          <w:hyperlink w:anchor="_Toc229502340" w:history="1">
             <w:r>
               <w:rPr>
                 <w:rStyle w:val="Hyperlink"/>
@@ -408,7 +408,7 @@
                 <w:noProof/>
                 <w:webHidden/>
               </w:rPr>
-              <w:instrText xml:space="preserve"> PAGEREF _Toc229488304 \h </w:instrText>
+              <w:instrText xml:space="preserve"> PAGEREF _Toc229502340 \h </w:instrText>
             </w:r>
             <w:r>
               <w:rPr>
@@ -429,6 +429,358 @@
                 <w:webHidden/>
               </w:rPr>
               <w:t>4</w:t>
+            </w:r>
+            <w:r>
+              <w:rPr>
+                <w:noProof/>
+                <w:webHidden/>
+              </w:rPr>
+              <w:fldChar w:fldCharType="end"/>
+            </w:r>
+          </w:hyperlink>
+        </w:p>
+        <w:p>
+          <w:pPr>
+            <w:pStyle w:val="TOC1"/>
+            <w:tabs>
+              <w:tab w:val="left" w:pos="440"/>
+              <w:tab w:val="right" w:leader="dot" w:pos="9016"/>
+            </w:tabs>
+            <w:rPr>
+              <w:rFonts w:eastAsiaTheme="minorEastAsia"/>
+              <w:noProof/>
+              <w:lang w:eastAsia="en-AU"/>
+            </w:rPr>
+          </w:pPr>
+          <w:hyperlink w:anchor="_Toc229502341" w:history="1">
+            <w:r>
+              <w:rPr>
+                <w:rStyle w:val="Hyperlink"/>
+                <w:rFonts w:ascii="Segoe UI" w:hAnsi="Segoe UI" w:cs="Segoe UI"/>
+                <w:noProof/>
+              </w:rPr>
+              <w:t>2</w:t>
+            </w:r>
+            <w:r>
+              <w:rPr>
+                <w:rFonts w:eastAsiaTheme="minorEastAsia"/>
+                <w:noProof/>
+                <w:lang w:eastAsia="en-AU"/>
+              </w:rPr>
+              <w:tab/>
+            </w:r>
+            <w:r>
+              <w:rPr>
+                <w:rStyle w:val="Hyperlink"/>
+                <w:rFonts w:ascii="Segoe UI" w:hAnsi="Segoe UI" w:cs="Segoe UI"/>
+                <w:noProof/>
+              </w:rPr>
+              <w:t>Installation of CustomButton v1.4.xlam</w:t>
+            </w:r>
+            <w:r>
+              <w:rPr>
+                <w:noProof/>
+                <w:webHidden/>
+              </w:rPr>
+              <w:tab/>
+            </w:r>
+            <w:r>
+              <w:rPr>
+                <w:noProof/>
+                <w:webHidden/>
+              </w:rPr>
+              <w:fldChar w:fldCharType="begin"/>
+            </w:r>
+            <w:r>
+              <w:rPr>
+                <w:noProof/>
+                <w:webHidden/>
+              </w:rPr>
+              <w:instrText xml:space="preserve"> PAGEREF _Toc229502341 \h </w:instrText>
+            </w:r>
+            <w:r>
+              <w:rPr>
+                <w:noProof/>
+                <w:webHidden/>
+              </w:rPr>
+            </w:r>
+            <w:r>
+              <w:rPr>
+                <w:noProof/>
+                <w:webHidden/>
+              </w:rPr>
+              <w:fldChar w:fldCharType="separate"/>
+            </w:r>
+            <w:r>
+              <w:rPr>
+                <w:noProof/>
+                <w:webHidden/>
+              </w:rPr>
+              <w:t>4</w:t>
+            </w:r>
+            <w:r>
+              <w:rPr>
+                <w:noProof/>
+                <w:webHidden/>
+              </w:rPr>
+              <w:fldChar w:fldCharType="end"/>
+            </w:r>
+          </w:hyperlink>
+        </w:p>
+        <w:p>
+          <w:pPr>
+            <w:pStyle w:val="TOC3"/>
+            <w:tabs>
+              <w:tab w:val="left" w:pos="1320"/>
+              <w:tab w:val="right" w:leader="dot" w:pos="9016"/>
+            </w:tabs>
+            <w:rPr>
+              <w:rFonts w:eastAsiaTheme="minorEastAsia"/>
+              <w:noProof/>
+              <w:lang w:eastAsia="en-AU"/>
+            </w:rPr>
+          </w:pPr>
+          <w:hyperlink w:anchor="_Toc229502342" w:history="1">
+            <w:r>
+              <w:rPr>
+                <w:rStyle w:val="Hyperlink"/>
+                <w:rFonts w:ascii="Segoe UI" w:hAnsi="Segoe UI" w:cs="Segoe UI"/>
+                <w:noProof/>
+              </w:rPr>
+              <w:t>2.1.1</w:t>
+            </w:r>
+            <w:r>
+              <w:rPr>
+                <w:rFonts w:eastAsiaTheme="minorEastAsia"/>
+                <w:noProof/>
+                <w:lang w:eastAsia="en-AU"/>
+              </w:rPr>
+              <w:tab/>
+            </w:r>
+            <w:r>
+              <w:rPr>
+                <w:rStyle w:val="Hyperlink"/>
+                <w:rFonts w:ascii="Segoe UI" w:hAnsi="Segoe UI" w:cs="Segoe UI"/>
+                <w:noProof/>
+              </w:rPr>
+              <w:t>Downloading the CustomButton Add-in</w:t>
+            </w:r>
+            <w:r>
+              <w:rPr>
+                <w:noProof/>
+                <w:webHidden/>
+              </w:rPr>
+              <w:tab/>
+            </w:r>
+            <w:r>
+              <w:rPr>
+                <w:noProof/>
+                <w:webHidden/>
+              </w:rPr>
+              <w:fldChar w:fldCharType="begin"/>
+            </w:r>
+            <w:r>
+              <w:rPr>
+                <w:noProof/>
+                <w:webHidden/>
+              </w:rPr>
+              <w:instrText xml:space="preserve"> PAGEREF _Toc229502342 \h </w:instrText>
+            </w:r>
+            <w:r>
+              <w:rPr>
+                <w:noProof/>
+                <w:webHidden/>
+              </w:rPr>
+            </w:r>
+            <w:r>
+              <w:rPr>
+                <w:noProof/>
+                <w:webHidden/>
+              </w:rPr>
+              <w:fldChar w:fldCharType="separate"/>
+            </w:r>
+            <w:r>
+              <w:rPr>
+                <w:noProof/>
+                <w:webHidden/>
+              </w:rPr>
+              <w:t>4</w:t>
+            </w:r>
+            <w:r>
+              <w:rPr>
+                <w:noProof/>
+                <w:webHidden/>
+              </w:rPr>
+              <w:fldChar w:fldCharType="end"/>
+            </w:r>
+          </w:hyperlink>
+        </w:p>
+        <w:p>
+          <w:pPr>
+            <w:pStyle w:val="TOC3"/>
+            <w:tabs>
+              <w:tab w:val="left" w:pos="1320"/>
+              <w:tab w:val="right" w:leader="dot" w:pos="9016"/>
+            </w:tabs>
+            <w:rPr>
+              <w:rFonts w:eastAsiaTheme="minorEastAsia"/>
+              <w:noProof/>
+              <w:lang w:eastAsia="en-AU"/>
+            </w:rPr>
+          </w:pPr>
+          <w:hyperlink w:anchor="_Toc229502343" w:history="1">
+            <w:r>
+              <w:rPr>
+                <w:rStyle w:val="Hyperlink"/>
+                <w:rFonts w:ascii="Segoe UI" w:hAnsi="Segoe UI" w:cs="Segoe UI"/>
+                <w:noProof/>
+              </w:rPr>
+              <w:t>2.1.2</w:t>
+            </w:r>
+            <w:r>
+              <w:rPr>
+                <w:rFonts w:eastAsiaTheme="minorEastAsia"/>
+                <w:noProof/>
+                <w:lang w:eastAsia="en-AU"/>
+              </w:rPr>
+              <w:tab/>
+            </w:r>
+            <w:r>
+              <w:rPr>
+                <w:rStyle w:val="Hyperlink"/>
+                <w:rFonts w:ascii="Segoe UI" w:hAnsi="Segoe UI" w:cs="Segoe UI"/>
+                <w:noProof/>
+              </w:rPr>
+              <w:t>Important: Unblocking the Add-in</w:t>
+            </w:r>
+            <w:r>
+              <w:rPr>
+                <w:noProof/>
+                <w:webHidden/>
+              </w:rPr>
+              <w:tab/>
+            </w:r>
+            <w:r>
+              <w:rPr>
+                <w:noProof/>
+                <w:webHidden/>
+              </w:rPr>
+              <w:fldChar w:fldCharType="begin"/>
+            </w:r>
+            <w:r>
+              <w:rPr>
+                <w:noProof/>
+                <w:webHidden/>
+              </w:rPr>
+              <w:instrText xml:space="preserve"> PAGEREF _Toc229502343 \h </w:instrText>
+            </w:r>
+            <w:r>
+              <w:rPr>
+                <w:noProof/>
+                <w:webHidden/>
+              </w:rPr>
+            </w:r>
+            <w:r>
+              <w:rPr>
+                <w:noProof/>
+                <w:webHidden/>
+              </w:rPr>
+              <w:fldChar w:fldCharType="separate"/>
+            </w:r>
+            <w:r>
+              <w:rPr>
+                <w:noProof/>
+                <w:webHidden/>
+              </w:rPr>
+              <w:t>5</w:t>
+            </w:r>
+            <w:r>
+              <w:rPr>
+                <w:noProof/>
+                <w:webHidden/>
+              </w:rPr>
+              <w:fldChar w:fldCharType="end"/>
+            </w:r>
+          </w:hyperlink>
+        </w:p>
+        <w:p>
+          <w:pPr>
+            <w:pStyle w:val="TOC1"/>
+            <w:tabs>
+              <w:tab w:val="left" w:pos="440"/>
+              <w:tab w:val="right" w:leader="dot" w:pos="9016"/>
+            </w:tabs>
+            <w:rPr>
+              <w:rFonts w:eastAsiaTheme="minorEastAsia"/>
+              <w:noProof/>
+              <w:lang w:eastAsia="en-AU"/>
+            </w:rPr>
+          </w:pPr>
+          <w:hyperlink w:anchor="_Toc229502344" w:history="1">
+            <w:r>
+              <w:rPr>
+                <w:rStyle w:val="Hyperlink"/>
+                <w:rFonts w:ascii="Segoe UI" w:hAnsi="Segoe UI" w:cs="Segoe UI"/>
+                <w:noProof/>
+              </w:rPr>
+              <w:t>3</w:t>
+            </w:r>
+            <w:r>
+              <w:rPr>
+                <w:rFonts w:eastAsiaTheme="minorEastAsia"/>
+                <w:noProof/>
+                <w:lang w:eastAsia="en-AU"/>
+              </w:rPr>
+              <w:tab/>
+            </w:r>
+            <w:r>
+              <w:rPr>
+                <w:rStyle w:val="Hyperlink"/>
+                <w:rFonts w:ascii="Segoe UI" w:hAnsi="Segoe UI" w:cs="Segoe UI"/>
+                <w:noProof/>
+              </w:rPr>
+              <w:t>Working with CustomButton</w:t>
+            </w:r>
+            <w:r>
+              <w:rPr>
+                <w:noProof/>
+                <w:webHidden/>
+              </w:rPr>
+              <w:tab/>
+            </w:r>
+            <w:r>
+              <w:rPr>
+                <w:noProof/>
+                <w:webHidden/>
+              </w:rPr>
+              <w:fldChar w:fldCharType="begin"/>
+            </w:r>
+            <w:r>
+              <w:rPr>
+                <w:noProof/>
+                <w:webHidden/>
+              </w:rPr>
+              <w:instrText xml:space="preserve"> PAGEREF _Toc229502344 \h </w:instrText>
+            </w:r>
+            <w:r>
+              <w:rPr>
+                <w:noProof/>
+                <w:webHidden/>
+              </w:rPr>
+            </w:r>
+            <w:r>
+              <w:rPr>
+                <w:noProof/>
+                <w:webHidden/>
+              </w:rPr>
+              <w:fldChar w:fldCharType="separate"/>
+            </w:r>
+            <w:r>
+              <w:rPr>
+                <w:noProof/>
+                <w:webHidden/>
+              </w:rPr>
+              <w:t>6</w:t>
             </w:r>
             <w:r>
               <w:rPr>
@@ -452,14 +804,14 @@
               <w:lang w:eastAsia="en-AU"/>
             </w:rPr>
           </w:pPr>
-          <w:hyperlink w:anchor="_Toc229488305" w:history="1">
+          <w:hyperlink w:anchor="_Toc229502345" w:history="1">
             <w:r>
               <w:rPr>
                 <w:rStyle w:val="Hyperlink"/>
                 <w:rFonts w:ascii="Segoe UI" w:hAnsi="Segoe UI" w:cs="Segoe UI"/>
                 <w:noProof/>
               </w:rPr>
-              <w:t>1.2</w:t>
+              <w:t>3.1</w:t>
             </w:r>
             <w:r>
               <w:rPr>
@@ -475,7 +827,7 @@
                 <w:rFonts w:ascii="Segoe UI" w:hAnsi="Segoe UI" w:cs="Segoe UI"/>
                 <w:noProof/>
               </w:rPr>
-              <w:t>Installation of CustomButton.xlam</w:t>
+              <w:t>Referencing CustomButton in VBA</w:t>
             </w:r>
             <w:r>
               <w:rPr>
@@ -496,7 +848,7 @@
                 <w:noProof/>
                 <w:webHidden/>
               </w:rPr>
-              <w:instrText xml:space="preserve"> PAGEREF _Toc229488305 \h </w:instrText>
+              <w:instrText xml:space="preserve"> PAGEREF _Toc229502345 \h </w:instrText>
             </w:r>
             <w:r>
               <w:rPr>
@@ -516,7 +868,711 @@
                 <w:noProof/>
                 <w:webHidden/>
               </w:rPr>
+              <w:t>6</w:t>
+            </w:r>
+            <w:r>
+              <w:rPr>
+                <w:noProof/>
+                <w:webHidden/>
+              </w:rPr>
+              <w:fldChar w:fldCharType="end"/>
+            </w:r>
+          </w:hyperlink>
+        </w:p>
+        <w:p>
+          <w:pPr>
+            <w:pStyle w:val="TOC1"/>
+            <w:tabs>
+              <w:tab w:val="left" w:pos="440"/>
+              <w:tab w:val="right" w:leader="dot" w:pos="9016"/>
+            </w:tabs>
+            <w:rPr>
+              <w:rFonts w:eastAsiaTheme="minorEastAsia"/>
+              <w:noProof/>
+              <w:lang w:eastAsia="en-AU"/>
+            </w:rPr>
+          </w:pPr>
+          <w:hyperlink w:anchor="_Toc229502346" w:history="1">
+            <w:r>
+              <w:rPr>
+                <w:rStyle w:val="Hyperlink"/>
+                <w:rFonts w:ascii="Segoe UI" w:hAnsi="Segoe UI" w:cs="Segoe UI"/>
+                <w:noProof/>
+              </w:rPr>
               <w:t>4</w:t>
+            </w:r>
+            <w:r>
+              <w:rPr>
+                <w:rFonts w:eastAsiaTheme="minorEastAsia"/>
+                <w:noProof/>
+                <w:lang w:eastAsia="en-AU"/>
+              </w:rPr>
+              <w:tab/>
+            </w:r>
+            <w:r>
+              <w:rPr>
+                <w:rStyle w:val="Hyperlink"/>
+                <w:rFonts w:ascii="Segoe UI" w:hAnsi="Segoe UI" w:cs="Segoe UI"/>
+                <w:noProof/>
+              </w:rPr>
+              <w:t>CustomButtons “Quick Start” Guide</w:t>
+            </w:r>
+            <w:r>
+              <w:rPr>
+                <w:noProof/>
+                <w:webHidden/>
+              </w:rPr>
+              <w:tab/>
+            </w:r>
+            <w:r>
+              <w:rPr>
+                <w:noProof/>
+                <w:webHidden/>
+              </w:rPr>
+              <w:fldChar w:fldCharType="begin"/>
+            </w:r>
+            <w:r>
+              <w:rPr>
+                <w:noProof/>
+                <w:webHidden/>
+              </w:rPr>
+              <w:instrText xml:space="preserve"> PAGEREF _Toc229502346 \h </w:instrText>
+            </w:r>
+            <w:r>
+              <w:rPr>
+                <w:noProof/>
+                <w:webHidden/>
+              </w:rPr>
+            </w:r>
+            <w:r>
+              <w:rPr>
+                <w:noProof/>
+                <w:webHidden/>
+              </w:rPr>
+              <w:fldChar w:fldCharType="separate"/>
+            </w:r>
+            <w:r>
+              <w:rPr>
+                <w:noProof/>
+                <w:webHidden/>
+              </w:rPr>
+              <w:t>7</w:t>
+            </w:r>
+            <w:r>
+              <w:rPr>
+                <w:noProof/>
+                <w:webHidden/>
+              </w:rPr>
+              <w:fldChar w:fldCharType="end"/>
+            </w:r>
+          </w:hyperlink>
+        </w:p>
+        <w:p>
+          <w:pPr>
+            <w:pStyle w:val="TOC2"/>
+            <w:tabs>
+              <w:tab w:val="left" w:pos="880"/>
+              <w:tab w:val="right" w:leader="dot" w:pos="9016"/>
+            </w:tabs>
+            <w:rPr>
+              <w:rFonts w:eastAsiaTheme="minorEastAsia"/>
+              <w:noProof/>
+              <w:lang w:eastAsia="en-AU"/>
+            </w:rPr>
+          </w:pPr>
+          <w:hyperlink w:anchor="_Toc229502347" w:history="1">
+            <w:r>
+              <w:rPr>
+                <w:rStyle w:val="Hyperlink"/>
+                <w:rFonts w:ascii="Segoe UI" w:hAnsi="Segoe UI" w:cs="Segoe UI"/>
+                <w:noProof/>
+              </w:rPr>
+              <w:t>4.1</w:t>
+            </w:r>
+            <w:r>
+              <w:rPr>
+                <w:rFonts w:eastAsiaTheme="minorEastAsia"/>
+                <w:noProof/>
+                <w:lang w:eastAsia="en-AU"/>
+              </w:rPr>
+              <w:tab/>
+            </w:r>
+            <w:r>
+              <w:rPr>
+                <w:rStyle w:val="Hyperlink"/>
+                <w:rFonts w:ascii="Segoe UI" w:hAnsi="Segoe UI" w:cs="Segoe UI"/>
+                <w:noProof/>
+              </w:rPr>
+              <w:t>ShowUserFormCode() Function</w:t>
+            </w:r>
+            <w:r>
+              <w:rPr>
+                <w:noProof/>
+                <w:webHidden/>
+              </w:rPr>
+              <w:tab/>
+            </w:r>
+            <w:r>
+              <w:rPr>
+                <w:noProof/>
+                <w:webHidden/>
+              </w:rPr>
+              <w:fldChar w:fldCharType="begin"/>
+            </w:r>
+            <w:r>
+              <w:rPr>
+                <w:noProof/>
+                <w:webHidden/>
+              </w:rPr>
+              <w:instrText xml:space="preserve"> PAGEREF _Toc229502347 \h </w:instrText>
+            </w:r>
+            <w:r>
+              <w:rPr>
+                <w:noProof/>
+                <w:webHidden/>
+              </w:rPr>
+            </w:r>
+            <w:r>
+              <w:rPr>
+                <w:noProof/>
+                <w:webHidden/>
+              </w:rPr>
+              <w:fldChar w:fldCharType="separate"/>
+            </w:r>
+            <w:r>
+              <w:rPr>
+                <w:noProof/>
+                <w:webHidden/>
+              </w:rPr>
+              <w:t>7</w:t>
+            </w:r>
+            <w:r>
+              <w:rPr>
+                <w:noProof/>
+                <w:webHidden/>
+              </w:rPr>
+              <w:fldChar w:fldCharType="end"/>
+            </w:r>
+          </w:hyperlink>
+        </w:p>
+        <w:p>
+          <w:pPr>
+            <w:pStyle w:val="TOC2"/>
+            <w:tabs>
+              <w:tab w:val="left" w:pos="880"/>
+              <w:tab w:val="right" w:leader="dot" w:pos="9016"/>
+            </w:tabs>
+            <w:rPr>
+              <w:rFonts w:eastAsiaTheme="minorEastAsia"/>
+              <w:noProof/>
+              <w:lang w:eastAsia="en-AU"/>
+            </w:rPr>
+          </w:pPr>
+          <w:hyperlink w:anchor="_Toc229502348" w:history="1">
+            <w:r>
+              <w:rPr>
+                <w:rStyle w:val="Hyperlink"/>
+                <w:rFonts w:ascii="Segoe UI" w:hAnsi="Segoe UI" w:cs="Segoe UI"/>
+                <w:noProof/>
+              </w:rPr>
+              <w:t>4.2</w:t>
+            </w:r>
+            <w:r>
+              <w:rPr>
+                <w:rFonts w:eastAsiaTheme="minorEastAsia"/>
+                <w:noProof/>
+                <w:lang w:eastAsia="en-AU"/>
+              </w:rPr>
+              <w:tab/>
+            </w:r>
+            <w:r>
+              <w:rPr>
+                <w:rStyle w:val="Hyperlink"/>
+                <w:rFonts w:ascii="Segoe UI" w:hAnsi="Segoe UI" w:cs="Segoe UI"/>
+                <w:noProof/>
+              </w:rPr>
+              <w:t>Deleting the Legacy CommandButtons</w:t>
+            </w:r>
+            <w:r>
+              <w:rPr>
+                <w:noProof/>
+                <w:webHidden/>
+              </w:rPr>
+              <w:tab/>
+            </w:r>
+            <w:r>
+              <w:rPr>
+                <w:noProof/>
+                <w:webHidden/>
+              </w:rPr>
+              <w:fldChar w:fldCharType="begin"/>
+            </w:r>
+            <w:r>
+              <w:rPr>
+                <w:noProof/>
+                <w:webHidden/>
+              </w:rPr>
+              <w:instrText xml:space="preserve"> PAGEREF _Toc229502348 \h </w:instrText>
+            </w:r>
+            <w:r>
+              <w:rPr>
+                <w:noProof/>
+                <w:webHidden/>
+              </w:rPr>
+            </w:r>
+            <w:r>
+              <w:rPr>
+                <w:noProof/>
+                <w:webHidden/>
+              </w:rPr>
+              <w:fldChar w:fldCharType="separate"/>
+            </w:r>
+            <w:r>
+              <w:rPr>
+                <w:noProof/>
+                <w:webHidden/>
+              </w:rPr>
+              <w:t>9</w:t>
+            </w:r>
+            <w:r>
+              <w:rPr>
+                <w:noProof/>
+                <w:webHidden/>
+              </w:rPr>
+              <w:fldChar w:fldCharType="end"/>
+            </w:r>
+          </w:hyperlink>
+        </w:p>
+        <w:p>
+          <w:pPr>
+            <w:pStyle w:val="TOC2"/>
+            <w:tabs>
+              <w:tab w:val="left" w:pos="880"/>
+              <w:tab w:val="right" w:leader="dot" w:pos="9016"/>
+            </w:tabs>
+            <w:rPr>
+              <w:rFonts w:eastAsiaTheme="minorEastAsia"/>
+              <w:noProof/>
+              <w:lang w:eastAsia="en-AU"/>
+            </w:rPr>
+          </w:pPr>
+          <w:hyperlink w:anchor="_Toc229502349" w:history="1">
+            <w:r>
+              <w:rPr>
+                <w:rStyle w:val="Hyperlink"/>
+                <w:rFonts w:ascii="Segoe UI" w:hAnsi="Segoe UI" w:cs="Segoe UI"/>
+                <w:noProof/>
+              </w:rPr>
+              <w:t>4.3</w:t>
+            </w:r>
+            <w:r>
+              <w:rPr>
+                <w:rFonts w:eastAsiaTheme="minorEastAsia"/>
+                <w:noProof/>
+                <w:lang w:eastAsia="en-AU"/>
+              </w:rPr>
+              <w:tab/>
+            </w:r>
+            <w:r>
+              <w:rPr>
+                <w:rStyle w:val="Hyperlink"/>
+                <w:rFonts w:ascii="Segoe UI" w:hAnsi="Segoe UI" w:cs="Segoe UI"/>
+                <w:noProof/>
+              </w:rPr>
+              <w:t>_Entry and _Exit Events</w:t>
+            </w:r>
+            <w:r>
+              <w:rPr>
+                <w:noProof/>
+                <w:webHidden/>
+              </w:rPr>
+              <w:tab/>
+            </w:r>
+            <w:r>
+              <w:rPr>
+                <w:noProof/>
+                <w:webHidden/>
+              </w:rPr>
+              <w:fldChar w:fldCharType="begin"/>
+            </w:r>
+            <w:r>
+              <w:rPr>
+                <w:noProof/>
+                <w:webHidden/>
+              </w:rPr>
+              <w:instrText xml:space="preserve"> PAGEREF _Toc229502349 \h </w:instrText>
+            </w:r>
+            <w:r>
+              <w:rPr>
+                <w:noProof/>
+                <w:webHidden/>
+              </w:rPr>
+            </w:r>
+            <w:r>
+              <w:rPr>
+                <w:noProof/>
+                <w:webHidden/>
+              </w:rPr>
+              <w:fldChar w:fldCharType="separate"/>
+            </w:r>
+            <w:r>
+              <w:rPr>
+                <w:noProof/>
+                <w:webHidden/>
+              </w:rPr>
+              <w:t>9</w:t>
+            </w:r>
+            <w:r>
+              <w:rPr>
+                <w:noProof/>
+                <w:webHidden/>
+              </w:rPr>
+              <w:fldChar w:fldCharType="end"/>
+            </w:r>
+          </w:hyperlink>
+        </w:p>
+        <w:p>
+          <w:pPr>
+            <w:pStyle w:val="TOC2"/>
+            <w:tabs>
+              <w:tab w:val="left" w:pos="880"/>
+              <w:tab w:val="right" w:leader="dot" w:pos="9016"/>
+            </w:tabs>
+            <w:rPr>
+              <w:rFonts w:eastAsiaTheme="minorEastAsia"/>
+              <w:noProof/>
+              <w:lang w:eastAsia="en-AU"/>
+            </w:rPr>
+          </w:pPr>
+          <w:hyperlink w:anchor="_Toc229502350" w:history="1">
+            <w:r>
+              <w:rPr>
+                <w:rStyle w:val="Hyperlink"/>
+                <w:rFonts w:ascii="Segoe UI" w:hAnsi="Segoe UI" w:cs="Segoe UI"/>
+                <w:noProof/>
+              </w:rPr>
+              <w:t>4.4</w:t>
+            </w:r>
+            <w:r>
+              <w:rPr>
+                <w:rFonts w:eastAsiaTheme="minorEastAsia"/>
+                <w:noProof/>
+                <w:lang w:eastAsia="en-AU"/>
+              </w:rPr>
+              <w:tab/>
+            </w:r>
+            <w:r>
+              <w:rPr>
+                <w:rStyle w:val="Hyperlink"/>
+                <w:rFonts w:ascii="Segoe UI" w:hAnsi="Segoe UI" w:cs="Segoe UI"/>
+                <w:noProof/>
+              </w:rPr>
+              <w:t>FindWindow() Windows API</w:t>
+            </w:r>
+            <w:r>
+              <w:rPr>
+                <w:noProof/>
+                <w:webHidden/>
+              </w:rPr>
+              <w:tab/>
+            </w:r>
+            <w:r>
+              <w:rPr>
+                <w:noProof/>
+                <w:webHidden/>
+              </w:rPr>
+              <w:fldChar w:fldCharType="begin"/>
+            </w:r>
+            <w:r>
+              <w:rPr>
+                <w:noProof/>
+                <w:webHidden/>
+              </w:rPr>
+              <w:instrText xml:space="preserve"> PAGEREF _Toc229502350 \h </w:instrText>
+            </w:r>
+            <w:r>
+              <w:rPr>
+                <w:noProof/>
+                <w:webHidden/>
+              </w:rPr>
+            </w:r>
+            <w:r>
+              <w:rPr>
+                <w:noProof/>
+                <w:webHidden/>
+              </w:rPr>
+              <w:fldChar w:fldCharType="separate"/>
+            </w:r>
+            <w:r>
+              <w:rPr>
+                <w:noProof/>
+                <w:webHidden/>
+              </w:rPr>
+              <w:t>9</w:t>
+            </w:r>
+            <w:r>
+              <w:rPr>
+                <w:noProof/>
+                <w:webHidden/>
+              </w:rPr>
+              <w:fldChar w:fldCharType="end"/>
+            </w:r>
+          </w:hyperlink>
+        </w:p>
+        <w:p>
+          <w:pPr>
+            <w:pStyle w:val="TOC2"/>
+            <w:tabs>
+              <w:tab w:val="left" w:pos="880"/>
+              <w:tab w:val="right" w:leader="dot" w:pos="9016"/>
+            </w:tabs>
+            <w:rPr>
+              <w:rFonts w:eastAsiaTheme="minorEastAsia"/>
+              <w:noProof/>
+              <w:lang w:eastAsia="en-AU"/>
+            </w:rPr>
+          </w:pPr>
+          <w:hyperlink w:anchor="_Toc229502351" w:history="1">
+            <w:r>
+              <w:rPr>
+                <w:rStyle w:val="Hyperlink"/>
+                <w:rFonts w:ascii="Segoe UI" w:hAnsi="Segoe UI" w:cs="Segoe UI"/>
+                <w:noProof/>
+              </w:rPr>
+              <w:t>4.5</w:t>
+            </w:r>
+            <w:r>
+              <w:rPr>
+                <w:rFonts w:eastAsiaTheme="minorEastAsia"/>
+                <w:noProof/>
+                <w:lang w:eastAsia="en-AU"/>
+              </w:rPr>
+              <w:tab/>
+            </w:r>
+            <w:r>
+              <w:rPr>
+                <w:rStyle w:val="Hyperlink"/>
+                <w:rFonts w:ascii="Segoe UI" w:hAnsi="Segoe UI" w:cs="Segoe UI"/>
+                <w:noProof/>
+              </w:rPr>
+              <w:t>CentreUserForm() Function</w:t>
+            </w:r>
+            <w:r>
+              <w:rPr>
+                <w:noProof/>
+                <w:webHidden/>
+              </w:rPr>
+              <w:tab/>
+            </w:r>
+            <w:r>
+              <w:rPr>
+                <w:noProof/>
+                <w:webHidden/>
+              </w:rPr>
+              <w:fldChar w:fldCharType="begin"/>
+            </w:r>
+            <w:r>
+              <w:rPr>
+                <w:noProof/>
+                <w:webHidden/>
+              </w:rPr>
+              <w:instrText xml:space="preserve"> PAGEREF _Toc229502351 \h </w:instrText>
+            </w:r>
+            <w:r>
+              <w:rPr>
+                <w:noProof/>
+                <w:webHidden/>
+              </w:rPr>
+            </w:r>
+            <w:r>
+              <w:rPr>
+                <w:noProof/>
+                <w:webHidden/>
+              </w:rPr>
+              <w:fldChar w:fldCharType="separate"/>
+            </w:r>
+            <w:r>
+              <w:rPr>
+                <w:noProof/>
+                <w:webHidden/>
+              </w:rPr>
+              <w:t>9</w:t>
+            </w:r>
+            <w:r>
+              <w:rPr>
+                <w:noProof/>
+                <w:webHidden/>
+              </w:rPr>
+              <w:fldChar w:fldCharType="end"/>
+            </w:r>
+          </w:hyperlink>
+        </w:p>
+        <w:p>
+          <w:pPr>
+            <w:pStyle w:val="TOC1"/>
+            <w:tabs>
+              <w:tab w:val="left" w:pos="440"/>
+              <w:tab w:val="right" w:leader="dot" w:pos="9016"/>
+            </w:tabs>
+            <w:rPr>
+              <w:rFonts w:eastAsiaTheme="minorEastAsia"/>
+              <w:noProof/>
+              <w:lang w:eastAsia="en-AU"/>
+            </w:rPr>
+          </w:pPr>
+          <w:hyperlink w:anchor="_Toc229502352" w:history="1">
+            <w:r>
+              <w:rPr>
+                <w:rStyle w:val="Hyperlink"/>
+                <w:rFonts w:ascii="Segoe UI" w:hAnsi="Segoe UI" w:cs="Segoe UI"/>
+                <w:noProof/>
+              </w:rPr>
+              <w:t>5</w:t>
+            </w:r>
+            <w:r>
+              <w:rPr>
+                <w:rFonts w:eastAsiaTheme="minorEastAsia"/>
+                <w:noProof/>
+                <w:lang w:eastAsia="en-AU"/>
+              </w:rPr>
+              <w:tab/>
+            </w:r>
+            <w:r>
+              <w:rPr>
+                <w:rStyle w:val="Hyperlink"/>
+                <w:rFonts w:ascii="Segoe UI" w:hAnsi="Segoe UI" w:cs="Segoe UI"/>
+                <w:noProof/>
+              </w:rPr>
+              <w:t>Functional Specifications</w:t>
+            </w:r>
+            <w:r>
+              <w:rPr>
+                <w:noProof/>
+                <w:webHidden/>
+              </w:rPr>
+              <w:tab/>
+            </w:r>
+            <w:r>
+              <w:rPr>
+                <w:noProof/>
+                <w:webHidden/>
+              </w:rPr>
+              <w:fldChar w:fldCharType="begin"/>
+            </w:r>
+            <w:r>
+              <w:rPr>
+                <w:noProof/>
+                <w:webHidden/>
+              </w:rPr>
+              <w:instrText xml:space="preserve"> PAGEREF _Toc229502352 \h </w:instrText>
+            </w:r>
+            <w:r>
+              <w:rPr>
+                <w:noProof/>
+                <w:webHidden/>
+              </w:rPr>
+            </w:r>
+            <w:r>
+              <w:rPr>
+                <w:noProof/>
+                <w:webHidden/>
+              </w:rPr>
+              <w:fldChar w:fldCharType="separate"/>
+            </w:r>
+            <w:r>
+              <w:rPr>
+                <w:noProof/>
+                <w:webHidden/>
+              </w:rPr>
+              <w:t>10</w:t>
+            </w:r>
+            <w:r>
+              <w:rPr>
+                <w:noProof/>
+                <w:webHidden/>
+              </w:rPr>
+              <w:fldChar w:fldCharType="end"/>
+            </w:r>
+          </w:hyperlink>
+        </w:p>
+        <w:p>
+          <w:pPr>
+            <w:pStyle w:val="TOC2"/>
+            <w:tabs>
+              <w:tab w:val="left" w:pos="880"/>
+              <w:tab w:val="right" w:leader="dot" w:pos="9016"/>
+            </w:tabs>
+            <w:rPr>
+              <w:rFonts w:eastAsiaTheme="minorEastAsia"/>
+              <w:noProof/>
+              <w:lang w:eastAsia="en-AU"/>
+            </w:rPr>
+          </w:pPr>
+          <w:hyperlink w:anchor="_Toc229502353" w:history="1">
+            <w:r>
+              <w:rPr>
+                <w:rStyle w:val="Hyperlink"/>
+                <w:rFonts w:ascii="Segoe UI" w:hAnsi="Segoe UI" w:cs="Segoe UI"/>
+                <w:noProof/>
+              </w:rPr>
+              <w:t>5.1</w:t>
+            </w:r>
+            <w:r>
+              <w:rPr>
+                <w:rFonts w:eastAsiaTheme="minorEastAsia"/>
+                <w:noProof/>
+                <w:lang w:eastAsia="en-AU"/>
+              </w:rPr>
+              <w:tab/>
+            </w:r>
+            <w:r>
+              <w:rPr>
+                <w:rStyle w:val="Hyperlink"/>
+                <w:rFonts w:ascii="Segoe UI" w:hAnsi="Segoe UI" w:cs="Segoe UI"/>
+                <w:noProof/>
+              </w:rPr>
+              <w:t>Class CustomButtons</w:t>
+            </w:r>
+            <w:r>
+              <w:rPr>
+                <w:noProof/>
+                <w:webHidden/>
+              </w:rPr>
+              <w:tab/>
+            </w:r>
+            <w:r>
+              <w:rPr>
+                <w:noProof/>
+                <w:webHidden/>
+              </w:rPr>
+              <w:fldChar w:fldCharType="begin"/>
+            </w:r>
+            <w:r>
+              <w:rPr>
+                <w:noProof/>
+                <w:webHidden/>
+              </w:rPr>
+              <w:instrText xml:space="preserve"> PAGEREF _Toc229502353 \h </w:instrText>
+            </w:r>
+            <w:r>
+              <w:rPr>
+                <w:noProof/>
+                <w:webHidden/>
+              </w:rPr>
+            </w:r>
+            <w:r>
+              <w:rPr>
+                <w:noProof/>
+                <w:webHidden/>
+              </w:rPr>
+              <w:fldChar w:fldCharType="separate"/>
+            </w:r>
+            <w:r>
+              <w:rPr>
+                <w:noProof/>
+                <w:webHidden/>
+              </w:rPr>
+              <w:t>10</w:t>
             </w:r>
             <w:r>
               <w:rPr>
@@ -540,14 +1596,13 @@
               <w:lang w:eastAsia="en-AU"/>
             </w:rPr>
           </w:pPr>
-          <w:hyperlink w:anchor="_Toc229488306" w:history="1">
+          <w:hyperlink w:anchor="_Toc229502354" w:history="1">
             <w:r>
               <w:rPr>
                 <w:rStyle w:val="Hyperlink"/>
-                <w:rFonts w:ascii="Segoe UI" w:hAnsi="Segoe UI" w:cs="Segoe UI"/>
                 <w:noProof/>
               </w:rPr>
-              <w:t>1.2.1</w:t>
+              <w:t>5.1.1</w:t>
             </w:r>
             <w:r>
               <w:rPr>
@@ -560,10 +1615,9 @@
             <w:r>
               <w:rPr>
                 <w:rStyle w:val="Hyperlink"/>
-                <w:rFonts w:ascii="Segoe UI" w:hAnsi="Segoe UI" w:cs="Segoe UI"/>
                 <w:noProof/>
               </w:rPr>
-              <w:t>Downloading the CustomButton Add-in</w:t>
+              <w:t>.Create() Method</w:t>
             </w:r>
             <w:r>
               <w:rPr>
@@ -584,7 +1638,7 @@
                 <w:noProof/>
                 <w:webHidden/>
               </w:rPr>
-              <w:instrText xml:space="preserve"> PAGEREF _Toc229488306 \h </w:instrText>
+              <w:instrText xml:space="preserve"> PAGEREF _Toc229502354 \h </w:instrText>
             </w:r>
             <w:r>
               <w:rPr>
@@ -604,7 +1658,7 @@
                 <w:noProof/>
                 <w:webHidden/>
               </w:rPr>
-              <w:t>4</w:t>
+              <w:t>10</w:t>
             </w:r>
             <w:r>
               <w:rPr>
@@ -628,14 +1682,358 @@
               <w:lang w:eastAsia="en-AU"/>
             </w:rPr>
           </w:pPr>
-          <w:hyperlink w:anchor="_Toc229488307" w:history="1">
+          <w:hyperlink w:anchor="_Toc229502355" w:history="1">
+            <w:r>
+              <w:rPr>
+                <w:rStyle w:val="Hyperlink"/>
+                <w:noProof/>
+              </w:rPr>
+              <w:t>5.1.2</w:t>
+            </w:r>
+            <w:r>
+              <w:rPr>
+                <w:rFonts w:eastAsiaTheme="minorEastAsia"/>
+                <w:noProof/>
+                <w:lang w:eastAsia="en-AU"/>
+              </w:rPr>
+              <w:tab/>
+            </w:r>
+            <w:r>
+              <w:rPr>
+                <w:rStyle w:val="Hyperlink"/>
+                <w:noProof/>
+              </w:rPr>
+              <w:t>.DistroyAll() Method</w:t>
+            </w:r>
+            <w:r>
+              <w:rPr>
+                <w:noProof/>
+                <w:webHidden/>
+              </w:rPr>
+              <w:tab/>
+            </w:r>
+            <w:r>
+              <w:rPr>
+                <w:noProof/>
+                <w:webHidden/>
+              </w:rPr>
+              <w:fldChar w:fldCharType="begin"/>
+            </w:r>
+            <w:r>
+              <w:rPr>
+                <w:noProof/>
+                <w:webHidden/>
+              </w:rPr>
+              <w:instrText xml:space="preserve"> PAGEREF _Toc229502355 \h </w:instrText>
+            </w:r>
+            <w:r>
+              <w:rPr>
+                <w:noProof/>
+                <w:webHidden/>
+              </w:rPr>
+            </w:r>
+            <w:r>
+              <w:rPr>
+                <w:noProof/>
+                <w:webHidden/>
+              </w:rPr>
+              <w:fldChar w:fldCharType="separate"/>
+            </w:r>
+            <w:r>
+              <w:rPr>
+                <w:noProof/>
+                <w:webHidden/>
+              </w:rPr>
+              <w:t>11</w:t>
+            </w:r>
+            <w:r>
+              <w:rPr>
+                <w:noProof/>
+                <w:webHidden/>
+              </w:rPr>
+              <w:fldChar w:fldCharType="end"/>
+            </w:r>
+          </w:hyperlink>
+        </w:p>
+        <w:p>
+          <w:pPr>
+            <w:pStyle w:val="TOC3"/>
+            <w:tabs>
+              <w:tab w:val="left" w:pos="1320"/>
+              <w:tab w:val="right" w:leader="dot" w:pos="9016"/>
+            </w:tabs>
+            <w:rPr>
+              <w:rFonts w:eastAsiaTheme="minorEastAsia"/>
+              <w:noProof/>
+              <w:lang w:eastAsia="en-AU"/>
+            </w:rPr>
+          </w:pPr>
+          <w:hyperlink w:anchor="_Toc229502356" w:history="1">
+            <w:r>
+              <w:rPr>
+                <w:rStyle w:val="Hyperlink"/>
+                <w:noProof/>
+              </w:rPr>
+              <w:t>5.1.3</w:t>
+            </w:r>
+            <w:r>
+              <w:rPr>
+                <w:rFonts w:eastAsiaTheme="minorEastAsia"/>
+                <w:noProof/>
+                <w:lang w:eastAsia="en-AU"/>
+              </w:rPr>
+              <w:tab/>
+            </w:r>
+            <w:r>
+              <w:rPr>
+                <w:rStyle w:val="Hyperlink"/>
+                <w:noProof/>
+              </w:rPr>
+              <w:t>.ShowUserFormCode() Method</w:t>
+            </w:r>
+            <w:r>
+              <w:rPr>
+                <w:noProof/>
+                <w:webHidden/>
+              </w:rPr>
+              <w:tab/>
+            </w:r>
+            <w:r>
+              <w:rPr>
+                <w:noProof/>
+                <w:webHidden/>
+              </w:rPr>
+              <w:fldChar w:fldCharType="begin"/>
+            </w:r>
+            <w:r>
+              <w:rPr>
+                <w:noProof/>
+                <w:webHidden/>
+              </w:rPr>
+              <w:instrText xml:space="preserve"> PAGEREF _Toc229502356 \h </w:instrText>
+            </w:r>
+            <w:r>
+              <w:rPr>
+                <w:noProof/>
+                <w:webHidden/>
+              </w:rPr>
+            </w:r>
+            <w:r>
+              <w:rPr>
+                <w:noProof/>
+                <w:webHidden/>
+              </w:rPr>
+              <w:fldChar w:fldCharType="separate"/>
+            </w:r>
+            <w:r>
+              <w:rPr>
+                <w:noProof/>
+                <w:webHidden/>
+              </w:rPr>
+              <w:t>12</w:t>
+            </w:r>
+            <w:r>
+              <w:rPr>
+                <w:noProof/>
+                <w:webHidden/>
+              </w:rPr>
+              <w:fldChar w:fldCharType="end"/>
+            </w:r>
+          </w:hyperlink>
+        </w:p>
+        <w:p>
+          <w:pPr>
+            <w:pStyle w:val="TOC3"/>
+            <w:tabs>
+              <w:tab w:val="left" w:pos="1320"/>
+              <w:tab w:val="right" w:leader="dot" w:pos="9016"/>
+            </w:tabs>
+            <w:rPr>
+              <w:rFonts w:eastAsiaTheme="minorEastAsia"/>
+              <w:noProof/>
+              <w:lang w:eastAsia="en-AU"/>
+            </w:rPr>
+          </w:pPr>
+          <w:hyperlink w:anchor="_Toc229502357" w:history="1">
+            <w:r>
+              <w:rPr>
+                <w:rStyle w:val="Hyperlink"/>
+                <w:noProof/>
+              </w:rPr>
+              <w:t>5.1.4</w:t>
+            </w:r>
+            <w:r>
+              <w:rPr>
+                <w:rFonts w:eastAsiaTheme="minorEastAsia"/>
+                <w:noProof/>
+                <w:lang w:eastAsia="en-AU"/>
+              </w:rPr>
+              <w:tab/>
+            </w:r>
+            <w:r>
+              <w:rPr>
+                <w:rStyle w:val="Hyperlink"/>
+                <w:noProof/>
+              </w:rPr>
+              <w:t>.ExcelGreen Property</w:t>
+            </w:r>
+            <w:r>
+              <w:rPr>
+                <w:noProof/>
+                <w:webHidden/>
+              </w:rPr>
+              <w:tab/>
+            </w:r>
+            <w:r>
+              <w:rPr>
+                <w:noProof/>
+                <w:webHidden/>
+              </w:rPr>
+              <w:fldChar w:fldCharType="begin"/>
+            </w:r>
+            <w:r>
+              <w:rPr>
+                <w:noProof/>
+                <w:webHidden/>
+              </w:rPr>
+              <w:instrText xml:space="preserve"> PAGEREF _Toc229502357 \h </w:instrText>
+            </w:r>
+            <w:r>
+              <w:rPr>
+                <w:noProof/>
+                <w:webHidden/>
+              </w:rPr>
+            </w:r>
+            <w:r>
+              <w:rPr>
+                <w:noProof/>
+                <w:webHidden/>
+              </w:rPr>
+              <w:fldChar w:fldCharType="separate"/>
+            </w:r>
+            <w:r>
+              <w:rPr>
+                <w:noProof/>
+                <w:webHidden/>
+              </w:rPr>
+              <w:t>12</w:t>
+            </w:r>
+            <w:r>
+              <w:rPr>
+                <w:noProof/>
+                <w:webHidden/>
+              </w:rPr>
+              <w:fldChar w:fldCharType="end"/>
+            </w:r>
+          </w:hyperlink>
+        </w:p>
+        <w:p>
+          <w:pPr>
+            <w:pStyle w:val="TOC3"/>
+            <w:tabs>
+              <w:tab w:val="left" w:pos="1320"/>
+              <w:tab w:val="right" w:leader="dot" w:pos="9016"/>
+            </w:tabs>
+            <w:rPr>
+              <w:rFonts w:eastAsiaTheme="minorEastAsia"/>
+              <w:noProof/>
+              <w:lang w:eastAsia="en-AU"/>
+            </w:rPr>
+          </w:pPr>
+          <w:hyperlink w:anchor="_Toc229502358" w:history="1">
+            <w:r>
+              <w:rPr>
+                <w:rStyle w:val="Hyperlink"/>
+                <w:noProof/>
+              </w:rPr>
+              <w:t>5.1.5</w:t>
+            </w:r>
+            <w:r>
+              <w:rPr>
+                <w:rFonts w:eastAsiaTheme="minorEastAsia"/>
+                <w:noProof/>
+                <w:lang w:eastAsia="en-AU"/>
+              </w:rPr>
+              <w:tab/>
+            </w:r>
+            <w:r>
+              <w:rPr>
+                <w:rStyle w:val="Hyperlink"/>
+                <w:noProof/>
+              </w:rPr>
+              <w:t>.Trace Property</w:t>
+            </w:r>
+            <w:r>
+              <w:rPr>
+                <w:noProof/>
+                <w:webHidden/>
+              </w:rPr>
+              <w:tab/>
+            </w:r>
+            <w:r>
+              <w:rPr>
+                <w:noProof/>
+                <w:webHidden/>
+              </w:rPr>
+              <w:fldChar w:fldCharType="begin"/>
+            </w:r>
+            <w:r>
+              <w:rPr>
+                <w:noProof/>
+                <w:webHidden/>
+              </w:rPr>
+              <w:instrText xml:space="preserve"> PAGEREF _Toc229502358 \h </w:instrText>
+            </w:r>
+            <w:r>
+              <w:rPr>
+                <w:noProof/>
+                <w:webHidden/>
+              </w:rPr>
+            </w:r>
+            <w:r>
+              <w:rPr>
+                <w:noProof/>
+                <w:webHidden/>
+              </w:rPr>
+              <w:fldChar w:fldCharType="separate"/>
+            </w:r>
+            <w:r>
+              <w:rPr>
+                <w:noProof/>
+                <w:webHidden/>
+              </w:rPr>
+              <w:t>13</w:t>
+            </w:r>
+            <w:r>
+              <w:rPr>
+                <w:noProof/>
+                <w:webHidden/>
+              </w:rPr>
+              <w:fldChar w:fldCharType="end"/>
+            </w:r>
+          </w:hyperlink>
+        </w:p>
+        <w:p>
+          <w:pPr>
+            <w:pStyle w:val="TOC2"/>
+            <w:tabs>
+              <w:tab w:val="left" w:pos="880"/>
+              <w:tab w:val="right" w:leader="dot" w:pos="9016"/>
+            </w:tabs>
+            <w:rPr>
+              <w:rFonts w:eastAsiaTheme="minorEastAsia"/>
+              <w:noProof/>
+              <w:lang w:eastAsia="en-AU"/>
+            </w:rPr>
+          </w:pPr>
+          <w:hyperlink w:anchor="_Toc229502359" w:history="1">
             <w:r>
               <w:rPr>
                 <w:rStyle w:val="Hyperlink"/>
                 <w:rFonts w:ascii="Segoe UI" w:hAnsi="Segoe UI" w:cs="Segoe UI"/>
                 <w:noProof/>
               </w:rPr>
-              <w:t>1.2.2</w:t>
+              <w:t>5.2</w:t>
             </w:r>
             <w:r>
               <w:rPr>
@@ -651,7 +2049,7 @@
                 <w:rFonts w:ascii="Segoe UI" w:hAnsi="Segoe UI" w:cs="Segoe UI"/>
                 <w:noProof/>
               </w:rPr>
-              <w:t>Important: Unblocking the Add-in</w:t>
+              <w:t>Class CustomButton</w:t>
             </w:r>
             <w:r>
               <w:rPr>
@@ -672,7 +2070,7 @@
                 <w:noProof/>
                 <w:webHidden/>
               </w:rPr>
-              <w:instrText xml:space="preserve"> PAGEREF _Toc229488307 \h </w:instrText>
+              <w:instrText xml:space="preserve"> PAGEREF _Toc229502359 \h </w:instrText>
             </w:r>
             <w:r>
               <w:rPr>
@@ -692,7 +2090,351 @@
                 <w:noProof/>
                 <w:webHidden/>
               </w:rPr>
-              <w:t>5</w:t>
+              <w:t>14</w:t>
+            </w:r>
+            <w:r>
+              <w:rPr>
+                <w:noProof/>
+                <w:webHidden/>
+              </w:rPr>
+              <w:fldChar w:fldCharType="end"/>
+            </w:r>
+          </w:hyperlink>
+        </w:p>
+        <w:p>
+          <w:pPr>
+            <w:pStyle w:val="TOC3"/>
+            <w:tabs>
+              <w:tab w:val="left" w:pos="1320"/>
+              <w:tab w:val="right" w:leader="dot" w:pos="9016"/>
+            </w:tabs>
+            <w:rPr>
+              <w:rFonts w:eastAsiaTheme="minorEastAsia"/>
+              <w:noProof/>
+              <w:lang w:eastAsia="en-AU"/>
+            </w:rPr>
+          </w:pPr>
+          <w:hyperlink w:anchor="_Toc229502360" w:history="1">
+            <w:r>
+              <w:rPr>
+                <w:rStyle w:val="Hyperlink"/>
+                <w:noProof/>
+              </w:rPr>
+              <w:t>5.2.1</w:t>
+            </w:r>
+            <w:r>
+              <w:rPr>
+                <w:rFonts w:eastAsiaTheme="minorEastAsia"/>
+                <w:noProof/>
+                <w:lang w:eastAsia="en-AU"/>
+              </w:rPr>
+              <w:tab/>
+            </w:r>
+            <w:r>
+              <w:rPr>
+                <w:rStyle w:val="Hyperlink"/>
+                <w:noProof/>
+              </w:rPr>
+              <w:t>Event Support</w:t>
+            </w:r>
+            <w:r>
+              <w:rPr>
+                <w:noProof/>
+                <w:webHidden/>
+              </w:rPr>
+              <w:tab/>
+            </w:r>
+            <w:r>
+              <w:rPr>
+                <w:noProof/>
+                <w:webHidden/>
+              </w:rPr>
+              <w:fldChar w:fldCharType="begin"/>
+            </w:r>
+            <w:r>
+              <w:rPr>
+                <w:noProof/>
+                <w:webHidden/>
+              </w:rPr>
+              <w:instrText xml:space="preserve"> PAGEREF _Toc229502360 \h </w:instrText>
+            </w:r>
+            <w:r>
+              <w:rPr>
+                <w:noProof/>
+                <w:webHidden/>
+              </w:rPr>
+            </w:r>
+            <w:r>
+              <w:rPr>
+                <w:noProof/>
+                <w:webHidden/>
+              </w:rPr>
+              <w:fldChar w:fldCharType="separate"/>
+            </w:r>
+            <w:r>
+              <w:rPr>
+                <w:noProof/>
+                <w:webHidden/>
+              </w:rPr>
+              <w:t>14</w:t>
+            </w:r>
+            <w:r>
+              <w:rPr>
+                <w:noProof/>
+                <w:webHidden/>
+              </w:rPr>
+              <w:fldChar w:fldCharType="end"/>
+            </w:r>
+          </w:hyperlink>
+        </w:p>
+        <w:p>
+          <w:pPr>
+            <w:pStyle w:val="TOC3"/>
+            <w:tabs>
+              <w:tab w:val="left" w:pos="1320"/>
+              <w:tab w:val="right" w:leader="dot" w:pos="9016"/>
+            </w:tabs>
+            <w:rPr>
+              <w:rFonts w:eastAsiaTheme="minorEastAsia"/>
+              <w:noProof/>
+              <w:lang w:eastAsia="en-AU"/>
+            </w:rPr>
+          </w:pPr>
+          <w:hyperlink w:anchor="_Toc229502361" w:history="1">
+            <w:r>
+              <w:rPr>
+                <w:rStyle w:val="Hyperlink"/>
+                <w:noProof/>
+              </w:rPr>
+              <w:t>5.2.2</w:t>
+            </w:r>
+            <w:r>
+              <w:rPr>
+                <w:rFonts w:eastAsiaTheme="minorEastAsia"/>
+                <w:noProof/>
+                <w:lang w:eastAsia="en-AU"/>
+              </w:rPr>
+              <w:tab/>
+            </w:r>
+            <w:r>
+              <w:rPr>
+                <w:rStyle w:val="Hyperlink"/>
+                <w:noProof/>
+              </w:rPr>
+              <w:t>Methods</w:t>
+            </w:r>
+            <w:r>
+              <w:rPr>
+                <w:noProof/>
+                <w:webHidden/>
+              </w:rPr>
+              <w:tab/>
+            </w:r>
+            <w:r>
+              <w:rPr>
+                <w:noProof/>
+                <w:webHidden/>
+              </w:rPr>
+              <w:fldChar w:fldCharType="begin"/>
+            </w:r>
+            <w:r>
+              <w:rPr>
+                <w:noProof/>
+                <w:webHidden/>
+              </w:rPr>
+              <w:instrText xml:space="preserve"> PAGEREF _Toc229502361 \h </w:instrText>
+            </w:r>
+            <w:r>
+              <w:rPr>
+                <w:noProof/>
+                <w:webHidden/>
+              </w:rPr>
+            </w:r>
+            <w:r>
+              <w:rPr>
+                <w:noProof/>
+                <w:webHidden/>
+              </w:rPr>
+              <w:fldChar w:fldCharType="separate"/>
+            </w:r>
+            <w:r>
+              <w:rPr>
+                <w:noProof/>
+                <w:webHidden/>
+              </w:rPr>
+              <w:t>14</w:t>
+            </w:r>
+            <w:r>
+              <w:rPr>
+                <w:noProof/>
+                <w:webHidden/>
+              </w:rPr>
+              <w:fldChar w:fldCharType="end"/>
+            </w:r>
+          </w:hyperlink>
+        </w:p>
+        <w:p>
+          <w:pPr>
+            <w:pStyle w:val="TOC3"/>
+            <w:tabs>
+              <w:tab w:val="left" w:pos="1320"/>
+              <w:tab w:val="right" w:leader="dot" w:pos="9016"/>
+            </w:tabs>
+            <w:rPr>
+              <w:rFonts w:eastAsiaTheme="minorEastAsia"/>
+              <w:noProof/>
+              <w:lang w:eastAsia="en-AU"/>
+            </w:rPr>
+          </w:pPr>
+          <w:hyperlink w:anchor="_Toc229502362" w:history="1">
+            <w:r>
+              <w:rPr>
+                <w:rStyle w:val="Hyperlink"/>
+                <w:noProof/>
+              </w:rPr>
+              <w:t>5.2.3</w:t>
+            </w:r>
+            <w:r>
+              <w:rPr>
+                <w:rFonts w:eastAsiaTheme="minorEastAsia"/>
+                <w:noProof/>
+                <w:lang w:eastAsia="en-AU"/>
+              </w:rPr>
+              <w:tab/>
+            </w:r>
+            <w:r>
+              <w:rPr>
+                <w:rStyle w:val="Hyperlink"/>
+                <w:noProof/>
+              </w:rPr>
+              <w:t>Properties</w:t>
+            </w:r>
+            <w:r>
+              <w:rPr>
+                <w:noProof/>
+                <w:webHidden/>
+              </w:rPr>
+              <w:tab/>
+            </w:r>
+            <w:r>
+              <w:rPr>
+                <w:noProof/>
+                <w:webHidden/>
+              </w:rPr>
+              <w:fldChar w:fldCharType="begin"/>
+            </w:r>
+            <w:r>
+              <w:rPr>
+                <w:noProof/>
+                <w:webHidden/>
+              </w:rPr>
+              <w:instrText xml:space="preserve"> PAGEREF _Toc229502362 \h </w:instrText>
+            </w:r>
+            <w:r>
+              <w:rPr>
+                <w:noProof/>
+                <w:webHidden/>
+              </w:rPr>
+            </w:r>
+            <w:r>
+              <w:rPr>
+                <w:noProof/>
+                <w:webHidden/>
+              </w:rPr>
+              <w:fldChar w:fldCharType="separate"/>
+            </w:r>
+            <w:r>
+              <w:rPr>
+                <w:noProof/>
+                <w:webHidden/>
+              </w:rPr>
+              <w:t>14</w:t>
+            </w:r>
+            <w:r>
+              <w:rPr>
+                <w:noProof/>
+                <w:webHidden/>
+              </w:rPr>
+              <w:fldChar w:fldCharType="end"/>
+            </w:r>
+          </w:hyperlink>
+        </w:p>
+        <w:p>
+          <w:pPr>
+            <w:pStyle w:val="TOC3"/>
+            <w:tabs>
+              <w:tab w:val="left" w:pos="1320"/>
+              <w:tab w:val="right" w:leader="dot" w:pos="9016"/>
+            </w:tabs>
+            <w:rPr>
+              <w:rFonts w:eastAsiaTheme="minorEastAsia"/>
+              <w:noProof/>
+              <w:lang w:eastAsia="en-AU"/>
+            </w:rPr>
+          </w:pPr>
+          <w:hyperlink w:anchor="_Toc229502363" w:history="1">
+            <w:r>
+              <w:rPr>
+                <w:rStyle w:val="Hyperlink"/>
+                <w:noProof/>
+              </w:rPr>
+              <w:t>5.2.4</w:t>
+            </w:r>
+            <w:r>
+              <w:rPr>
+                <w:rFonts w:eastAsiaTheme="minorEastAsia"/>
+                <w:noProof/>
+                <w:lang w:eastAsia="en-AU"/>
+              </w:rPr>
+              <w:tab/>
+            </w:r>
+            <w:r>
+              <w:rPr>
+                <w:rStyle w:val="Hyperlink"/>
+                <w:noProof/>
+              </w:rPr>
+              <w:t>Style &amp; Color Properties</w:t>
+            </w:r>
+            <w:r>
+              <w:rPr>
+                <w:noProof/>
+                <w:webHidden/>
+              </w:rPr>
+              <w:tab/>
+            </w:r>
+            <w:r>
+              <w:rPr>
+                <w:noProof/>
+                <w:webHidden/>
+              </w:rPr>
+              <w:fldChar w:fldCharType="begin"/>
+            </w:r>
+            <w:r>
+              <w:rPr>
+                <w:noProof/>
+                <w:webHidden/>
+              </w:rPr>
+              <w:instrText xml:space="preserve"> PAGEREF _Toc229502363 \h </w:instrText>
+            </w:r>
+            <w:r>
+              <w:rPr>
+                <w:noProof/>
+                <w:webHidden/>
+              </w:rPr>
+            </w:r>
+            <w:r>
+              <w:rPr>
+                <w:noProof/>
+                <w:webHidden/>
+              </w:rPr>
+              <w:fldChar w:fldCharType="separate"/>
+            </w:r>
+            <w:r>
+              <w:rPr>
+                <w:noProof/>
+                <w:webHidden/>
+              </w:rPr>
+              <w:t>15</w:t>
             </w:r>
             <w:r>
               <w:rPr>
@@ -716,14 +2458,14 @@
               <w:lang w:eastAsia="en-AU"/>
             </w:rPr>
           </w:pPr>
-          <w:hyperlink w:anchor="_Toc229488308" w:history="1">
+          <w:hyperlink w:anchor="_Toc229502364" w:history="1">
             <w:r>
               <w:rPr>
                 <w:rStyle w:val="Hyperlink"/>
                 <w:rFonts w:ascii="Segoe UI" w:hAnsi="Segoe UI" w:cs="Segoe UI"/>
                 <w:noProof/>
               </w:rPr>
-              <w:t>2</w:t>
+              <w:t>6</w:t>
             </w:r>
             <w:r>
               <w:rPr>
@@ -739,7 +2481,7 @@
                 <w:rFonts w:ascii="Segoe UI" w:hAnsi="Segoe UI" w:cs="Segoe UI"/>
                 <w:noProof/>
               </w:rPr>
-              <w:t>Working with CustomButton</w:t>
+              <w:t>Current Limitations of CustomButton</w:t>
             </w:r>
             <w:r>
               <w:rPr>
@@ -760,7 +2502,7 @@
                 <w:noProof/>
                 <w:webHidden/>
               </w:rPr>
-              <w:instrText xml:space="preserve"> PAGEREF _Toc229488308 \h </w:instrText>
+              <w:instrText xml:space="preserve"> PAGEREF _Toc229502364 \h </w:instrText>
             </w:r>
             <w:r>
               <w:rPr>
@@ -780,7 +2522,7 @@
                 <w:noProof/>
                 <w:webHidden/>
               </w:rPr>
-              <w:t>6</w:t>
+              <w:t>16</w:t>
             </w:r>
             <w:r>
               <w:rPr>
@@ -804,14 +2546,13 @@
               <w:lang w:eastAsia="en-AU"/>
             </w:rPr>
           </w:pPr>
-          <w:hyperlink w:anchor="_Toc229488309" w:history="1">
+          <w:hyperlink w:anchor="_Toc229502365" w:history="1">
             <w:r>
               <w:rPr>
                 <w:rStyle w:val="Hyperlink"/>
-                <w:rFonts w:ascii="Segoe UI" w:hAnsi="Segoe UI" w:cs="Segoe UI"/>
                 <w:noProof/>
               </w:rPr>
-              <w:t>2.1</w:t>
+              <w:t>6.1</w:t>
             </w:r>
             <w:r>
               <w:rPr>
@@ -824,10 +2565,9 @@
             <w:r>
               <w:rPr>
                 <w:rStyle w:val="Hyperlink"/>
-                <w:rFonts w:ascii="Segoe UI" w:hAnsi="Segoe UI" w:cs="Segoe UI"/>
                 <w:noProof/>
               </w:rPr>
-              <w:t>Referencing CustomButton in VBA</w:t>
+              <w:t>Windows 11 Visual Parity</w:t>
             </w:r>
             <w:r>
               <w:rPr>
@@ -848,7 +2588,7 @@
                 <w:noProof/>
                 <w:webHidden/>
               </w:rPr>
-              <w:instrText xml:space="preserve"> PAGEREF _Toc229488309 \h </w:instrText>
+              <w:instrText xml:space="preserve"> PAGEREF _Toc229502365 \h </w:instrText>
             </w:r>
             <w:r>
               <w:rPr>
@@ -868,7 +2608,93 @@
                 <w:noProof/>
                 <w:webHidden/>
               </w:rPr>
-              <w:t>6</w:t>
+              <w:t>16</w:t>
+            </w:r>
+            <w:r>
+              <w:rPr>
+                <w:noProof/>
+                <w:webHidden/>
+              </w:rPr>
+              <w:fldChar w:fldCharType="end"/>
+            </w:r>
+          </w:hyperlink>
+        </w:p>
+        <w:p>
+          <w:pPr>
+            <w:pStyle w:val="TOC2"/>
+            <w:tabs>
+              <w:tab w:val="left" w:pos="880"/>
+              <w:tab w:val="right" w:leader="dot" w:pos="9016"/>
+            </w:tabs>
+            <w:rPr>
+              <w:rFonts w:eastAsiaTheme="minorEastAsia"/>
+              <w:noProof/>
+              <w:lang w:eastAsia="en-AU"/>
+            </w:rPr>
+          </w:pPr>
+          <w:hyperlink w:anchor="_Toc229502366" w:history="1">
+            <w:r>
+              <w:rPr>
+                <w:rStyle w:val="Hyperlink"/>
+                <w:noProof/>
+              </w:rPr>
+              <w:t>6.2</w:t>
+            </w:r>
+            <w:r>
+              <w:rPr>
+                <w:rFonts w:eastAsiaTheme="minorEastAsia"/>
+                <w:noProof/>
+                <w:lang w:eastAsia="en-AU"/>
+              </w:rPr>
+              <w:tab/>
+            </w:r>
+            <w:r>
+              <w:rPr>
+                <w:rStyle w:val="Hyperlink"/>
+                <w:noProof/>
+              </w:rPr>
+              <w:t>Future Property Roadmap</w:t>
+            </w:r>
+            <w:r>
+              <w:rPr>
+                <w:noProof/>
+                <w:webHidden/>
+              </w:rPr>
+              <w:tab/>
+            </w:r>
+            <w:r>
+              <w:rPr>
+                <w:noProof/>
+                <w:webHidden/>
+              </w:rPr>
+              <w:fldChar w:fldCharType="begin"/>
+            </w:r>
+            <w:r>
+              <w:rPr>
+                <w:noProof/>
+                <w:webHidden/>
+              </w:rPr>
+              <w:instrText xml:space="preserve"> PAGEREF _Toc229502366 \h </w:instrText>
+            </w:r>
+            <w:r>
+              <w:rPr>
+                <w:noProof/>
+                <w:webHidden/>
+              </w:rPr>
+            </w:r>
+            <w:r>
+              <w:rPr>
+                <w:noProof/>
+                <w:webHidden/>
+              </w:rPr>
+              <w:fldChar w:fldCharType="separate"/>
+            </w:r>
+            <w:r>
+              <w:rPr>
+                <w:noProof/>
+                <w:webHidden/>
+              </w:rPr>
+              <w:t>17</w:t>
             </w:r>
             <w:r>
               <w:rPr>
@@ -892,14 +2718,14 @@
               <w:lang w:eastAsia="en-AU"/>
             </w:rPr>
           </w:pPr>
-          <w:hyperlink w:anchor="_Toc229488310" w:history="1">
+          <w:hyperlink w:anchor="_Toc229502367" w:history="1">
             <w:r>
               <w:rPr>
                 <w:rStyle w:val="Hyperlink"/>
                 <w:rFonts w:ascii="Segoe UI" w:hAnsi="Segoe UI" w:cs="Segoe UI"/>
                 <w:noProof/>
               </w:rPr>
-              <w:t>3</w:t>
+              <w:t>7</w:t>
             </w:r>
             <w:r>
               <w:rPr>
@@ -915,7 +2741,7 @@
                 <w:rFonts w:ascii="Segoe UI" w:hAnsi="Segoe UI" w:cs="Segoe UI"/>
                 <w:noProof/>
               </w:rPr>
-              <w:t>CustomButtons “Quick Start” Guide</w:t>
+              <w:t>Conclusion</w:t>
             </w:r>
             <w:r>
               <w:rPr>
@@ -936,1833 +2762,7 @@
                 <w:noProof/>
                 <w:webHidden/>
               </w:rPr>
-              <w:instrText xml:space="preserve"> PAGEREF _Toc229488310 \h </w:instrText>
-            </w:r>
-            <w:r>
-              <w:rPr>
-                <w:noProof/>
-                <w:webHidden/>
-              </w:rPr>
-            </w:r>
-            <w:r>
-              <w:rPr>
-                <w:noProof/>
-                <w:webHidden/>
-              </w:rPr>
-              <w:fldChar w:fldCharType="separate"/>
-            </w:r>
-            <w:r>
-              <w:rPr>
-                <w:noProof/>
-                <w:webHidden/>
-              </w:rPr>
-              <w:t>7</w:t>
-            </w:r>
-            <w:r>
-              <w:rPr>
-                <w:noProof/>
-                <w:webHidden/>
-              </w:rPr>
-              <w:fldChar w:fldCharType="end"/>
-            </w:r>
-          </w:hyperlink>
-        </w:p>
-        <w:p>
-          <w:pPr>
-            <w:pStyle w:val="TOC2"/>
-            <w:tabs>
-              <w:tab w:val="left" w:pos="880"/>
-              <w:tab w:val="right" w:leader="dot" w:pos="9016"/>
-            </w:tabs>
-            <w:rPr>
-              <w:rFonts w:eastAsiaTheme="minorEastAsia"/>
-              <w:noProof/>
-              <w:lang w:eastAsia="en-AU"/>
-            </w:rPr>
-          </w:pPr>
-          <w:hyperlink w:anchor="_Toc229488311" w:history="1">
-            <w:r>
-              <w:rPr>
-                <w:rStyle w:val="Hyperlink"/>
-                <w:rFonts w:ascii="Segoe UI" w:hAnsi="Segoe UI" w:cs="Segoe UI"/>
-                <w:noProof/>
-              </w:rPr>
-              <w:t>3.1</w:t>
-            </w:r>
-            <w:r>
-              <w:rPr>
-                <w:rFonts w:eastAsiaTheme="minorEastAsia"/>
-                <w:noProof/>
-                <w:lang w:eastAsia="en-AU"/>
-              </w:rPr>
-              <w:tab/>
-            </w:r>
-            <w:r>
-              <w:rPr>
-                <w:rStyle w:val="Hyperlink"/>
-                <w:rFonts w:ascii="Segoe UI" w:hAnsi="Segoe UI" w:cs="Segoe UI"/>
-                <w:noProof/>
-              </w:rPr>
-              <w:t>ShowUserFormCode() Function</w:t>
-            </w:r>
-            <w:r>
-              <w:rPr>
-                <w:noProof/>
-                <w:webHidden/>
-              </w:rPr>
-              <w:tab/>
-            </w:r>
-            <w:r>
-              <w:rPr>
-                <w:noProof/>
-                <w:webHidden/>
-              </w:rPr>
-              <w:fldChar w:fldCharType="begin"/>
-            </w:r>
-            <w:r>
-              <w:rPr>
-                <w:noProof/>
-                <w:webHidden/>
-              </w:rPr>
-              <w:instrText xml:space="preserve"> PAGEREF _Toc229488311 \h </w:instrText>
-            </w:r>
-            <w:r>
-              <w:rPr>
-                <w:noProof/>
-                <w:webHidden/>
-              </w:rPr>
-            </w:r>
-            <w:r>
-              <w:rPr>
-                <w:noProof/>
-                <w:webHidden/>
-              </w:rPr>
-              <w:fldChar w:fldCharType="separate"/>
-            </w:r>
-            <w:r>
-              <w:rPr>
-                <w:noProof/>
-                <w:webHidden/>
-              </w:rPr>
-              <w:t>7</w:t>
-            </w:r>
-            <w:r>
-              <w:rPr>
-                <w:noProof/>
-                <w:webHidden/>
-              </w:rPr>
-              <w:fldChar w:fldCharType="end"/>
-            </w:r>
-          </w:hyperlink>
-        </w:p>
-        <w:p>
-          <w:pPr>
-            <w:pStyle w:val="TOC2"/>
-            <w:tabs>
-              <w:tab w:val="left" w:pos="880"/>
-              <w:tab w:val="right" w:leader="dot" w:pos="9016"/>
-            </w:tabs>
-            <w:rPr>
-              <w:rFonts w:eastAsiaTheme="minorEastAsia"/>
-              <w:noProof/>
-              <w:lang w:eastAsia="en-AU"/>
-            </w:rPr>
-          </w:pPr>
-          <w:hyperlink w:anchor="_Toc229488312" w:history="1">
-            <w:r>
-              <w:rPr>
-                <w:rStyle w:val="Hyperlink"/>
-                <w:rFonts w:ascii="Segoe UI" w:hAnsi="Segoe UI" w:cs="Segoe UI"/>
-                <w:noProof/>
-              </w:rPr>
-              <w:t>3.2</w:t>
-            </w:r>
-            <w:r>
-              <w:rPr>
-                <w:rFonts w:eastAsiaTheme="minorEastAsia"/>
-                <w:noProof/>
-                <w:lang w:eastAsia="en-AU"/>
-              </w:rPr>
-              <w:tab/>
-            </w:r>
-            <w:r>
-              <w:rPr>
-                <w:rStyle w:val="Hyperlink"/>
-                <w:rFonts w:ascii="Segoe UI" w:hAnsi="Segoe UI" w:cs="Segoe UI"/>
-                <w:noProof/>
-              </w:rPr>
-              <w:t>Deleting the Legacy CommandButtons</w:t>
-            </w:r>
-            <w:r>
-              <w:rPr>
-                <w:noProof/>
-                <w:webHidden/>
-              </w:rPr>
-              <w:tab/>
-            </w:r>
-            <w:r>
-              <w:rPr>
-                <w:noProof/>
-                <w:webHidden/>
-              </w:rPr>
-              <w:fldChar w:fldCharType="begin"/>
-            </w:r>
-            <w:r>
-              <w:rPr>
-                <w:noProof/>
-                <w:webHidden/>
-              </w:rPr>
-              <w:instrText xml:space="preserve"> PAGEREF _Toc229488312 \h </w:instrText>
-            </w:r>
-            <w:r>
-              <w:rPr>
-                <w:noProof/>
-                <w:webHidden/>
-              </w:rPr>
-            </w:r>
-            <w:r>
-              <w:rPr>
-                <w:noProof/>
-                <w:webHidden/>
-              </w:rPr>
-              <w:fldChar w:fldCharType="separate"/>
-            </w:r>
-            <w:r>
-              <w:rPr>
-                <w:noProof/>
-                <w:webHidden/>
-              </w:rPr>
-              <w:t>8</w:t>
-            </w:r>
-            <w:r>
-              <w:rPr>
-                <w:noProof/>
-                <w:webHidden/>
-              </w:rPr>
-              <w:fldChar w:fldCharType="end"/>
-            </w:r>
-          </w:hyperlink>
-        </w:p>
-        <w:p>
-          <w:pPr>
-            <w:pStyle w:val="TOC2"/>
-            <w:tabs>
-              <w:tab w:val="left" w:pos="880"/>
-              <w:tab w:val="right" w:leader="dot" w:pos="9016"/>
-            </w:tabs>
-            <w:rPr>
-              <w:rFonts w:eastAsiaTheme="minorEastAsia"/>
-              <w:noProof/>
-              <w:lang w:eastAsia="en-AU"/>
-            </w:rPr>
-          </w:pPr>
-          <w:hyperlink w:anchor="_Toc229488313" w:history="1">
-            <w:r>
-              <w:rPr>
-                <w:rStyle w:val="Hyperlink"/>
-                <w:rFonts w:ascii="Segoe UI" w:hAnsi="Segoe UI" w:cs="Segoe UI"/>
-                <w:noProof/>
-              </w:rPr>
-              <w:t>3.3</w:t>
-            </w:r>
-            <w:r>
-              <w:rPr>
-                <w:rFonts w:eastAsiaTheme="minorEastAsia"/>
-                <w:noProof/>
-                <w:lang w:eastAsia="en-AU"/>
-              </w:rPr>
-              <w:tab/>
-            </w:r>
-            <w:r>
-              <w:rPr>
-                <w:rStyle w:val="Hyperlink"/>
-                <w:rFonts w:ascii="Segoe UI" w:hAnsi="Segoe UI" w:cs="Segoe UI"/>
-                <w:noProof/>
-              </w:rPr>
-              <w:t>_Entry and _Exit Events</w:t>
-            </w:r>
-            <w:r>
-              <w:rPr>
-                <w:noProof/>
-                <w:webHidden/>
-              </w:rPr>
-              <w:tab/>
-            </w:r>
-            <w:r>
-              <w:rPr>
-                <w:noProof/>
-                <w:webHidden/>
-              </w:rPr>
-              <w:fldChar w:fldCharType="begin"/>
-            </w:r>
-            <w:r>
-              <w:rPr>
-                <w:noProof/>
-                <w:webHidden/>
-              </w:rPr>
-              <w:instrText xml:space="preserve"> PAGEREF _Toc229488313 \h </w:instrText>
-            </w:r>
-            <w:r>
-              <w:rPr>
-                <w:noProof/>
-                <w:webHidden/>
-              </w:rPr>
-            </w:r>
-            <w:r>
-              <w:rPr>
-                <w:noProof/>
-                <w:webHidden/>
-              </w:rPr>
-              <w:fldChar w:fldCharType="separate"/>
-            </w:r>
-            <w:r>
-              <w:rPr>
-                <w:noProof/>
-                <w:webHidden/>
-              </w:rPr>
-              <w:t>8</w:t>
-            </w:r>
-            <w:r>
-              <w:rPr>
-                <w:noProof/>
-                <w:webHidden/>
-              </w:rPr>
-              <w:fldChar w:fldCharType="end"/>
-            </w:r>
-          </w:hyperlink>
-        </w:p>
-        <w:p>
-          <w:pPr>
-            <w:pStyle w:val="TOC2"/>
-            <w:tabs>
-              <w:tab w:val="left" w:pos="880"/>
-              <w:tab w:val="right" w:leader="dot" w:pos="9016"/>
-            </w:tabs>
-            <w:rPr>
-              <w:rFonts w:eastAsiaTheme="minorEastAsia"/>
-              <w:noProof/>
-              <w:lang w:eastAsia="en-AU"/>
-            </w:rPr>
-          </w:pPr>
-          <w:hyperlink w:anchor="_Toc229488314" w:history="1">
-            <w:r>
-              <w:rPr>
-                <w:rStyle w:val="Hyperlink"/>
-                <w:rFonts w:ascii="Segoe UI" w:hAnsi="Segoe UI" w:cs="Segoe UI"/>
-                <w:noProof/>
-              </w:rPr>
-              <w:t>3.4</w:t>
-            </w:r>
-            <w:r>
-              <w:rPr>
-                <w:rFonts w:eastAsiaTheme="minorEastAsia"/>
-                <w:noProof/>
-                <w:lang w:eastAsia="en-AU"/>
-              </w:rPr>
-              <w:tab/>
-            </w:r>
-            <w:r>
-              <w:rPr>
-                <w:rStyle w:val="Hyperlink"/>
-                <w:rFonts w:ascii="Segoe UI" w:hAnsi="Segoe UI" w:cs="Segoe UI"/>
-                <w:noProof/>
-              </w:rPr>
-              <w:t>FindWindow() Windows API</w:t>
-            </w:r>
-            <w:r>
-              <w:rPr>
-                <w:noProof/>
-                <w:webHidden/>
-              </w:rPr>
-              <w:tab/>
-            </w:r>
-            <w:r>
-              <w:rPr>
-                <w:noProof/>
-                <w:webHidden/>
-              </w:rPr>
-              <w:fldChar w:fldCharType="begin"/>
-            </w:r>
-            <w:r>
-              <w:rPr>
-                <w:noProof/>
-                <w:webHidden/>
-              </w:rPr>
-              <w:instrText xml:space="preserve"> PAGEREF _Toc229488314 \h </w:instrText>
-            </w:r>
-            <w:r>
-              <w:rPr>
-                <w:noProof/>
-                <w:webHidden/>
-              </w:rPr>
-            </w:r>
-            <w:r>
-              <w:rPr>
-                <w:noProof/>
-                <w:webHidden/>
-              </w:rPr>
-              <w:fldChar w:fldCharType="separate"/>
-            </w:r>
-            <w:r>
-              <w:rPr>
-                <w:noProof/>
-                <w:webHidden/>
-              </w:rPr>
-              <w:t>9</w:t>
-            </w:r>
-            <w:r>
-              <w:rPr>
-                <w:noProof/>
-                <w:webHidden/>
-              </w:rPr>
-              <w:fldChar w:fldCharType="end"/>
-            </w:r>
-          </w:hyperlink>
-        </w:p>
-        <w:p>
-          <w:pPr>
-            <w:pStyle w:val="TOC2"/>
-            <w:tabs>
-              <w:tab w:val="left" w:pos="880"/>
-              <w:tab w:val="right" w:leader="dot" w:pos="9016"/>
-            </w:tabs>
-            <w:rPr>
-              <w:rFonts w:eastAsiaTheme="minorEastAsia"/>
-              <w:noProof/>
-              <w:lang w:eastAsia="en-AU"/>
-            </w:rPr>
-          </w:pPr>
-          <w:hyperlink w:anchor="_Toc229488315" w:history="1">
-            <w:r>
-              <w:rPr>
-                <w:rStyle w:val="Hyperlink"/>
-                <w:rFonts w:ascii="Segoe UI" w:hAnsi="Segoe UI" w:cs="Segoe UI"/>
-                <w:noProof/>
-              </w:rPr>
-              <w:t>3.5</w:t>
-            </w:r>
-            <w:r>
-              <w:rPr>
-                <w:rFonts w:eastAsiaTheme="minorEastAsia"/>
-                <w:noProof/>
-                <w:lang w:eastAsia="en-AU"/>
-              </w:rPr>
-              <w:tab/>
-            </w:r>
-            <w:r>
-              <w:rPr>
-                <w:rStyle w:val="Hyperlink"/>
-                <w:rFonts w:ascii="Segoe UI" w:hAnsi="Segoe UI" w:cs="Segoe UI"/>
-                <w:noProof/>
-              </w:rPr>
-              <w:t>CentreUserForm() Function</w:t>
-            </w:r>
-            <w:r>
-              <w:rPr>
-                <w:noProof/>
-                <w:webHidden/>
-              </w:rPr>
-              <w:tab/>
-            </w:r>
-            <w:r>
-              <w:rPr>
-                <w:noProof/>
-                <w:webHidden/>
-              </w:rPr>
-              <w:fldChar w:fldCharType="begin"/>
-            </w:r>
-            <w:r>
-              <w:rPr>
-                <w:noProof/>
-                <w:webHidden/>
-              </w:rPr>
-              <w:instrText xml:space="preserve"> PAGEREF _Toc229488315 \h </w:instrText>
-            </w:r>
-            <w:r>
-              <w:rPr>
-                <w:noProof/>
-                <w:webHidden/>
-              </w:rPr>
-            </w:r>
-            <w:r>
-              <w:rPr>
-                <w:noProof/>
-                <w:webHidden/>
-              </w:rPr>
-              <w:fldChar w:fldCharType="separate"/>
-            </w:r>
-            <w:r>
-              <w:rPr>
-                <w:noProof/>
-                <w:webHidden/>
-              </w:rPr>
-              <w:t>9</w:t>
-            </w:r>
-            <w:r>
-              <w:rPr>
-                <w:noProof/>
-                <w:webHidden/>
-              </w:rPr>
-              <w:fldChar w:fldCharType="end"/>
-            </w:r>
-          </w:hyperlink>
-        </w:p>
-        <w:p>
-          <w:pPr>
-            <w:pStyle w:val="TOC1"/>
-            <w:tabs>
-              <w:tab w:val="left" w:pos="440"/>
-              <w:tab w:val="right" w:leader="dot" w:pos="9016"/>
-            </w:tabs>
-            <w:rPr>
-              <w:rFonts w:eastAsiaTheme="minorEastAsia"/>
-              <w:noProof/>
-              <w:lang w:eastAsia="en-AU"/>
-            </w:rPr>
-          </w:pPr>
-          <w:hyperlink w:anchor="_Toc229488316" w:history="1">
-            <w:r>
-              <w:rPr>
-                <w:rStyle w:val="Hyperlink"/>
-                <w:rFonts w:ascii="Segoe UI" w:hAnsi="Segoe UI" w:cs="Segoe UI"/>
-                <w:noProof/>
-              </w:rPr>
-              <w:t>4</w:t>
-            </w:r>
-            <w:r>
-              <w:rPr>
-                <w:rFonts w:eastAsiaTheme="minorEastAsia"/>
-                <w:noProof/>
-                <w:lang w:eastAsia="en-AU"/>
-              </w:rPr>
-              <w:tab/>
-            </w:r>
-            <w:r>
-              <w:rPr>
-                <w:rStyle w:val="Hyperlink"/>
-                <w:rFonts w:ascii="Segoe UI" w:hAnsi="Segoe UI" w:cs="Segoe UI"/>
-                <w:noProof/>
-              </w:rPr>
-              <w:t>Functional Specifications</w:t>
-            </w:r>
-            <w:r>
-              <w:rPr>
-                <w:noProof/>
-                <w:webHidden/>
-              </w:rPr>
-              <w:tab/>
-            </w:r>
-            <w:r>
-              <w:rPr>
-                <w:noProof/>
-                <w:webHidden/>
-              </w:rPr>
-              <w:fldChar w:fldCharType="begin"/>
-            </w:r>
-            <w:r>
-              <w:rPr>
-                <w:noProof/>
-                <w:webHidden/>
-              </w:rPr>
-              <w:instrText xml:space="preserve"> PAGEREF _Toc229488316 \h </w:instrText>
-            </w:r>
-            <w:r>
-              <w:rPr>
-                <w:noProof/>
-                <w:webHidden/>
-              </w:rPr>
-            </w:r>
-            <w:r>
-              <w:rPr>
-                <w:noProof/>
-                <w:webHidden/>
-              </w:rPr>
-              <w:fldChar w:fldCharType="separate"/>
-            </w:r>
-            <w:r>
-              <w:rPr>
-                <w:noProof/>
-                <w:webHidden/>
-              </w:rPr>
-              <w:t>9</w:t>
-            </w:r>
-            <w:r>
-              <w:rPr>
-                <w:noProof/>
-                <w:webHidden/>
-              </w:rPr>
-              <w:fldChar w:fldCharType="end"/>
-            </w:r>
-          </w:hyperlink>
-        </w:p>
-        <w:p>
-          <w:pPr>
-            <w:pStyle w:val="TOC2"/>
-            <w:tabs>
-              <w:tab w:val="left" w:pos="880"/>
-              <w:tab w:val="right" w:leader="dot" w:pos="9016"/>
-            </w:tabs>
-            <w:rPr>
-              <w:rFonts w:eastAsiaTheme="minorEastAsia"/>
-              <w:noProof/>
-              <w:lang w:eastAsia="en-AU"/>
-            </w:rPr>
-          </w:pPr>
-          <w:hyperlink w:anchor="_Toc229488317" w:history="1">
-            <w:r>
-              <w:rPr>
-                <w:rStyle w:val="Hyperlink"/>
-                <w:rFonts w:ascii="Segoe UI" w:hAnsi="Segoe UI" w:cs="Segoe UI"/>
-                <w:noProof/>
-              </w:rPr>
-              <w:t>4.1</w:t>
-            </w:r>
-            <w:r>
-              <w:rPr>
-                <w:rFonts w:eastAsiaTheme="minorEastAsia"/>
-                <w:noProof/>
-                <w:lang w:eastAsia="en-AU"/>
-              </w:rPr>
-              <w:tab/>
-            </w:r>
-            <w:r>
-              <w:rPr>
-                <w:rStyle w:val="Hyperlink"/>
-                <w:rFonts w:ascii="Segoe UI" w:hAnsi="Segoe UI" w:cs="Segoe UI"/>
-                <w:noProof/>
-              </w:rPr>
-              <w:t>Class CustomButtons</w:t>
-            </w:r>
-            <w:r>
-              <w:rPr>
-                <w:noProof/>
-                <w:webHidden/>
-              </w:rPr>
-              <w:tab/>
-            </w:r>
-            <w:r>
-              <w:rPr>
-                <w:noProof/>
-                <w:webHidden/>
-              </w:rPr>
-              <w:fldChar w:fldCharType="begin"/>
-            </w:r>
-            <w:r>
-              <w:rPr>
-                <w:noProof/>
-                <w:webHidden/>
-              </w:rPr>
-              <w:instrText xml:space="preserve"> PAGEREF _Toc229488317 \h </w:instrText>
-            </w:r>
-            <w:r>
-              <w:rPr>
-                <w:noProof/>
-                <w:webHidden/>
-              </w:rPr>
-            </w:r>
-            <w:r>
-              <w:rPr>
-                <w:noProof/>
-                <w:webHidden/>
-              </w:rPr>
-              <w:fldChar w:fldCharType="separate"/>
-            </w:r>
-            <w:r>
-              <w:rPr>
-                <w:noProof/>
-                <w:webHidden/>
-              </w:rPr>
-              <w:t>9</w:t>
-            </w:r>
-            <w:r>
-              <w:rPr>
-                <w:noProof/>
-                <w:webHidden/>
-              </w:rPr>
-              <w:fldChar w:fldCharType="end"/>
-            </w:r>
-          </w:hyperlink>
-        </w:p>
-        <w:p>
-          <w:pPr>
-            <w:pStyle w:val="TOC3"/>
-            <w:tabs>
-              <w:tab w:val="left" w:pos="1320"/>
-              <w:tab w:val="right" w:leader="dot" w:pos="9016"/>
-            </w:tabs>
-            <w:rPr>
-              <w:rFonts w:eastAsiaTheme="minorEastAsia"/>
-              <w:noProof/>
-              <w:lang w:eastAsia="en-AU"/>
-            </w:rPr>
-          </w:pPr>
-          <w:hyperlink w:anchor="_Toc229488318" w:history="1">
-            <w:r>
-              <w:rPr>
-                <w:rStyle w:val="Hyperlink"/>
-                <w:noProof/>
-              </w:rPr>
-              <w:t>4.1.1</w:t>
-            </w:r>
-            <w:r>
-              <w:rPr>
-                <w:rFonts w:eastAsiaTheme="minorEastAsia"/>
-                <w:noProof/>
-                <w:lang w:eastAsia="en-AU"/>
-              </w:rPr>
-              <w:tab/>
-            </w:r>
-            <w:r>
-              <w:rPr>
-                <w:rStyle w:val="Hyperlink"/>
-                <w:noProof/>
-              </w:rPr>
-              <w:t>.Create() Method</w:t>
-            </w:r>
-            <w:r>
-              <w:rPr>
-                <w:noProof/>
-                <w:webHidden/>
-              </w:rPr>
-              <w:tab/>
-            </w:r>
-            <w:r>
-              <w:rPr>
-                <w:noProof/>
-                <w:webHidden/>
-              </w:rPr>
-              <w:fldChar w:fldCharType="begin"/>
-            </w:r>
-            <w:r>
-              <w:rPr>
-                <w:noProof/>
-                <w:webHidden/>
-              </w:rPr>
-              <w:instrText xml:space="preserve"> PAGEREF _Toc229488318 \h </w:instrText>
-            </w:r>
-            <w:r>
-              <w:rPr>
-                <w:noProof/>
-                <w:webHidden/>
-              </w:rPr>
-            </w:r>
-            <w:r>
-              <w:rPr>
-                <w:noProof/>
-                <w:webHidden/>
-              </w:rPr>
-              <w:fldChar w:fldCharType="separate"/>
-            </w:r>
-            <w:r>
-              <w:rPr>
-                <w:noProof/>
-                <w:webHidden/>
-              </w:rPr>
-              <w:t>10</w:t>
-            </w:r>
-            <w:r>
-              <w:rPr>
-                <w:noProof/>
-                <w:webHidden/>
-              </w:rPr>
-              <w:fldChar w:fldCharType="end"/>
-            </w:r>
-          </w:hyperlink>
-        </w:p>
-        <w:p>
-          <w:pPr>
-            <w:pStyle w:val="TOC3"/>
-            <w:tabs>
-              <w:tab w:val="left" w:pos="1320"/>
-              <w:tab w:val="right" w:leader="dot" w:pos="9016"/>
-            </w:tabs>
-            <w:rPr>
-              <w:rFonts w:eastAsiaTheme="minorEastAsia"/>
-              <w:noProof/>
-              <w:lang w:eastAsia="en-AU"/>
-            </w:rPr>
-          </w:pPr>
-          <w:hyperlink w:anchor="_Toc229488319" w:history="1">
-            <w:r>
-              <w:rPr>
-                <w:rStyle w:val="Hyperlink"/>
-                <w:noProof/>
-              </w:rPr>
-              <w:t>4.1.2</w:t>
-            </w:r>
-            <w:r>
-              <w:rPr>
-                <w:rFonts w:eastAsiaTheme="minorEastAsia"/>
-                <w:noProof/>
-                <w:lang w:eastAsia="en-AU"/>
-              </w:rPr>
-              <w:tab/>
-            </w:r>
-            <w:r>
-              <w:rPr>
-                <w:rStyle w:val="Hyperlink"/>
-                <w:noProof/>
-              </w:rPr>
-              <w:t>.DistroyAll() Method</w:t>
-            </w:r>
-            <w:r>
-              <w:rPr>
-                <w:noProof/>
-                <w:webHidden/>
-              </w:rPr>
-              <w:tab/>
-            </w:r>
-            <w:r>
-              <w:rPr>
-                <w:noProof/>
-                <w:webHidden/>
-              </w:rPr>
-              <w:fldChar w:fldCharType="begin"/>
-            </w:r>
-            <w:r>
-              <w:rPr>
-                <w:noProof/>
-                <w:webHidden/>
-              </w:rPr>
-              <w:instrText xml:space="preserve"> PAGEREF _Toc229488319 \h </w:instrText>
-            </w:r>
-            <w:r>
-              <w:rPr>
-                <w:noProof/>
-                <w:webHidden/>
-              </w:rPr>
-            </w:r>
-            <w:r>
-              <w:rPr>
-                <w:noProof/>
-                <w:webHidden/>
-              </w:rPr>
-              <w:fldChar w:fldCharType="separate"/>
-            </w:r>
-            <w:r>
-              <w:rPr>
-                <w:noProof/>
-                <w:webHidden/>
-              </w:rPr>
-              <w:t>11</w:t>
-            </w:r>
-            <w:r>
-              <w:rPr>
-                <w:noProof/>
-                <w:webHidden/>
-              </w:rPr>
-              <w:fldChar w:fldCharType="end"/>
-            </w:r>
-          </w:hyperlink>
-        </w:p>
-        <w:p>
-          <w:pPr>
-            <w:pStyle w:val="TOC3"/>
-            <w:tabs>
-              <w:tab w:val="left" w:pos="1320"/>
-              <w:tab w:val="right" w:leader="dot" w:pos="9016"/>
-            </w:tabs>
-            <w:rPr>
-              <w:rFonts w:eastAsiaTheme="minorEastAsia"/>
-              <w:noProof/>
-              <w:lang w:eastAsia="en-AU"/>
-            </w:rPr>
-          </w:pPr>
-          <w:hyperlink w:anchor="_Toc229488320" w:history="1">
-            <w:r>
-              <w:rPr>
-                <w:rStyle w:val="Hyperlink"/>
-                <w:noProof/>
-              </w:rPr>
-              <w:t>4.1.3</w:t>
-            </w:r>
-            <w:r>
-              <w:rPr>
-                <w:rFonts w:eastAsiaTheme="minorEastAsia"/>
-                <w:noProof/>
-                <w:lang w:eastAsia="en-AU"/>
-              </w:rPr>
-              <w:tab/>
-            </w:r>
-            <w:r>
-              <w:rPr>
-                <w:rStyle w:val="Hyperlink"/>
-                <w:noProof/>
-              </w:rPr>
-              <w:t>.ShowUserFormCode() Method</w:t>
-            </w:r>
-            <w:r>
-              <w:rPr>
-                <w:noProof/>
-                <w:webHidden/>
-              </w:rPr>
-              <w:tab/>
-            </w:r>
-            <w:r>
-              <w:rPr>
-                <w:noProof/>
-                <w:webHidden/>
-              </w:rPr>
-              <w:fldChar w:fldCharType="begin"/>
-            </w:r>
-            <w:r>
-              <w:rPr>
-                <w:noProof/>
-                <w:webHidden/>
-              </w:rPr>
-              <w:instrText xml:space="preserve"> PAGEREF _Toc229488320 \h </w:instrText>
-            </w:r>
-            <w:r>
-              <w:rPr>
-                <w:noProof/>
-                <w:webHidden/>
-              </w:rPr>
-            </w:r>
-            <w:r>
-              <w:rPr>
-                <w:noProof/>
-                <w:webHidden/>
-              </w:rPr>
-              <w:fldChar w:fldCharType="separate"/>
-            </w:r>
-            <w:r>
-              <w:rPr>
-                <w:noProof/>
-                <w:webHidden/>
-              </w:rPr>
-              <w:t>12</w:t>
-            </w:r>
-            <w:r>
-              <w:rPr>
-                <w:noProof/>
-                <w:webHidden/>
-              </w:rPr>
-              <w:fldChar w:fldCharType="end"/>
-            </w:r>
-          </w:hyperlink>
-        </w:p>
-        <w:p>
-          <w:pPr>
-            <w:pStyle w:val="TOC3"/>
-            <w:tabs>
-              <w:tab w:val="left" w:pos="1320"/>
-              <w:tab w:val="right" w:leader="dot" w:pos="9016"/>
-            </w:tabs>
-            <w:rPr>
-              <w:rFonts w:eastAsiaTheme="minorEastAsia"/>
-              <w:noProof/>
-              <w:lang w:eastAsia="en-AU"/>
-            </w:rPr>
-          </w:pPr>
-          <w:hyperlink w:anchor="_Toc229488321" w:history="1">
-            <w:r>
-              <w:rPr>
-                <w:rStyle w:val="Hyperlink"/>
-                <w:noProof/>
-              </w:rPr>
-              <w:t>4.1.4</w:t>
-            </w:r>
-            <w:r>
-              <w:rPr>
-                <w:rFonts w:eastAsiaTheme="minorEastAsia"/>
-                <w:noProof/>
-                <w:lang w:eastAsia="en-AU"/>
-              </w:rPr>
-              <w:tab/>
-            </w:r>
-            <w:r>
-              <w:rPr>
-                <w:rStyle w:val="Hyperlink"/>
-                <w:noProof/>
-              </w:rPr>
-              <w:t>.ExcelGreen Property</w:t>
-            </w:r>
-            <w:r>
-              <w:rPr>
-                <w:noProof/>
-                <w:webHidden/>
-              </w:rPr>
-              <w:tab/>
-            </w:r>
-            <w:r>
-              <w:rPr>
-                <w:noProof/>
-                <w:webHidden/>
-              </w:rPr>
-              <w:fldChar w:fldCharType="begin"/>
-            </w:r>
-            <w:r>
-              <w:rPr>
-                <w:noProof/>
-                <w:webHidden/>
-              </w:rPr>
-              <w:instrText xml:space="preserve"> PAGEREF _Toc229488321 \h </w:instrText>
-            </w:r>
-            <w:r>
-              <w:rPr>
-                <w:noProof/>
-                <w:webHidden/>
-              </w:rPr>
-            </w:r>
-            <w:r>
-              <w:rPr>
-                <w:noProof/>
-                <w:webHidden/>
-              </w:rPr>
-              <w:fldChar w:fldCharType="separate"/>
-            </w:r>
-            <w:r>
-              <w:rPr>
-                <w:noProof/>
-                <w:webHidden/>
-              </w:rPr>
-              <w:t>12</w:t>
-            </w:r>
-            <w:r>
-              <w:rPr>
-                <w:noProof/>
-                <w:webHidden/>
-              </w:rPr>
-              <w:fldChar w:fldCharType="end"/>
-            </w:r>
-          </w:hyperlink>
-        </w:p>
-        <w:p>
-          <w:pPr>
-            <w:pStyle w:val="TOC3"/>
-            <w:tabs>
-              <w:tab w:val="left" w:pos="1320"/>
-              <w:tab w:val="right" w:leader="dot" w:pos="9016"/>
-            </w:tabs>
-            <w:rPr>
-              <w:rFonts w:eastAsiaTheme="minorEastAsia"/>
-              <w:noProof/>
-              <w:lang w:eastAsia="en-AU"/>
-            </w:rPr>
-          </w:pPr>
-          <w:hyperlink w:anchor="_Toc229488322" w:history="1">
-            <w:r>
-              <w:rPr>
-                <w:rStyle w:val="Hyperlink"/>
-                <w:noProof/>
-              </w:rPr>
-              <w:t>4.1.5</w:t>
-            </w:r>
-            <w:r>
-              <w:rPr>
-                <w:rFonts w:eastAsiaTheme="minorEastAsia"/>
-                <w:noProof/>
-                <w:lang w:eastAsia="en-AU"/>
-              </w:rPr>
-              <w:tab/>
-            </w:r>
-            <w:r>
-              <w:rPr>
-                <w:rStyle w:val="Hyperlink"/>
-                <w:noProof/>
-              </w:rPr>
-              <w:t>.Trace Property</w:t>
-            </w:r>
-            <w:r>
-              <w:rPr>
-                <w:noProof/>
-                <w:webHidden/>
-              </w:rPr>
-              <w:tab/>
-            </w:r>
-            <w:r>
-              <w:rPr>
-                <w:noProof/>
-                <w:webHidden/>
-              </w:rPr>
-              <w:fldChar w:fldCharType="begin"/>
-            </w:r>
-            <w:r>
-              <w:rPr>
-                <w:noProof/>
-                <w:webHidden/>
-              </w:rPr>
-              <w:instrText xml:space="preserve"> PAGEREF _Toc229488322 \h </w:instrText>
-            </w:r>
-            <w:r>
-              <w:rPr>
-                <w:noProof/>
-                <w:webHidden/>
-              </w:rPr>
-            </w:r>
-            <w:r>
-              <w:rPr>
-                <w:noProof/>
-                <w:webHidden/>
-              </w:rPr>
-              <w:fldChar w:fldCharType="separate"/>
-            </w:r>
-            <w:r>
-              <w:rPr>
-                <w:noProof/>
-                <w:webHidden/>
-              </w:rPr>
-              <w:t>13</w:t>
-            </w:r>
-            <w:r>
-              <w:rPr>
-                <w:noProof/>
-                <w:webHidden/>
-              </w:rPr>
-              <w:fldChar w:fldCharType="end"/>
-            </w:r>
-          </w:hyperlink>
-        </w:p>
-        <w:p>
-          <w:pPr>
-            <w:pStyle w:val="TOC2"/>
-            <w:tabs>
-              <w:tab w:val="left" w:pos="880"/>
-              <w:tab w:val="right" w:leader="dot" w:pos="9016"/>
-            </w:tabs>
-            <w:rPr>
-              <w:rFonts w:eastAsiaTheme="minorEastAsia"/>
-              <w:noProof/>
-              <w:lang w:eastAsia="en-AU"/>
-            </w:rPr>
-          </w:pPr>
-          <w:hyperlink w:anchor="_Toc229488323" w:history="1">
-            <w:r>
-              <w:rPr>
-                <w:rStyle w:val="Hyperlink"/>
-                <w:rFonts w:ascii="Segoe UI" w:hAnsi="Segoe UI" w:cs="Segoe UI"/>
-                <w:noProof/>
-              </w:rPr>
-              <w:t>4.2</w:t>
-            </w:r>
-            <w:r>
-              <w:rPr>
-                <w:rFonts w:eastAsiaTheme="minorEastAsia"/>
-                <w:noProof/>
-                <w:lang w:eastAsia="en-AU"/>
-              </w:rPr>
-              <w:tab/>
-            </w:r>
-            <w:r>
-              <w:rPr>
-                <w:rStyle w:val="Hyperlink"/>
-                <w:rFonts w:ascii="Segoe UI" w:hAnsi="Segoe UI" w:cs="Segoe UI"/>
-                <w:noProof/>
-              </w:rPr>
-              <w:t>Class CustomButton</w:t>
-            </w:r>
-            <w:r>
-              <w:rPr>
-                <w:noProof/>
-                <w:webHidden/>
-              </w:rPr>
-              <w:tab/>
-            </w:r>
-            <w:r>
-              <w:rPr>
-                <w:noProof/>
-                <w:webHidden/>
-              </w:rPr>
-              <w:fldChar w:fldCharType="begin"/>
-            </w:r>
-            <w:r>
-              <w:rPr>
-                <w:noProof/>
-                <w:webHidden/>
-              </w:rPr>
-              <w:instrText xml:space="preserve"> PAGEREF _Toc229488323 \h </w:instrText>
-            </w:r>
-            <w:r>
-              <w:rPr>
-                <w:noProof/>
-                <w:webHidden/>
-              </w:rPr>
-            </w:r>
-            <w:r>
-              <w:rPr>
-                <w:noProof/>
-                <w:webHidden/>
-              </w:rPr>
-              <w:fldChar w:fldCharType="separate"/>
-            </w:r>
-            <w:r>
-              <w:rPr>
-                <w:noProof/>
-                <w:webHidden/>
-              </w:rPr>
-              <w:t>14</w:t>
-            </w:r>
-            <w:r>
-              <w:rPr>
-                <w:noProof/>
-                <w:webHidden/>
-              </w:rPr>
-              <w:fldChar w:fldCharType="end"/>
-            </w:r>
-          </w:hyperlink>
-        </w:p>
-        <w:p>
-          <w:pPr>
-            <w:pStyle w:val="TOC3"/>
-            <w:tabs>
-              <w:tab w:val="left" w:pos="1320"/>
-              <w:tab w:val="right" w:leader="dot" w:pos="9016"/>
-            </w:tabs>
-            <w:rPr>
-              <w:rFonts w:eastAsiaTheme="minorEastAsia"/>
-              <w:noProof/>
-              <w:lang w:eastAsia="en-AU"/>
-            </w:rPr>
-          </w:pPr>
-          <w:hyperlink w:anchor="_Toc229488324" w:history="1">
-            <w:r>
-              <w:rPr>
-                <w:rStyle w:val="Hyperlink"/>
-                <w:noProof/>
-              </w:rPr>
-              <w:t>4.2.1</w:t>
-            </w:r>
-            <w:r>
-              <w:rPr>
-                <w:rFonts w:eastAsiaTheme="minorEastAsia"/>
-                <w:noProof/>
-                <w:lang w:eastAsia="en-AU"/>
-              </w:rPr>
-              <w:tab/>
-            </w:r>
-            <w:r>
-              <w:rPr>
-                <w:rStyle w:val="Hyperlink"/>
-                <w:noProof/>
-              </w:rPr>
-              <w:t>Event Support</w:t>
-            </w:r>
-            <w:r>
-              <w:rPr>
-                <w:noProof/>
-                <w:webHidden/>
-              </w:rPr>
-              <w:tab/>
-            </w:r>
-            <w:r>
-              <w:rPr>
-                <w:noProof/>
-                <w:webHidden/>
-              </w:rPr>
-              <w:fldChar w:fldCharType="begin"/>
-            </w:r>
-            <w:r>
-              <w:rPr>
-                <w:noProof/>
-                <w:webHidden/>
-              </w:rPr>
-              <w:instrText xml:space="preserve"> PAGEREF _Toc229488324 \h </w:instrText>
-            </w:r>
-            <w:r>
-              <w:rPr>
-                <w:noProof/>
-                <w:webHidden/>
-              </w:rPr>
-            </w:r>
-            <w:r>
-              <w:rPr>
-                <w:noProof/>
-                <w:webHidden/>
-              </w:rPr>
-              <w:fldChar w:fldCharType="separate"/>
-            </w:r>
-            <w:r>
-              <w:rPr>
-                <w:noProof/>
-                <w:webHidden/>
-              </w:rPr>
-              <w:t>14</w:t>
-            </w:r>
-            <w:r>
-              <w:rPr>
-                <w:noProof/>
-                <w:webHidden/>
-              </w:rPr>
-              <w:fldChar w:fldCharType="end"/>
-            </w:r>
-          </w:hyperlink>
-        </w:p>
-        <w:p>
-          <w:pPr>
-            <w:pStyle w:val="TOC3"/>
-            <w:tabs>
-              <w:tab w:val="left" w:pos="1320"/>
-              <w:tab w:val="right" w:leader="dot" w:pos="9016"/>
-            </w:tabs>
-            <w:rPr>
-              <w:rFonts w:eastAsiaTheme="minorEastAsia"/>
-              <w:noProof/>
-              <w:lang w:eastAsia="en-AU"/>
-            </w:rPr>
-          </w:pPr>
-          <w:hyperlink w:anchor="_Toc229488325" w:history="1">
-            <w:r>
-              <w:rPr>
-                <w:rStyle w:val="Hyperlink"/>
-                <w:noProof/>
-              </w:rPr>
-              <w:t>4.2.2</w:t>
-            </w:r>
-            <w:r>
-              <w:rPr>
-                <w:rFonts w:eastAsiaTheme="minorEastAsia"/>
-                <w:noProof/>
-                <w:lang w:eastAsia="en-AU"/>
-              </w:rPr>
-              <w:tab/>
-            </w:r>
-            <w:r>
-              <w:rPr>
-                <w:rStyle w:val="Hyperlink"/>
-                <w:noProof/>
-              </w:rPr>
-              <w:t>Methods</w:t>
-            </w:r>
-            <w:r>
-              <w:rPr>
-                <w:noProof/>
-                <w:webHidden/>
-              </w:rPr>
-              <w:tab/>
-            </w:r>
-            <w:r>
-              <w:rPr>
-                <w:noProof/>
-                <w:webHidden/>
-              </w:rPr>
-              <w:fldChar w:fldCharType="begin"/>
-            </w:r>
-            <w:r>
-              <w:rPr>
-                <w:noProof/>
-                <w:webHidden/>
-              </w:rPr>
-              <w:instrText xml:space="preserve"> PAGEREF _Toc229488325 \h </w:instrText>
-            </w:r>
-            <w:r>
-              <w:rPr>
-                <w:noProof/>
-                <w:webHidden/>
-              </w:rPr>
-            </w:r>
-            <w:r>
-              <w:rPr>
-                <w:noProof/>
-                <w:webHidden/>
-              </w:rPr>
-              <w:fldChar w:fldCharType="separate"/>
-            </w:r>
-            <w:r>
-              <w:rPr>
-                <w:noProof/>
-                <w:webHidden/>
-              </w:rPr>
-              <w:t>14</w:t>
-            </w:r>
-            <w:r>
-              <w:rPr>
-                <w:noProof/>
-                <w:webHidden/>
-              </w:rPr>
-              <w:fldChar w:fldCharType="end"/>
-            </w:r>
-          </w:hyperlink>
-        </w:p>
-        <w:p>
-          <w:pPr>
-            <w:pStyle w:val="TOC3"/>
-            <w:tabs>
-              <w:tab w:val="left" w:pos="1320"/>
-              <w:tab w:val="right" w:leader="dot" w:pos="9016"/>
-            </w:tabs>
-            <w:rPr>
-              <w:rFonts w:eastAsiaTheme="minorEastAsia"/>
-              <w:noProof/>
-              <w:lang w:eastAsia="en-AU"/>
-            </w:rPr>
-          </w:pPr>
-          <w:hyperlink w:anchor="_Toc229488326" w:history="1">
-            <w:r>
-              <w:rPr>
-                <w:rStyle w:val="Hyperlink"/>
-                <w:noProof/>
-              </w:rPr>
-              <w:t>4.2.3</w:t>
-            </w:r>
-            <w:r>
-              <w:rPr>
-                <w:rFonts w:eastAsiaTheme="minorEastAsia"/>
-                <w:noProof/>
-                <w:lang w:eastAsia="en-AU"/>
-              </w:rPr>
-              <w:tab/>
-            </w:r>
-            <w:r>
-              <w:rPr>
-                <w:rStyle w:val="Hyperlink"/>
-                <w:noProof/>
-              </w:rPr>
-              <w:t>Properties</w:t>
-            </w:r>
-            <w:r>
-              <w:rPr>
-                <w:noProof/>
-                <w:webHidden/>
-              </w:rPr>
-              <w:tab/>
-            </w:r>
-            <w:r>
-              <w:rPr>
-                <w:noProof/>
-                <w:webHidden/>
-              </w:rPr>
-              <w:fldChar w:fldCharType="begin"/>
-            </w:r>
-            <w:r>
-              <w:rPr>
-                <w:noProof/>
-                <w:webHidden/>
-              </w:rPr>
-              <w:instrText xml:space="preserve"> PAGEREF _Toc229488326 \h </w:instrText>
-            </w:r>
-            <w:r>
-              <w:rPr>
-                <w:noProof/>
-                <w:webHidden/>
-              </w:rPr>
-            </w:r>
-            <w:r>
-              <w:rPr>
-                <w:noProof/>
-                <w:webHidden/>
-              </w:rPr>
-              <w:fldChar w:fldCharType="separate"/>
-            </w:r>
-            <w:r>
-              <w:rPr>
-                <w:noProof/>
-                <w:webHidden/>
-              </w:rPr>
-              <w:t>14</w:t>
-            </w:r>
-            <w:r>
-              <w:rPr>
-                <w:noProof/>
-                <w:webHidden/>
-              </w:rPr>
-              <w:fldChar w:fldCharType="end"/>
-            </w:r>
-          </w:hyperlink>
-        </w:p>
-        <w:p>
-          <w:pPr>
-            <w:pStyle w:val="TOC3"/>
-            <w:tabs>
-              <w:tab w:val="left" w:pos="1320"/>
-              <w:tab w:val="right" w:leader="dot" w:pos="9016"/>
-            </w:tabs>
-            <w:rPr>
-              <w:rFonts w:eastAsiaTheme="minorEastAsia"/>
-              <w:noProof/>
-              <w:lang w:eastAsia="en-AU"/>
-            </w:rPr>
-          </w:pPr>
-          <w:hyperlink w:anchor="_Toc229488327" w:history="1">
-            <w:r>
-              <w:rPr>
-                <w:rStyle w:val="Hyperlink"/>
-                <w:noProof/>
-              </w:rPr>
-              <w:t>4.2.4</w:t>
-            </w:r>
-            <w:r>
-              <w:rPr>
-                <w:rFonts w:eastAsiaTheme="minorEastAsia"/>
-                <w:noProof/>
-                <w:lang w:eastAsia="en-AU"/>
-              </w:rPr>
-              <w:tab/>
-            </w:r>
-            <w:r>
-              <w:rPr>
-                <w:rStyle w:val="Hyperlink"/>
-                <w:noProof/>
-              </w:rPr>
-              <w:t>Style &amp; Color Properties</w:t>
-            </w:r>
-            <w:r>
-              <w:rPr>
-                <w:noProof/>
-                <w:webHidden/>
-              </w:rPr>
-              <w:tab/>
-            </w:r>
-            <w:r>
-              <w:rPr>
-                <w:noProof/>
-                <w:webHidden/>
-              </w:rPr>
-              <w:fldChar w:fldCharType="begin"/>
-            </w:r>
-            <w:r>
-              <w:rPr>
-                <w:noProof/>
-                <w:webHidden/>
-              </w:rPr>
-              <w:instrText xml:space="preserve"> PAGEREF _Toc229488327 \h </w:instrText>
-            </w:r>
-            <w:r>
-              <w:rPr>
-                <w:noProof/>
-                <w:webHidden/>
-              </w:rPr>
-            </w:r>
-            <w:r>
-              <w:rPr>
-                <w:noProof/>
-                <w:webHidden/>
-              </w:rPr>
-              <w:fldChar w:fldCharType="separate"/>
-            </w:r>
-            <w:r>
-              <w:rPr>
-                <w:noProof/>
-                <w:webHidden/>
-              </w:rPr>
-              <w:t>15</w:t>
-            </w:r>
-            <w:r>
-              <w:rPr>
-                <w:noProof/>
-                <w:webHidden/>
-              </w:rPr>
-              <w:fldChar w:fldCharType="end"/>
-            </w:r>
-          </w:hyperlink>
-        </w:p>
-        <w:p>
-          <w:pPr>
-            <w:pStyle w:val="TOC1"/>
-            <w:tabs>
-              <w:tab w:val="left" w:pos="440"/>
-              <w:tab w:val="right" w:leader="dot" w:pos="9016"/>
-            </w:tabs>
-            <w:rPr>
-              <w:rFonts w:eastAsiaTheme="minorEastAsia"/>
-              <w:noProof/>
-              <w:lang w:eastAsia="en-AU"/>
-            </w:rPr>
-          </w:pPr>
-          <w:hyperlink w:anchor="_Toc229488328" w:history="1">
-            <w:r>
-              <w:rPr>
-                <w:rStyle w:val="Hyperlink"/>
-                <w:rFonts w:ascii="Segoe UI" w:hAnsi="Segoe UI" w:cs="Segoe UI"/>
-                <w:noProof/>
-              </w:rPr>
-              <w:t>5</w:t>
-            </w:r>
-            <w:r>
-              <w:rPr>
-                <w:rFonts w:eastAsiaTheme="minorEastAsia"/>
-                <w:noProof/>
-                <w:lang w:eastAsia="en-AU"/>
-              </w:rPr>
-              <w:tab/>
-            </w:r>
-            <w:r>
-              <w:rPr>
-                <w:rStyle w:val="Hyperlink"/>
-                <w:rFonts w:ascii="Segoe UI" w:hAnsi="Segoe UI" w:cs="Segoe UI"/>
-                <w:noProof/>
-              </w:rPr>
-              <w:t>Current Limitations of CustomButton</w:t>
-            </w:r>
-            <w:r>
-              <w:rPr>
-                <w:noProof/>
-                <w:webHidden/>
-              </w:rPr>
-              <w:tab/>
-            </w:r>
-            <w:r>
-              <w:rPr>
-                <w:noProof/>
-                <w:webHidden/>
-              </w:rPr>
-              <w:fldChar w:fldCharType="begin"/>
-            </w:r>
-            <w:r>
-              <w:rPr>
-                <w:noProof/>
-                <w:webHidden/>
-              </w:rPr>
-              <w:instrText xml:space="preserve"> PAGEREF _Toc229488328 \h </w:instrText>
-            </w:r>
-            <w:r>
-              <w:rPr>
-                <w:noProof/>
-                <w:webHidden/>
-              </w:rPr>
-            </w:r>
-            <w:r>
-              <w:rPr>
-                <w:noProof/>
-                <w:webHidden/>
-              </w:rPr>
-              <w:fldChar w:fldCharType="separate"/>
-            </w:r>
-            <w:r>
-              <w:rPr>
-                <w:noProof/>
-                <w:webHidden/>
-              </w:rPr>
-              <w:t>16</w:t>
-            </w:r>
-            <w:r>
-              <w:rPr>
-                <w:noProof/>
-                <w:webHidden/>
-              </w:rPr>
-              <w:fldChar w:fldCharType="end"/>
-            </w:r>
-          </w:hyperlink>
-        </w:p>
-        <w:p>
-          <w:pPr>
-            <w:pStyle w:val="TOC2"/>
-            <w:tabs>
-              <w:tab w:val="left" w:pos="880"/>
-              <w:tab w:val="right" w:leader="dot" w:pos="9016"/>
-            </w:tabs>
-            <w:rPr>
-              <w:rFonts w:eastAsiaTheme="minorEastAsia"/>
-              <w:noProof/>
-              <w:lang w:eastAsia="en-AU"/>
-            </w:rPr>
-          </w:pPr>
-          <w:hyperlink w:anchor="_Toc229488329" w:history="1">
-            <w:r>
-              <w:rPr>
-                <w:rStyle w:val="Hyperlink"/>
-                <w:noProof/>
-              </w:rPr>
-              <w:t>5.1</w:t>
-            </w:r>
-            <w:r>
-              <w:rPr>
-                <w:rFonts w:eastAsiaTheme="minorEastAsia"/>
-                <w:noProof/>
-                <w:lang w:eastAsia="en-AU"/>
-              </w:rPr>
-              <w:tab/>
-            </w:r>
-            <w:r>
-              <w:rPr>
-                <w:rStyle w:val="Hyperlink"/>
-                <w:noProof/>
-              </w:rPr>
-              <w:t>Windows 11 Visual Parity</w:t>
-            </w:r>
-            <w:r>
-              <w:rPr>
-                <w:noProof/>
-                <w:webHidden/>
-              </w:rPr>
-              <w:tab/>
-            </w:r>
-            <w:r>
-              <w:rPr>
-                <w:noProof/>
-                <w:webHidden/>
-              </w:rPr>
-              <w:fldChar w:fldCharType="begin"/>
-            </w:r>
-            <w:r>
-              <w:rPr>
-                <w:noProof/>
-                <w:webHidden/>
-              </w:rPr>
-              <w:instrText xml:space="preserve"> PAGEREF _Toc229488329 \h </w:instrText>
-            </w:r>
-            <w:r>
-              <w:rPr>
-                <w:noProof/>
-                <w:webHidden/>
-              </w:rPr>
-            </w:r>
-            <w:r>
-              <w:rPr>
-                <w:noProof/>
-                <w:webHidden/>
-              </w:rPr>
-              <w:fldChar w:fldCharType="separate"/>
-            </w:r>
-            <w:r>
-              <w:rPr>
-                <w:noProof/>
-                <w:webHidden/>
-              </w:rPr>
-              <w:t>16</w:t>
-            </w:r>
-            <w:r>
-              <w:rPr>
-                <w:noProof/>
-                <w:webHidden/>
-              </w:rPr>
-              <w:fldChar w:fldCharType="end"/>
-            </w:r>
-          </w:hyperlink>
-        </w:p>
-        <w:p>
-          <w:pPr>
-            <w:pStyle w:val="TOC2"/>
-            <w:tabs>
-              <w:tab w:val="left" w:pos="880"/>
-              <w:tab w:val="right" w:leader="dot" w:pos="9016"/>
-            </w:tabs>
-            <w:rPr>
-              <w:rFonts w:eastAsiaTheme="minorEastAsia"/>
-              <w:noProof/>
-              <w:lang w:eastAsia="en-AU"/>
-            </w:rPr>
-          </w:pPr>
-          <w:hyperlink w:anchor="_Toc229488330" w:history="1">
-            <w:r>
-              <w:rPr>
-                <w:rStyle w:val="Hyperlink"/>
-                <w:noProof/>
-              </w:rPr>
-              <w:t>5.2</w:t>
-            </w:r>
-            <w:r>
-              <w:rPr>
-                <w:rFonts w:eastAsiaTheme="minorEastAsia"/>
-                <w:noProof/>
-                <w:lang w:eastAsia="en-AU"/>
-              </w:rPr>
-              <w:tab/>
-            </w:r>
-            <w:r>
-              <w:rPr>
-                <w:rStyle w:val="Hyperlink"/>
-                <w:noProof/>
-              </w:rPr>
-              <w:t>Future Property Roadmap</w:t>
-            </w:r>
-            <w:r>
-              <w:rPr>
-                <w:noProof/>
-                <w:webHidden/>
-              </w:rPr>
-              <w:tab/>
-            </w:r>
-            <w:r>
-              <w:rPr>
-                <w:noProof/>
-                <w:webHidden/>
-              </w:rPr>
-              <w:fldChar w:fldCharType="begin"/>
-            </w:r>
-            <w:r>
-              <w:rPr>
-                <w:noProof/>
-                <w:webHidden/>
-              </w:rPr>
-              <w:instrText xml:space="preserve"> PAGEREF _Toc229488330 \h </w:instrText>
-            </w:r>
-            <w:r>
-              <w:rPr>
-                <w:noProof/>
-                <w:webHidden/>
-              </w:rPr>
-            </w:r>
-            <w:r>
-              <w:rPr>
-                <w:noProof/>
-                <w:webHidden/>
-              </w:rPr>
-              <w:fldChar w:fldCharType="separate"/>
-            </w:r>
-            <w:r>
-              <w:rPr>
-                <w:noProof/>
-                <w:webHidden/>
-              </w:rPr>
-              <w:t>17</w:t>
-            </w:r>
-            <w:r>
-              <w:rPr>
-                <w:noProof/>
-                <w:webHidden/>
-              </w:rPr>
-              <w:fldChar w:fldCharType="end"/>
-            </w:r>
-          </w:hyperlink>
-        </w:p>
-        <w:p>
-          <w:pPr>
-            <w:pStyle w:val="TOC1"/>
-            <w:tabs>
-              <w:tab w:val="left" w:pos="440"/>
-              <w:tab w:val="right" w:leader="dot" w:pos="9016"/>
-            </w:tabs>
-            <w:rPr>
-              <w:rFonts w:eastAsiaTheme="minorEastAsia"/>
-              <w:noProof/>
-              <w:lang w:eastAsia="en-AU"/>
-            </w:rPr>
-          </w:pPr>
-          <w:hyperlink w:anchor="_Toc229488331" w:history="1">
-            <w:r>
-              <w:rPr>
-                <w:rStyle w:val="Hyperlink"/>
-                <w:rFonts w:ascii="Segoe UI" w:hAnsi="Segoe UI" w:cs="Segoe UI"/>
-                <w:noProof/>
-              </w:rPr>
-              <w:t>6</w:t>
-            </w:r>
-            <w:r>
-              <w:rPr>
-                <w:rFonts w:eastAsiaTheme="minorEastAsia"/>
-                <w:noProof/>
-                <w:lang w:eastAsia="en-AU"/>
-              </w:rPr>
-              <w:tab/>
-            </w:r>
-            <w:r>
-              <w:rPr>
-                <w:rStyle w:val="Hyperlink"/>
-                <w:rFonts w:ascii="Segoe UI" w:hAnsi="Segoe UI" w:cs="Segoe UI"/>
-                <w:noProof/>
-              </w:rPr>
-              <w:t>Conclusion</w:t>
-            </w:r>
-            <w:r>
-              <w:rPr>
-                <w:noProof/>
-                <w:webHidden/>
-              </w:rPr>
-              <w:tab/>
-            </w:r>
-            <w:r>
-              <w:rPr>
-                <w:noProof/>
-                <w:webHidden/>
-              </w:rPr>
-              <w:fldChar w:fldCharType="begin"/>
-            </w:r>
-            <w:r>
-              <w:rPr>
-                <w:noProof/>
-                <w:webHidden/>
-              </w:rPr>
-              <w:instrText xml:space="preserve"> PAGEREF _Toc229488331 \h </w:instrText>
+              <w:instrText xml:space="preserve"> PAGEREF _Toc229502367 \h </w:instrText>
             </w:r>
             <w:r>
               <w:rPr>
@@ -2904,14 +2904,14 @@
         </w:rPr>
         <w:fldChar w:fldCharType="separate"/>
       </w:r>
-      <w:hyperlink w:anchor="_Toc229488332" w:history="1">
+      <w:hyperlink w:anchor="_Toc229502368" w:history="1">
         <w:r>
           <w:rPr>
             <w:rStyle w:val="Hyperlink"/>
             <w:rFonts w:ascii="Segoe UI" w:hAnsi="Segoe UI" w:cs="Segoe UI"/>
             <w:noProof/>
           </w:rPr>
-          <w:t>Table 4</w:t>
+          <w:t>Table 5</w:t>
         </w:r>
         <w:r>
           <w:rPr>
@@ -2941,7 +2941,7 @@
             <w:noProof/>
             <w:webHidden/>
           </w:rPr>
-          <w:instrText xml:space="preserve"> PAGEREF _Toc229488332 \h </w:instrText>
+          <w:instrText xml:space="preserve"> PAGEREF _Toc229502368 \h </w:instrText>
         </w:r>
         <w:r>
           <w:rPr>
@@ -2984,14 +2984,14 @@
           <w:lang w:eastAsia="en-AU"/>
         </w:rPr>
       </w:pPr>
-      <w:hyperlink w:anchor="_Toc229488333" w:history="1">
+      <w:hyperlink w:anchor="_Toc229502369" w:history="1">
         <w:r>
           <w:rPr>
             <w:rStyle w:val="Hyperlink"/>
             <w:rFonts w:ascii="Segoe UI" w:hAnsi="Segoe UI" w:cs="Segoe UI"/>
             <w:noProof/>
           </w:rPr>
-          <w:t>Table 4</w:t>
+          <w:t>Table 5</w:t>
         </w:r>
         <w:r>
           <w:rPr>
@@ -3021,7 +3021,7 @@
             <w:noProof/>
             <w:webHidden/>
           </w:rPr>
-          <w:instrText xml:space="preserve"> PAGEREF _Toc229488333 \h </w:instrText>
+          <w:instrText xml:space="preserve"> PAGEREF _Toc229502369 \h </w:instrText>
         </w:r>
         <w:r>
           <w:rPr>
@@ -3064,14 +3064,14 @@
           <w:lang w:eastAsia="en-AU"/>
         </w:rPr>
       </w:pPr>
-      <w:hyperlink w:anchor="_Toc229488334" w:history="1">
+      <w:hyperlink w:anchor="_Toc229502370" w:history="1">
         <w:r>
           <w:rPr>
             <w:rStyle w:val="Hyperlink"/>
             <w:rFonts w:ascii="Segoe UI" w:hAnsi="Segoe UI" w:cs="Segoe UI"/>
             <w:noProof/>
           </w:rPr>
-          <w:t>Table 4</w:t>
+          <w:t>Table 5</w:t>
         </w:r>
         <w:r>
           <w:rPr>
@@ -3101,7 +3101,7 @@
             <w:noProof/>
             <w:webHidden/>
           </w:rPr>
-          <w:instrText xml:space="preserve"> PAGEREF _Toc229488334 \h </w:instrText>
+          <w:instrText xml:space="preserve"> PAGEREF _Toc229502370 \h </w:instrText>
         </w:r>
         <w:r>
           <w:rPr>
@@ -3144,14 +3144,14 @@
           <w:lang w:eastAsia="en-AU"/>
         </w:rPr>
       </w:pPr>
-      <w:hyperlink w:anchor="_Toc229488335" w:history="1">
+      <w:hyperlink w:anchor="_Toc229502371" w:history="1">
         <w:r>
           <w:rPr>
             <w:rStyle w:val="Hyperlink"/>
             <w:rFonts w:ascii="Segoe UI" w:hAnsi="Segoe UI" w:cs="Segoe UI"/>
             <w:noProof/>
           </w:rPr>
-          <w:t>Table 4</w:t>
+          <w:t>Table 5</w:t>
         </w:r>
         <w:r>
           <w:rPr>
@@ -3181,7 +3181,7 @@
             <w:noProof/>
             <w:webHidden/>
           </w:rPr>
-          <w:instrText xml:space="preserve"> PAGEREF _Toc229488335 \h </w:instrText>
+          <w:instrText xml:space="preserve"> PAGEREF _Toc229502371 \h </w:instrText>
         </w:r>
         <w:r>
           <w:rPr>
@@ -3224,14 +3224,14 @@
           <w:lang w:eastAsia="en-AU"/>
         </w:rPr>
       </w:pPr>
-      <w:hyperlink w:anchor="_Toc229488336" w:history="1">
+      <w:hyperlink w:anchor="_Toc229502372" w:history="1">
         <w:r>
           <w:rPr>
             <w:rStyle w:val="Hyperlink"/>
             <w:rFonts w:ascii="Segoe UI" w:hAnsi="Segoe UI" w:cs="Segoe UI"/>
             <w:noProof/>
           </w:rPr>
-          <w:t>Table 4</w:t>
+          <w:t>Table 5</w:t>
         </w:r>
         <w:r>
           <w:rPr>
@@ -3261,7 +3261,7 @@
             <w:noProof/>
             <w:webHidden/>
           </w:rPr>
-          <w:instrText xml:space="preserve"> PAGEREF _Toc229488336 \h </w:instrText>
+          <w:instrText xml:space="preserve"> PAGEREF _Toc229502372 \h </w:instrText>
         </w:r>
         <w:r>
           <w:rPr>
@@ -3304,14 +3304,14 @@
           <w:lang w:eastAsia="en-AU"/>
         </w:rPr>
       </w:pPr>
-      <w:hyperlink w:anchor="_Toc229488337" w:history="1">
+      <w:hyperlink w:anchor="_Toc229502373" w:history="1">
         <w:r>
           <w:rPr>
             <w:rStyle w:val="Hyperlink"/>
             <w:rFonts w:ascii="Segoe UI" w:hAnsi="Segoe UI" w:cs="Segoe UI"/>
             <w:noProof/>
           </w:rPr>
-          <w:t>Table 4</w:t>
+          <w:t>Table 5</w:t>
         </w:r>
         <w:r>
           <w:rPr>
@@ -3341,7 +3341,7 @@
             <w:noProof/>
             <w:webHidden/>
           </w:rPr>
-          <w:instrText xml:space="preserve"> PAGEREF _Toc229488337 \h </w:instrText>
+          <w:instrText xml:space="preserve"> PAGEREF _Toc229502373 \h </w:instrText>
         </w:r>
         <w:r>
           <w:rPr>
@@ -3384,14 +3384,14 @@
           <w:lang w:eastAsia="en-AU"/>
         </w:rPr>
       </w:pPr>
-      <w:hyperlink w:anchor="_Toc229488338" w:history="1">
+      <w:hyperlink w:anchor="_Toc229502374" w:history="1">
         <w:r>
           <w:rPr>
             <w:rStyle w:val="Hyperlink"/>
             <w:rFonts w:ascii="Segoe UI" w:hAnsi="Segoe UI" w:cs="Segoe UI"/>
             <w:noProof/>
           </w:rPr>
-          <w:t>Table 4</w:t>
+          <w:t>Table 5</w:t>
         </w:r>
         <w:r>
           <w:rPr>
@@ -3421,7 +3421,7 @@
             <w:noProof/>
             <w:webHidden/>
           </w:rPr>
-          <w:instrText xml:space="preserve"> PAGEREF _Toc229488338 \h </w:instrText>
+          <w:instrText xml:space="preserve"> PAGEREF _Toc229502374 \h </w:instrText>
         </w:r>
         <w:r>
           <w:rPr>
@@ -3464,14 +3464,14 @@
           <w:lang w:eastAsia="en-AU"/>
         </w:rPr>
       </w:pPr>
-      <w:hyperlink w:anchor="_Toc229488339" w:history="1">
+      <w:hyperlink w:anchor="_Toc229502375" w:history="1">
         <w:r>
           <w:rPr>
             <w:rStyle w:val="Hyperlink"/>
             <w:rFonts w:ascii="Segoe UI" w:hAnsi="Segoe UI" w:cs="Segoe UI"/>
             <w:noProof/>
           </w:rPr>
-          <w:t>Table 4</w:t>
+          <w:t>Table 5</w:t>
         </w:r>
         <w:r>
           <w:rPr>
@@ -3501,7 +3501,7 @@
             <w:noProof/>
             <w:webHidden/>
           </w:rPr>
-          <w:instrText xml:space="preserve"> PAGEREF _Toc229488339 \h </w:instrText>
+          <w:instrText xml:space="preserve"> PAGEREF _Toc229502375 \h </w:instrText>
         </w:r>
         <w:r>
           <w:rPr>
@@ -3544,14 +3544,14 @@
           <w:lang w:eastAsia="en-AU"/>
         </w:rPr>
       </w:pPr>
-      <w:hyperlink w:anchor="_Toc229488340" w:history="1">
+      <w:hyperlink w:anchor="_Toc229502376" w:history="1">
         <w:r>
           <w:rPr>
             <w:rStyle w:val="Hyperlink"/>
             <w:rFonts w:ascii="Segoe UI" w:hAnsi="Segoe UI" w:cs="Segoe UI"/>
             <w:noProof/>
           </w:rPr>
-          <w:t>Table 4</w:t>
+          <w:t>Table 5</w:t>
         </w:r>
         <w:r>
           <w:rPr>
@@ -3581,7 +3581,7 @@
             <w:noProof/>
             <w:webHidden/>
           </w:rPr>
-          <w:instrText xml:space="preserve"> PAGEREF _Toc229488340 \h </w:instrText>
+          <w:instrText xml:space="preserve"> PAGEREF _Toc229502376 \h </w:instrText>
         </w:r>
         <w:r>
           <w:rPr>
@@ -3624,14 +3624,14 @@
           <w:lang w:eastAsia="en-AU"/>
         </w:rPr>
       </w:pPr>
-      <w:hyperlink w:anchor="_Toc229488341" w:history="1">
+      <w:hyperlink w:anchor="_Toc229502377" w:history="1">
         <w:r>
           <w:rPr>
             <w:rStyle w:val="Hyperlink"/>
             <w:rFonts w:ascii="Segoe UI" w:hAnsi="Segoe UI" w:cs="Segoe UI"/>
             <w:noProof/>
           </w:rPr>
-          <w:t>Table 4</w:t>
+          <w:t>Table 5</w:t>
         </w:r>
         <w:r>
           <w:rPr>
@@ -3661,7 +3661,7 @@
             <w:noProof/>
             <w:webHidden/>
           </w:rPr>
-          <w:instrText xml:space="preserve"> PAGEREF _Toc229488341 \h </w:instrText>
+          <w:instrText xml:space="preserve"> PAGEREF _Toc229502377 \h </w:instrText>
         </w:r>
         <w:r>
           <w:rPr>
@@ -3704,13 +3704,13 @@
           <w:lang w:eastAsia="en-AU"/>
         </w:rPr>
       </w:pPr>
-      <w:hyperlink w:anchor="_Toc229488342" w:history="1">
+      <w:hyperlink w:anchor="_Toc229502378" w:history="1">
         <w:r>
           <w:rPr>
             <w:rStyle w:val="Hyperlink"/>
             <w:noProof/>
           </w:rPr>
-          <w:t>Table 5</w:t>
+          <w:t>Table 6</w:t>
         </w:r>
         <w:r>
           <w:rPr>
@@ -3739,7 +3739,7 @@
             <w:noProof/>
             <w:webHidden/>
           </w:rPr>
-          <w:instrText xml:space="preserve"> PAGEREF _Toc229488342 \h </w:instrText>
+          <w:instrText xml:space="preserve"> PAGEREF _Toc229502378 \h </w:instrText>
         </w:r>
         <w:r>
           <w:rPr>
@@ -3823,6 +3823,7 @@
           <w:szCs w:val="24"/>
         </w:rPr>
       </w:pPr>
+      <w:bookmarkStart w:id="0" w:name="_Hlk229502224"/>
       <w:r>
         <w:rPr>
           <w:rFonts w:ascii="Segoe UI" w:hAnsi="Segoe UI" w:cs="Segoe UI"/>
@@ -3842,6 +3843,7 @@
         <w:t>Figures</w:t>
       </w:r>
     </w:p>
+    <w:bookmarkEnd w:id="0"/>
     <w:p>
       <w:pPr>
         <w:pStyle w:val="TableofFigures"/>
@@ -3872,7 +3874,7 @@
         </w:rPr>
         <w:fldChar w:fldCharType="separate"/>
       </w:r>
-      <w:hyperlink w:anchor="_Toc229488343" w:history="1">
+      <w:hyperlink w:anchor="_Toc229502379" w:history="1">
         <w:r>
           <w:rPr>
             <w:rStyle w:val="Hyperlink"/>
@@ -3909,7 +3911,7 @@
             <w:noProof/>
             <w:webHidden/>
           </w:rPr>
-          <w:instrText xml:space="preserve"> PAGEREF _Toc229488343 \h </w:instrText>
+          <w:instrText xml:space="preserve"> PAGEREF _Toc229502379 \h </w:instrText>
         </w:r>
         <w:r>
           <w:rPr>
@@ -3952,14 +3954,14 @@
           <w:lang w:eastAsia="en-AU"/>
         </w:rPr>
       </w:pPr>
-      <w:hyperlink w:anchor="_Toc229488344" w:history="1">
+      <w:hyperlink w:anchor="_Toc229502380" w:history="1">
         <w:r>
           <w:rPr>
             <w:rStyle w:val="Hyperlink"/>
             <w:rFonts w:ascii="Segoe UI" w:hAnsi="Segoe UI" w:cs="Segoe UI"/>
             <w:noProof/>
           </w:rPr>
-          <w:t>Figure 1</w:t>
+          <w:t>Figure 2</w:t>
         </w:r>
         <w:r>
           <w:rPr>
@@ -3968,7 +3970,7 @@
             <w:noProof/>
           </w:rPr>
           <w:noBreakHyphen/>
-          <w:t>2: Excel Add-ins Folder</w:t>
+          <w:t>1: Excel Add-ins Folder</w:t>
         </w:r>
         <w:r>
           <w:rPr>
@@ -3989,7 +3991,7 @@
             <w:noProof/>
             <w:webHidden/>
           </w:rPr>
-          <w:instrText xml:space="preserve"> PAGEREF _Toc229488344 \h </w:instrText>
+          <w:instrText xml:space="preserve"> PAGEREF _Toc229502380 \h </w:instrText>
         </w:r>
         <w:r>
           <w:rPr>
@@ -4032,14 +4034,14 @@
           <w:lang w:eastAsia="en-AU"/>
         </w:rPr>
       </w:pPr>
-      <w:hyperlink w:anchor="_Toc229488345" w:history="1">
+      <w:hyperlink w:anchor="_Toc229502381" w:history="1">
         <w:r>
           <w:rPr>
             <w:rStyle w:val="Hyperlink"/>
             <w:rFonts w:ascii="Segoe UI" w:hAnsi="Segoe UI" w:cs="Segoe UI"/>
             <w:noProof/>
           </w:rPr>
-          <w:t>Figure 1</w:t>
+          <w:t>Figure 2</w:t>
         </w:r>
         <w:r>
           <w:rPr>
@@ -4048,7 +4050,7 @@
             <w:noProof/>
           </w:rPr>
           <w:noBreakHyphen/>
-          <w:t>3: Unblock Downloaded CustomButton Add-in</w:t>
+          <w:t>2: Unblock Downloaded CustomButton Add-in</w:t>
         </w:r>
         <w:r>
           <w:rPr>
@@ -4069,87 +4071,7 @@
             <w:noProof/>
             <w:webHidden/>
           </w:rPr>
-          <w:instrText xml:space="preserve"> PAGEREF _Toc229488345 \h </w:instrText>
-        </w:r>
-        <w:r>
-          <w:rPr>
-            <w:noProof/>
-            <w:webHidden/>
-          </w:rPr>
-        </w:r>
-        <w:r>
-          <w:rPr>
-            <w:noProof/>
-            <w:webHidden/>
-          </w:rPr>
-          <w:fldChar w:fldCharType="separate"/>
-        </w:r>
-        <w:r>
-          <w:rPr>
-            <w:noProof/>
-            <w:webHidden/>
-          </w:rPr>
-          <w:t>5</w:t>
-        </w:r>
-        <w:r>
-          <w:rPr>
-            <w:noProof/>
-            <w:webHidden/>
-          </w:rPr>
-          <w:fldChar w:fldCharType="end"/>
-        </w:r>
-      </w:hyperlink>
-    </w:p>
-    <w:p>
-      <w:pPr>
-        <w:pStyle w:val="TableofFigures"/>
-        <w:tabs>
-          <w:tab w:val="right" w:leader="dot" w:pos="9016"/>
-        </w:tabs>
-        <w:rPr>
-          <w:rFonts w:eastAsiaTheme="minorEastAsia"/>
-          <w:noProof/>
-          <w:lang w:eastAsia="en-AU"/>
-        </w:rPr>
-      </w:pPr>
-      <w:hyperlink w:anchor="_Toc229488346" w:history="1">
-        <w:r>
-          <w:rPr>
-            <w:rStyle w:val="Hyperlink"/>
-            <w:rFonts w:ascii="Segoe UI" w:hAnsi="Segoe UI" w:cs="Segoe UI"/>
-            <w:noProof/>
-          </w:rPr>
-          <w:t>Figure 2</w:t>
-        </w:r>
-        <w:r>
-          <w:rPr>
-            <w:rStyle w:val="Hyperlink"/>
-            <w:rFonts w:ascii="Segoe UI" w:hAnsi="Segoe UI" w:cs="Segoe UI"/>
-            <w:noProof/>
-          </w:rPr>
-          <w:noBreakHyphen/>
-          <w:t>1: Adding CustomButton_v1_4 as a Reference</w:t>
-        </w:r>
-        <w:r>
-          <w:rPr>
-            <w:noProof/>
-            <w:webHidden/>
-          </w:rPr>
-          <w:tab/>
-        </w:r>
-        <w:r>
-          <w:rPr>
-            <w:noProof/>
-            <w:webHidden/>
-          </w:rPr>
-          <w:fldChar w:fldCharType="begin"/>
-        </w:r>
-        <w:r>
-          <w:rPr>
-            <w:noProof/>
-            <w:webHidden/>
-          </w:rPr>
-          <w:instrText xml:space="preserve"> PAGEREF _Toc229488346 \h </w:instrText>
+          <w:instrText xml:space="preserve"> PAGEREF _Toc229502381 \h </w:instrText>
         </w:r>
         <w:r>
           <w:rPr>
@@ -4192,7 +4114,7 @@
           <w:lang w:eastAsia="en-AU"/>
         </w:rPr>
       </w:pPr>
-      <w:hyperlink w:anchor="_Toc229488347" w:history="1">
+      <w:hyperlink w:anchor="_Toc229502382" w:history="1">
         <w:r>
           <w:rPr>
             <w:rStyle w:val="Hyperlink"/>
@@ -4200,6 +4122,86 @@
             <w:noProof/>
           </w:rPr>
           <w:t>Figure 3</w:t>
+        </w:r>
+        <w:r>
+          <w:rPr>
+            <w:rStyle w:val="Hyperlink"/>
+            <w:rFonts w:ascii="Segoe UI" w:hAnsi="Segoe UI" w:cs="Segoe UI"/>
+            <w:noProof/>
+          </w:rPr>
+          <w:noBreakHyphen/>
+          <w:t>1: Adding CustomButton_v1_4 as a Reference</w:t>
+        </w:r>
+        <w:r>
+          <w:rPr>
+            <w:noProof/>
+            <w:webHidden/>
+          </w:rPr>
+          <w:tab/>
+        </w:r>
+        <w:r>
+          <w:rPr>
+            <w:noProof/>
+            <w:webHidden/>
+          </w:rPr>
+          <w:fldChar w:fldCharType="begin"/>
+        </w:r>
+        <w:r>
+          <w:rPr>
+            <w:noProof/>
+            <w:webHidden/>
+          </w:rPr>
+          <w:instrText xml:space="preserve"> PAGEREF _Toc229502382 \h </w:instrText>
+        </w:r>
+        <w:r>
+          <w:rPr>
+            <w:noProof/>
+            <w:webHidden/>
+          </w:rPr>
+        </w:r>
+        <w:r>
+          <w:rPr>
+            <w:noProof/>
+            <w:webHidden/>
+          </w:rPr>
+          <w:fldChar w:fldCharType="separate"/>
+        </w:r>
+        <w:r>
+          <w:rPr>
+            <w:noProof/>
+            <w:webHidden/>
+          </w:rPr>
+          <w:t>7</w:t>
+        </w:r>
+        <w:r>
+          <w:rPr>
+            <w:noProof/>
+            <w:webHidden/>
+          </w:rPr>
+          <w:fldChar w:fldCharType="end"/>
+        </w:r>
+      </w:hyperlink>
+    </w:p>
+    <w:p>
+      <w:pPr>
+        <w:pStyle w:val="TableofFigures"/>
+        <w:tabs>
+          <w:tab w:val="right" w:leader="dot" w:pos="9016"/>
+        </w:tabs>
+        <w:rPr>
+          <w:rFonts w:eastAsiaTheme="minorEastAsia"/>
+          <w:noProof/>
+          <w:lang w:eastAsia="en-AU"/>
+        </w:rPr>
+      </w:pPr>
+      <w:hyperlink w:anchor="_Toc229502383" w:history="1">
+        <w:r>
+          <w:rPr>
+            <w:rStyle w:val="Hyperlink"/>
+            <w:rFonts w:ascii="Segoe UI" w:hAnsi="Segoe UI" w:cs="Segoe UI"/>
+            <w:noProof/>
+          </w:rPr>
+          <w:t>Figure 4</w:t>
         </w:r>
         <w:r>
           <w:rPr>
@@ -4229,7 +4231,7 @@
             <w:noProof/>
             <w:webHidden/>
           </w:rPr>
-          <w:instrText xml:space="preserve"> PAGEREF _Toc229488347 \h </w:instrText>
+          <w:instrText xml:space="preserve"> PAGEREF _Toc229502383 \h </w:instrText>
         </w:r>
         <w:r>
           <w:rPr>
@@ -4339,7 +4341,7 @@
           <w:rFonts w:ascii="Segoe UI" w:hAnsi="Segoe UI" w:cs="Segoe UI"/>
         </w:rPr>
       </w:pPr>
-      <w:bookmarkStart w:id="0" w:name="_Toc229488303"/>
+      <w:bookmarkStart w:id="1" w:name="_Toc229502339"/>
       <w:r>
         <w:rPr>
           <w:rFonts w:ascii="Segoe UI" w:hAnsi="Segoe UI" w:cs="Segoe UI"/>
@@ -4347,7 +4349,7 @@
         <w:lastRenderedPageBreak/>
         <w:t>Introduction</w:t>
       </w:r>
-      <w:bookmarkEnd w:id="0"/>
+      <w:bookmarkEnd w:id="1"/>
     </w:p>
     <w:p>
       <w:pPr>
@@ -4445,7 +4447,7 @@
           <w:rFonts w:ascii="Segoe UI" w:hAnsi="Segoe UI" w:cs="Segoe UI"/>
         </w:rPr>
       </w:pPr>
-      <w:bookmarkStart w:id="1" w:name="_Toc229488304"/>
+      <w:bookmarkStart w:id="2" w:name="_Toc229502340"/>
       <w:r>
         <w:rPr>
           <w:rFonts w:ascii="Segoe UI" w:hAnsi="Segoe UI" w:cs="Segoe UI"/>
@@ -4466,7 +4468,7 @@
         </w:rPr>
         <w:t>?</w:t>
       </w:r>
-      <w:bookmarkEnd w:id="1"/>
+      <w:bookmarkEnd w:id="2"/>
     </w:p>
     <w:p>
       <w:pPr>
@@ -4659,7 +4661,7 @@
           <w:rFonts w:ascii="Segoe UI" w:hAnsi="Segoe UI" w:cs="Segoe UI"/>
         </w:rPr>
       </w:pPr>
-      <w:bookmarkStart w:id="2" w:name="_Toc229488343"/>
+      <w:bookmarkStart w:id="3" w:name="_Toc229502379"/>
       <w:r>
         <w:rPr>
           <w:rFonts w:ascii="Segoe UI" w:hAnsi="Segoe UI" w:cs="Segoe UI"/>
@@ -4740,7 +4742,7 @@
         </w:rPr>
         <w:t xml:space="preserve">: </w:t>
       </w:r>
-      <w:bookmarkStart w:id="3" w:name="_Hlk226808466"/>
+      <w:bookmarkStart w:id="4" w:name="_Hlk226808466"/>
       <w:r>
         <w:rPr>
           <w:rFonts w:ascii="Segoe UI" w:hAnsi="Segoe UI" w:cs="Segoe UI"/>
@@ -4768,8 +4770,8 @@
         </w:rPr>
         <w:t>CustomButtons</w:t>
       </w:r>
-      <w:bookmarkEnd w:id="2"/>
       <w:bookmarkEnd w:id="3"/>
+      <w:bookmarkEnd w:id="4"/>
       <w:proofErr w:type="spellEnd"/>
     </w:p>
     <w:p>
@@ -4783,20 +4785,43 @@
     </w:p>
     <w:p>
       <w:pPr>
-        <w:pStyle w:val="Heading2"/>
-        <w:spacing w:before="0" w:line="276" w:lineRule="auto"/>
-        <w:rPr>
-          <w:rFonts w:ascii="Segoe UI" w:hAnsi="Segoe UI" w:cs="Segoe UI"/>
-        </w:rPr>
-      </w:pPr>
-      <w:bookmarkStart w:id="4" w:name="_Toc229488305"/>
-      <w:r>
-        <w:rPr>
-          <w:rFonts w:ascii="Segoe UI" w:hAnsi="Segoe UI" w:cs="Segoe UI"/>
-        </w:rPr>
-        <w:t>Installation of CustomButton.xlam</w:t>
-      </w:r>
-      <w:bookmarkEnd w:id="4"/>
+        <w:pStyle w:val="Heading1"/>
+        <w:pBdr>
+          <w:bottom w:val="single" w:sz="12" w:space="1" w:color="4472C4" w:themeColor="accent1"/>
+        </w:pBdr>
+        <w:spacing w:before="0" w:after="240"/>
+        <w:rPr>
+          <w:rFonts w:ascii="Segoe UI" w:hAnsi="Segoe UI" w:cs="Segoe UI"/>
+        </w:rPr>
+      </w:pPr>
+      <w:bookmarkStart w:id="5" w:name="_Toc229502341"/>
+      <w:r>
+        <w:rPr>
+          <w:rFonts w:ascii="Segoe UI" w:hAnsi="Segoe UI" w:cs="Segoe UI"/>
+        </w:rPr>
+        <w:t xml:space="preserve">Installation of </w:t>
+      </w:r>
+      <w:proofErr w:type="spellStart"/>
+      <w:r>
+        <w:rPr>
+          <w:rFonts w:ascii="Segoe UI" w:hAnsi="Segoe UI" w:cs="Segoe UI"/>
+        </w:rPr>
+        <w:t>CustomButton</w:t>
+      </w:r>
+      <w:proofErr w:type="spellEnd"/>
+      <w:r>
+        <w:rPr>
+          <w:rFonts w:ascii="Segoe UI" w:hAnsi="Segoe UI" w:cs="Segoe UI"/>
+        </w:rPr>
+        <w:t xml:space="preserve"> v1.4</w:t>
+      </w:r>
+      <w:r>
+        <w:rPr>
+          <w:rFonts w:ascii="Segoe UI" w:hAnsi="Segoe UI" w:cs="Segoe UI"/>
+        </w:rPr>
+        <w:t>.xlam</w:t>
+      </w:r>
+      <w:bookmarkEnd w:id="5"/>
     </w:p>
     <w:p>
       <w:pPr>
@@ -4805,6 +4830,7 @@
           <w:rFonts w:ascii="Segoe UI" w:hAnsi="Segoe UI" w:cs="Segoe UI"/>
         </w:rPr>
       </w:pPr>
+      <w:bookmarkStart w:id="6" w:name="_Hlk229501843"/>
       <w:r>
         <w:rPr>
           <w:rFonts w:ascii="Segoe UI" w:hAnsi="Segoe UI" w:cs="Segoe UI"/>
@@ -4856,7 +4882,7 @@
           <w:rFonts w:ascii="Segoe UI" w:hAnsi="Segoe UI" w:cs="Segoe UI"/>
         </w:rPr>
       </w:pPr>
-      <w:bookmarkStart w:id="5" w:name="_Toc229488306"/>
+      <w:bookmarkStart w:id="7" w:name="_Toc229502342"/>
       <w:r>
         <w:rPr>
           <w:rFonts w:ascii="Segoe UI" w:hAnsi="Segoe UI" w:cs="Segoe UI"/>
@@ -4889,7 +4915,7 @@
         </w:rPr>
         <w:t>Add-in</w:t>
       </w:r>
-      <w:bookmarkEnd w:id="5"/>
+      <w:bookmarkEnd w:id="7"/>
     </w:p>
     <w:p>
       <w:pPr>
@@ -5157,6 +5183,7 @@
         <w:rPr>
           <w:rFonts w:ascii="Segoe UI" w:hAnsi="Segoe UI" w:cs="Segoe UI"/>
         </w:rPr>
+        <w:lastRenderedPageBreak/>
         <w:tab/>
         <w:t>%</w:t>
       </w:r>
@@ -5202,7 +5229,6 @@
         <w:rPr>
           <w:rFonts w:ascii="Segoe UI" w:hAnsi="Segoe UI" w:cs="Segoe UI"/>
         </w:rPr>
-        <w:lastRenderedPageBreak/>
         <w:t xml:space="preserve">Once the folder is open, drag and drop the </w:t>
       </w:r>
       <w:proofErr w:type="spellStart"/>
@@ -5295,20 +5321,20 @@
           <w:rFonts w:ascii="Segoe UI" w:hAnsi="Segoe UI" w:cs="Segoe UI"/>
           <w:noProof/>
         </w:rPr>
+        <w:t>2</w:t>
+      </w:r>
+      <w:r>
+        <w:rPr>
+          <w:rFonts w:ascii="Segoe UI" w:hAnsi="Segoe UI" w:cs="Segoe UI"/>
+        </w:rPr>
+        <w:noBreakHyphen/>
+      </w:r>
+      <w:r>
+        <w:rPr>
+          <w:rFonts w:ascii="Segoe UI" w:hAnsi="Segoe UI" w:cs="Segoe UI"/>
+          <w:noProof/>
+        </w:rPr>
         <w:t>1</w:t>
-      </w:r>
-      <w:r>
-        <w:rPr>
-          <w:rFonts w:ascii="Segoe UI" w:hAnsi="Segoe UI" w:cs="Segoe UI"/>
-        </w:rPr>
-        <w:noBreakHyphen/>
-      </w:r>
-      <w:r>
-        <w:rPr>
-          <w:rFonts w:ascii="Segoe UI" w:hAnsi="Segoe UI" w:cs="Segoe UI"/>
-          <w:noProof/>
-        </w:rPr>
-        <w:t>2</w:t>
       </w:r>
       <w:r>
         <w:rPr>
@@ -5405,10 +5431,10 @@
           <w:rFonts w:ascii="Segoe UI" w:hAnsi="Segoe UI" w:cs="Segoe UI"/>
         </w:rPr>
       </w:pPr>
-      <w:bookmarkStart w:id="6" w:name="_Ref226839017"/>
-      <w:bookmarkStart w:id="7" w:name="_Ref226810484"/>
-      <w:bookmarkStart w:id="8" w:name="_Ref226810504"/>
-      <w:bookmarkStart w:id="9" w:name="_Toc229488344"/>
+      <w:bookmarkStart w:id="8" w:name="_Ref226839017"/>
+      <w:bookmarkStart w:id="9" w:name="_Ref226810484"/>
+      <w:bookmarkStart w:id="10" w:name="_Ref226810504"/>
+      <w:bookmarkStart w:id="11" w:name="_Toc229502380"/>
       <w:r>
         <w:rPr>
           <w:rFonts w:ascii="Segoe UI" w:hAnsi="Segoe UI" w:cs="Segoe UI"/>
@@ -5438,6 +5464,43 @@
           <w:rFonts w:ascii="Segoe UI" w:hAnsi="Segoe UI" w:cs="Segoe UI"/>
           <w:noProof/>
         </w:rPr>
+        <w:t>2</w:t>
+      </w:r>
+      <w:r>
+        <w:rPr>
+          <w:rFonts w:ascii="Segoe UI" w:hAnsi="Segoe UI" w:cs="Segoe UI"/>
+        </w:rPr>
+        <w:fldChar w:fldCharType="end"/>
+      </w:r>
+      <w:r>
+        <w:rPr>
+          <w:rFonts w:ascii="Segoe UI" w:hAnsi="Segoe UI" w:cs="Segoe UI"/>
+        </w:rPr>
+        <w:noBreakHyphen/>
+      </w:r>
+      <w:r>
+        <w:rPr>
+          <w:rFonts w:ascii="Segoe UI" w:hAnsi="Segoe UI" w:cs="Segoe UI"/>
+        </w:rPr>
+        <w:fldChar w:fldCharType="begin"/>
+      </w:r>
+      <w:r>
+        <w:rPr>
+          <w:rFonts w:ascii="Segoe UI" w:hAnsi="Segoe UI" w:cs="Segoe UI"/>
+        </w:rPr>
+        <w:instrText xml:space="preserve"> SEQ Figure \* ARABIC \s 1 </w:instrText>
+      </w:r>
+      <w:r>
+        <w:rPr>
+          <w:rFonts w:ascii="Segoe UI" w:hAnsi="Segoe UI" w:cs="Segoe UI"/>
+        </w:rPr>
+        <w:fldChar w:fldCharType="separate"/>
+      </w:r>
+      <w:r>
+        <w:rPr>
+          <w:rFonts w:ascii="Segoe UI" w:hAnsi="Segoe UI" w:cs="Segoe UI"/>
+          <w:noProof/>
+        </w:rPr>
         <w:t>1</w:t>
       </w:r>
       <w:r>
@@ -5446,44 +5509,7 @@
         </w:rPr>
         <w:fldChar w:fldCharType="end"/>
       </w:r>
-      <w:r>
-        <w:rPr>
-          <w:rFonts w:ascii="Segoe UI" w:hAnsi="Segoe UI" w:cs="Segoe UI"/>
-        </w:rPr>
-        <w:noBreakHyphen/>
-      </w:r>
-      <w:r>
-        <w:rPr>
-          <w:rFonts w:ascii="Segoe UI" w:hAnsi="Segoe UI" w:cs="Segoe UI"/>
-        </w:rPr>
-        <w:fldChar w:fldCharType="begin"/>
-      </w:r>
-      <w:r>
-        <w:rPr>
-          <w:rFonts w:ascii="Segoe UI" w:hAnsi="Segoe UI" w:cs="Segoe UI"/>
-        </w:rPr>
-        <w:instrText xml:space="preserve"> SEQ Figure \* ARABIC \s 1 </w:instrText>
-      </w:r>
-      <w:r>
-        <w:rPr>
-          <w:rFonts w:ascii="Segoe UI" w:hAnsi="Segoe UI" w:cs="Segoe UI"/>
-        </w:rPr>
-        <w:fldChar w:fldCharType="separate"/>
-      </w:r>
-      <w:r>
-        <w:rPr>
-          <w:rFonts w:ascii="Segoe UI" w:hAnsi="Segoe UI" w:cs="Segoe UI"/>
-          <w:noProof/>
-        </w:rPr>
-        <w:t>2</w:t>
-      </w:r>
-      <w:r>
-        <w:rPr>
-          <w:rFonts w:ascii="Segoe UI" w:hAnsi="Segoe UI" w:cs="Segoe UI"/>
-        </w:rPr>
-        <w:fldChar w:fldCharType="end"/>
-      </w:r>
-      <w:bookmarkEnd w:id="6"/>
+      <w:bookmarkEnd w:id="8"/>
       <w:r>
         <w:rPr>
           <w:rFonts w:ascii="Segoe UI" w:hAnsi="Segoe UI" w:cs="Segoe UI"/>
@@ -5514,9 +5540,9 @@
         </w:rPr>
         <w:t>older</w:t>
       </w:r>
-      <w:bookmarkEnd w:id="7"/>
-      <w:bookmarkEnd w:id="8"/>
       <w:bookmarkEnd w:id="9"/>
+      <w:bookmarkEnd w:id="10"/>
+      <w:bookmarkEnd w:id="11"/>
     </w:p>
     <w:p>
       <w:pPr>
@@ -5535,7 +5561,7 @@
           <w:rFonts w:ascii="Segoe UI" w:hAnsi="Segoe UI" w:cs="Segoe UI"/>
         </w:rPr>
       </w:pPr>
-      <w:bookmarkStart w:id="10" w:name="_Toc229488307"/>
+      <w:bookmarkStart w:id="12" w:name="_Toc229502343"/>
       <w:r>
         <w:rPr>
           <w:rFonts w:ascii="Segoe UI" w:hAnsi="Segoe UI" w:cs="Segoe UI"/>
@@ -5548,7 +5574,7 @@
         </w:rPr>
         <w:t>Unblocking the Add-in</w:t>
       </w:r>
-      <w:bookmarkEnd w:id="10"/>
+      <w:bookmarkEnd w:id="12"/>
     </w:p>
     <w:p>
       <w:pPr>
@@ -5830,6 +5856,7 @@
           <w:rFonts w:ascii="Segoe UI" w:hAnsi="Segoe UI" w:cs="Segoe UI"/>
           <w:noProof/>
         </w:rPr>
+        <w:lastRenderedPageBreak/>
         <w:drawing>
           <wp:inline distT="0" distB="0" distL="0" distR="0" wp14:anchorId="19B455D0" wp14:editId="41CC1681">
             <wp:extent cx="2997576" cy="3764478"/>
@@ -5889,7 +5916,7 @@
           <w:rFonts w:ascii="Segoe UI" w:hAnsi="Segoe UI" w:cs="Segoe UI"/>
         </w:rPr>
       </w:pPr>
-      <w:bookmarkStart w:id="11" w:name="_Toc229488345"/>
+      <w:bookmarkStart w:id="13" w:name="_Toc229502381"/>
       <w:r>
         <w:rPr>
           <w:rFonts w:ascii="Segoe UI" w:hAnsi="Segoe UI" w:cs="Segoe UI"/>
@@ -5919,7 +5946,7 @@
           <w:rFonts w:ascii="Segoe UI" w:hAnsi="Segoe UI" w:cs="Segoe UI"/>
           <w:noProof/>
         </w:rPr>
-        <w:t>1</w:t>
+        <w:t>2</w:t>
       </w:r>
       <w:r>
         <w:rPr>
@@ -5956,7 +5983,7 @@
           <w:rFonts w:ascii="Segoe UI" w:hAnsi="Segoe UI" w:cs="Segoe UI"/>
           <w:noProof/>
         </w:rPr>
-        <w:t>3</w:t>
+        <w:t>2</w:t>
       </w:r>
       <w:r>
         <w:rPr>
@@ -5996,7 +6023,7 @@
         </w:rPr>
         <w:t xml:space="preserve"> Add-in</w:t>
       </w:r>
-      <w:bookmarkEnd w:id="11"/>
+      <w:bookmarkEnd w:id="13"/>
     </w:p>
     <w:p>
       <w:pPr>
@@ -6017,7 +6044,8 @@
           <w:rFonts w:ascii="Segoe UI" w:hAnsi="Segoe UI" w:cs="Segoe UI"/>
         </w:rPr>
       </w:pPr>
-      <w:bookmarkStart w:id="12" w:name="_Toc229488308"/>
+      <w:bookmarkStart w:id="14" w:name="_Toc229502344"/>
+      <w:bookmarkEnd w:id="6"/>
       <w:r>
         <w:rPr>
           <w:rFonts w:ascii="Segoe UI" w:hAnsi="Segoe UI" w:cs="Segoe UI"/>
@@ -6043,7 +6071,7 @@
         </w:rPr>
         <w:t>CustomButton</w:t>
       </w:r>
-      <w:bookmarkEnd w:id="12"/>
+      <w:bookmarkEnd w:id="14"/>
       <w:proofErr w:type="spellEnd"/>
     </w:p>
     <w:p>
@@ -6106,8 +6134,8 @@
           <w:rFonts w:ascii="Segoe UI" w:hAnsi="Segoe UI" w:cs="Segoe UI"/>
         </w:rPr>
       </w:pPr>
-      <w:bookmarkStart w:id="13" w:name="_Ref229484556"/>
-      <w:bookmarkStart w:id="14" w:name="_Toc229488309"/>
+      <w:bookmarkStart w:id="15" w:name="_Ref229484556"/>
+      <w:bookmarkStart w:id="16" w:name="_Toc229502345"/>
       <w:r>
         <w:rPr>
           <w:rFonts w:ascii="Segoe UI" w:hAnsi="Segoe UI" w:cs="Segoe UI"/>
@@ -6134,8 +6162,8 @@
         </w:rPr>
         <w:t>in VBA</w:t>
       </w:r>
-      <w:bookmarkEnd w:id="13"/>
-      <w:bookmarkEnd w:id="14"/>
+      <w:bookmarkEnd w:id="15"/>
+      <w:bookmarkEnd w:id="16"/>
     </w:p>
     <w:p>
       <w:pPr>
@@ -6383,7 +6411,7 @@
           <w:rFonts w:ascii="Segoe UI" w:hAnsi="Segoe UI" w:cs="Segoe UI"/>
           <w:noProof/>
         </w:rPr>
-        <w:t>2</w:t>
+        <w:t>3</w:t>
       </w:r>
       <w:r>
         <w:rPr>
@@ -6473,6 +6501,7 @@
           <w:rFonts w:ascii="Segoe UI" w:hAnsi="Segoe UI" w:cs="Segoe UI"/>
           <w:noProof/>
         </w:rPr>
+        <w:lastRenderedPageBreak/>
         <w:drawing>
           <wp:inline distT="0" distB="0" distL="0" distR="0" wp14:anchorId="0ED023B8" wp14:editId="52E42098">
             <wp:extent cx="3310083" cy="2707574"/>
@@ -6519,9 +6548,9 @@
           <w:rFonts w:ascii="Segoe UI" w:hAnsi="Segoe UI" w:cs="Segoe UI"/>
         </w:rPr>
       </w:pPr>
-      <w:bookmarkStart w:id="15" w:name="_Ref226838952"/>
-      <w:bookmarkStart w:id="16" w:name="_Ref226810904"/>
-      <w:bookmarkStart w:id="17" w:name="_Toc229488346"/>
+      <w:bookmarkStart w:id="17" w:name="_Ref226838952"/>
+      <w:bookmarkStart w:id="18" w:name="_Ref226810904"/>
+      <w:bookmarkStart w:id="19" w:name="_Toc229502382"/>
       <w:r>
         <w:rPr>
           <w:rFonts w:ascii="Segoe UI" w:hAnsi="Segoe UI" w:cs="Segoe UI"/>
@@ -6551,7 +6580,7 @@
           <w:rFonts w:ascii="Segoe UI" w:hAnsi="Segoe UI" w:cs="Segoe UI"/>
           <w:noProof/>
         </w:rPr>
-        <w:t>2</w:t>
+        <w:t>3</w:t>
       </w:r>
       <w:r>
         <w:rPr>
@@ -6596,7 +6625,7 @@
         </w:rPr>
         <w:fldChar w:fldCharType="end"/>
       </w:r>
-      <w:bookmarkEnd w:id="15"/>
+      <w:bookmarkEnd w:id="17"/>
       <w:r>
         <w:rPr>
           <w:rFonts w:ascii="Segoe UI" w:hAnsi="Segoe UI" w:cs="Segoe UI"/>
@@ -6621,8 +6650,8 @@
         </w:rPr>
         <w:t>eference</w:t>
       </w:r>
-      <w:bookmarkEnd w:id="16"/>
-      <w:bookmarkEnd w:id="17"/>
+      <w:bookmarkEnd w:id="18"/>
+      <w:bookmarkEnd w:id="19"/>
     </w:p>
     <w:p>
       <w:pPr>
@@ -6676,13 +6705,12 @@
           <w:rFonts w:ascii="Segoe UI" w:hAnsi="Segoe UI" w:cs="Segoe UI"/>
         </w:rPr>
       </w:pPr>
-      <w:bookmarkStart w:id="18" w:name="_Toc229488310"/>
+      <w:bookmarkStart w:id="20" w:name="_Toc229502346"/>
       <w:proofErr w:type="spellStart"/>
       <w:r>
         <w:rPr>
           <w:rFonts w:ascii="Segoe UI" w:hAnsi="Segoe UI" w:cs="Segoe UI"/>
         </w:rPr>
-        <w:lastRenderedPageBreak/>
         <w:t>CustomButtons</w:t>
       </w:r>
       <w:proofErr w:type="spellEnd"/>
@@ -6716,7 +6744,7 @@
         </w:rPr>
         <w:t xml:space="preserve"> Guide</w:t>
       </w:r>
-      <w:bookmarkEnd w:id="18"/>
+      <w:bookmarkEnd w:id="20"/>
     </w:p>
     <w:p>
       <w:pPr>
@@ -6820,9 +6848,9 @@
           <w:rFonts w:ascii="Segoe UI" w:hAnsi="Segoe UI" w:cs="Segoe UI"/>
         </w:rPr>
       </w:pPr>
-      <w:bookmarkStart w:id="19" w:name="_Ref226964086"/>
-      <w:bookmarkStart w:id="20" w:name="_Ref226964097"/>
-      <w:bookmarkStart w:id="21" w:name="_Toc229488311"/>
+      <w:bookmarkStart w:id="21" w:name="_Ref226964086"/>
+      <w:bookmarkStart w:id="22" w:name="_Ref226964097"/>
+      <w:bookmarkStart w:id="23" w:name="_Toc229502347"/>
       <w:proofErr w:type="spellStart"/>
       <w:proofErr w:type="gramStart"/>
       <w:r>
@@ -6845,9 +6873,9 @@
         </w:rPr>
         <w:t>) Function</w:t>
       </w:r>
-      <w:bookmarkEnd w:id="19"/>
-      <w:bookmarkEnd w:id="20"/>
       <w:bookmarkEnd w:id="21"/>
+      <w:bookmarkEnd w:id="22"/>
+      <w:bookmarkEnd w:id="23"/>
     </w:p>
     <w:p>
       <w:pPr>
@@ -7040,7 +7068,7 @@
           <w:rFonts w:ascii="Segoe UI" w:hAnsi="Segoe UI" w:cs="Segoe UI"/>
           <w:noProof/>
         </w:rPr>
-        <w:t>3</w:t>
+        <w:t>4</w:t>
       </w:r>
       <w:r>
         <w:rPr>
@@ -7116,6 +7144,7 @@
           <w:lang w:eastAsia="en-AU"/>
           <w14:ligatures w14:val="none"/>
         </w:rPr>
+        <w:lastRenderedPageBreak/>
         <w:t>Private</w:t>
       </w:r>
       <w:r>
@@ -8613,7 +8642,7 @@
         <w:rPr>
           <w:rFonts w:ascii="Segoe UI" w:hAnsi="Segoe UI" w:cs="Segoe UI"/>
         </w:rPr>
-        <w:t>2.1</w:t>
+        <w:t>3.1</w:t>
       </w:r>
       <w:r>
         <w:rPr>
@@ -8639,13 +8668,7 @@
         <w:rPr>
           <w:rFonts w:ascii="Segoe UI" w:hAnsi="Segoe UI" w:cs="Segoe UI"/>
         </w:rPr>
-        <w:t xml:space="preserve"> add-in</w:t>
-      </w:r>
-      <w:r>
-        <w:rPr>
-          <w:rFonts w:ascii="Segoe UI" w:hAnsi="Segoe UI" w:cs="Segoe UI"/>
-        </w:rPr>
-        <w:t>.</w:t>
+        <w:t xml:space="preserve"> add-in.</w:t>
       </w:r>
     </w:p>
     <w:p>
@@ -8662,9 +8685,8 @@
           <w:rFonts w:ascii="Segoe UI" w:hAnsi="Segoe UI" w:cs="Segoe UI"/>
           <w:noProof/>
         </w:rPr>
-        <w:lastRenderedPageBreak/>
         <w:drawing>
-          <wp:inline distT="0" distB="0" distL="0" distR="0" wp14:anchorId="65D02532" wp14:editId="77375FF1">
+          <wp:inline distT="0" distB="0" distL="0" distR="0" wp14:anchorId="65D02532" wp14:editId="6F753E1F">
             <wp:extent cx="5895333" cy="4191990"/>
             <wp:effectExtent l="0" t="0" r="0" b="0"/>
             <wp:docPr id="2003273055" name="Picture 3"/>
@@ -8722,9 +8744,9 @@
           <w:rFonts w:ascii="Segoe UI" w:hAnsi="Segoe UI" w:cs="Segoe UI"/>
         </w:rPr>
       </w:pPr>
-      <w:bookmarkStart w:id="22" w:name="_Ref226839056"/>
-      <w:bookmarkStart w:id="23" w:name="_Ref226812123"/>
-      <w:bookmarkStart w:id="24" w:name="_Toc229488347"/>
+      <w:bookmarkStart w:id="24" w:name="_Ref226839056"/>
+      <w:bookmarkStart w:id="25" w:name="_Ref226812123"/>
+      <w:bookmarkStart w:id="26" w:name="_Toc229502383"/>
       <w:r>
         <w:rPr>
           <w:rFonts w:ascii="Segoe UI" w:hAnsi="Segoe UI" w:cs="Segoe UI"/>
@@ -8754,7 +8776,7 @@
           <w:rFonts w:ascii="Segoe UI" w:hAnsi="Segoe UI" w:cs="Segoe UI"/>
           <w:noProof/>
         </w:rPr>
-        <w:t>3</w:t>
+        <w:t>4</w:t>
       </w:r>
       <w:r>
         <w:rPr>
@@ -8801,7 +8823,7 @@
         </w:rPr>
         <w:fldChar w:fldCharType="end"/>
       </w:r>
-      <w:bookmarkEnd w:id="22"/>
+      <w:bookmarkEnd w:id="24"/>
       <w:r>
         <w:rPr>
           <w:rFonts w:ascii="Segoe UI" w:hAnsi="Segoe UI" w:cs="Segoe UI"/>
@@ -8842,8 +8864,8 @@
         </w:rPr>
         <w:t>utput</w:t>
       </w:r>
-      <w:bookmarkEnd w:id="23"/>
-      <w:bookmarkEnd w:id="24"/>
+      <w:bookmarkEnd w:id="25"/>
+      <w:bookmarkEnd w:id="26"/>
     </w:p>
     <w:p>
       <w:pPr>
@@ -8938,7 +8960,7 @@
         <w:rPr>
           <w:rFonts w:ascii="Segoe UI" w:hAnsi="Segoe UI" w:cs="Segoe UI"/>
         </w:rPr>
-        <w:t>3.2</w:t>
+        <w:t>4.2</w:t>
       </w:r>
       <w:r>
         <w:rPr>
@@ -8983,12 +9005,13 @@
           <w:rFonts w:ascii="Segoe UI" w:hAnsi="Segoe UI" w:cs="Segoe UI"/>
         </w:rPr>
       </w:pPr>
-      <w:bookmarkStart w:id="25" w:name="_Ref226812786"/>
-      <w:bookmarkStart w:id="26" w:name="_Toc229488312"/>
-      <w:r>
-        <w:rPr>
-          <w:rFonts w:ascii="Segoe UI" w:hAnsi="Segoe UI" w:cs="Segoe UI"/>
-        </w:rPr>
+      <w:bookmarkStart w:id="27" w:name="_Ref226812786"/>
+      <w:bookmarkStart w:id="28" w:name="_Toc229502348"/>
+      <w:r>
+        <w:rPr>
+          <w:rFonts w:ascii="Segoe UI" w:hAnsi="Segoe UI" w:cs="Segoe UI"/>
+        </w:rPr>
+        <w:lastRenderedPageBreak/>
         <w:t xml:space="preserve">Deleting the </w:t>
       </w:r>
       <w:r>
@@ -9004,8 +9027,8 @@
         </w:rPr>
         <w:t>CommandButtons</w:t>
       </w:r>
-      <w:bookmarkEnd w:id="25"/>
-      <w:bookmarkEnd w:id="26"/>
+      <w:bookmarkEnd w:id="27"/>
+      <w:bookmarkEnd w:id="28"/>
       <w:proofErr w:type="spellEnd"/>
     </w:p>
     <w:p>
@@ -9096,7 +9119,7 @@
           <w:rFonts w:ascii="Segoe UI" w:hAnsi="Segoe UI" w:cs="Segoe UI"/>
         </w:rPr>
       </w:pPr>
-      <w:bookmarkStart w:id="27" w:name="_Toc229488313"/>
+      <w:bookmarkStart w:id="29" w:name="_Toc229502349"/>
       <w:r>
         <w:rPr>
           <w:rFonts w:ascii="Segoe UI" w:hAnsi="Segoe UI" w:cs="Segoe UI"/>
@@ -9121,7 +9144,7 @@
         </w:rPr>
         <w:t>Exit Events</w:t>
       </w:r>
-      <w:bookmarkEnd w:id="27"/>
+      <w:bookmarkEnd w:id="29"/>
     </w:p>
     <w:p>
       <w:pPr>
@@ -9305,7 +9328,6 @@
           <w:lang w:eastAsia="en-AU"/>
           <w14:ligatures w14:val="none"/>
         </w:rPr>
-        <w:lastRenderedPageBreak/>
         <w:t>Private</w:t>
       </w:r>
       <w:r>
@@ -9882,7 +9904,7 @@
           <w:rFonts w:ascii="Segoe UI" w:hAnsi="Segoe UI" w:cs="Segoe UI"/>
         </w:rPr>
       </w:pPr>
-      <w:bookmarkStart w:id="28" w:name="_Toc229488314"/>
+      <w:bookmarkStart w:id="30" w:name="_Toc229502350"/>
       <w:proofErr w:type="spellStart"/>
       <w:proofErr w:type="gramStart"/>
       <w:r>
@@ -9905,7 +9927,7 @@
         </w:rPr>
         <w:t>) Windows API</w:t>
       </w:r>
-      <w:bookmarkEnd w:id="28"/>
+      <w:bookmarkEnd w:id="30"/>
     </w:p>
     <w:p>
       <w:pPr>
@@ -10127,7 +10149,7 @@
           <w:rFonts w:ascii="Segoe UI" w:hAnsi="Segoe UI" w:cs="Segoe UI"/>
         </w:rPr>
       </w:pPr>
-      <w:bookmarkStart w:id="29" w:name="_Toc229488315"/>
+      <w:bookmarkStart w:id="31" w:name="_Toc229502351"/>
       <w:proofErr w:type="spellStart"/>
       <w:proofErr w:type="gramStart"/>
       <w:r>
@@ -10150,7 +10172,7 @@
         </w:rPr>
         <w:t>) Function</w:t>
       </w:r>
-      <w:bookmarkEnd w:id="29"/>
+      <w:bookmarkEnd w:id="31"/>
     </w:p>
     <w:p>
       <w:pPr>
@@ -10347,11 +10369,12 @@
           <w:rFonts w:ascii="Segoe UI" w:hAnsi="Segoe UI" w:cs="Segoe UI"/>
         </w:rPr>
       </w:pPr>
-      <w:bookmarkStart w:id="30" w:name="_Toc229488316"/>
-      <w:r>
-        <w:rPr>
-          <w:rFonts w:ascii="Segoe UI" w:hAnsi="Segoe UI" w:cs="Segoe UI"/>
-        </w:rPr>
+      <w:bookmarkStart w:id="32" w:name="_Toc229502352"/>
+      <w:r>
+        <w:rPr>
+          <w:rFonts w:ascii="Segoe UI" w:hAnsi="Segoe UI" w:cs="Segoe UI"/>
+        </w:rPr>
+        <w:lastRenderedPageBreak/>
         <w:t>Function</w:t>
       </w:r>
       <w:r>
@@ -10366,7 +10389,7 @@
         </w:rPr>
         <w:t xml:space="preserve"> Specifications</w:t>
       </w:r>
-      <w:bookmarkEnd w:id="30"/>
+      <w:bookmarkEnd w:id="32"/>
     </w:p>
     <w:p>
       <w:pPr>
@@ -10428,7 +10451,7 @@
           <w:rFonts w:ascii="Segoe UI" w:hAnsi="Segoe UI" w:cs="Segoe UI"/>
         </w:rPr>
       </w:pPr>
-      <w:bookmarkStart w:id="31" w:name="_Toc229488317"/>
+      <w:bookmarkStart w:id="33" w:name="_Toc229502353"/>
       <w:r>
         <w:rPr>
           <w:rFonts w:ascii="Segoe UI" w:hAnsi="Segoe UI" w:cs="Segoe UI"/>
@@ -10442,7 +10465,7 @@
         </w:rPr>
         <w:t>CustomButtons</w:t>
       </w:r>
-      <w:bookmarkEnd w:id="31"/>
+      <w:bookmarkEnd w:id="33"/>
       <w:proofErr w:type="spellEnd"/>
     </w:p>
     <w:p>
@@ -10569,7 +10592,6 @@
                 <w:lang w:eastAsia="en-AU"/>
                 <w14:ligatures w14:val="none"/>
               </w:rPr>
-              <w:lastRenderedPageBreak/>
               <w:t>Method</w:t>
             </w:r>
           </w:p>
@@ -10922,7 +10944,7 @@
           <w:rFonts w:ascii="Segoe UI" w:hAnsi="Segoe UI" w:cs="Segoe UI"/>
         </w:rPr>
       </w:pPr>
-      <w:bookmarkStart w:id="32" w:name="_Toc229488332"/>
+      <w:bookmarkStart w:id="34" w:name="_Toc229502368"/>
       <w:r>
         <w:rPr>
           <w:rFonts w:ascii="Segoe UI" w:hAnsi="Segoe UI" w:cs="Segoe UI"/>
@@ -10952,7 +10974,7 @@
           <w:rFonts w:ascii="Segoe UI" w:hAnsi="Segoe UI" w:cs="Segoe UI"/>
           <w:noProof/>
         </w:rPr>
-        <w:t>4</w:t>
+        <w:t>5</w:t>
       </w:r>
       <w:r>
         <w:rPr>
@@ -11023,7 +11045,7 @@
         </w:rPr>
         <w:t xml:space="preserve"> Class Methods</w:t>
       </w:r>
-      <w:bookmarkEnd w:id="32"/>
+      <w:bookmarkEnd w:id="34"/>
     </w:p>
     <w:p>
       <w:pPr>
@@ -11332,7 +11354,7 @@
           <w:rFonts w:ascii="Segoe UI" w:hAnsi="Segoe UI" w:cs="Segoe UI"/>
         </w:rPr>
       </w:pPr>
-      <w:bookmarkStart w:id="33" w:name="_Toc229488333"/>
+      <w:bookmarkStart w:id="35" w:name="_Toc229502369"/>
       <w:r>
         <w:rPr>
           <w:rFonts w:ascii="Segoe UI" w:hAnsi="Segoe UI" w:cs="Segoe UI"/>
@@ -11362,7 +11384,7 @@
           <w:rFonts w:ascii="Segoe UI" w:hAnsi="Segoe UI" w:cs="Segoe UI"/>
           <w:noProof/>
         </w:rPr>
-        <w:t>4</w:t>
+        <w:t>5</w:t>
       </w:r>
       <w:r>
         <w:rPr>
@@ -11427,7 +11449,7 @@
         </w:rPr>
         <w:t xml:space="preserve"> Class Properties</w:t>
       </w:r>
-      <w:bookmarkEnd w:id="33"/>
+      <w:bookmarkEnd w:id="35"/>
     </w:p>
     <w:p>
       <w:pPr>
@@ -11442,7 +11464,7 @@
         <w:pStyle w:val="Heading3"/>
         <w:spacing w:line="276" w:lineRule="auto"/>
       </w:pPr>
-      <w:bookmarkStart w:id="34" w:name="_Toc229488318"/>
+      <w:bookmarkStart w:id="36" w:name="_Toc229502354"/>
       <w:proofErr w:type="gramStart"/>
       <w:r>
         <w:t>.Create</w:t>
@@ -11451,7 +11473,7 @@
       <w:r>
         <w:t>() Method</w:t>
       </w:r>
-      <w:bookmarkEnd w:id="34"/>
+      <w:bookmarkEnd w:id="36"/>
     </w:p>
     <w:p>
       <w:pPr>
@@ -16730,7 +16752,7 @@
           <w:rFonts w:ascii="Segoe UI" w:hAnsi="Segoe UI" w:cs="Segoe UI"/>
         </w:rPr>
       </w:pPr>
-      <w:bookmarkStart w:id="35" w:name="_Toc229488334"/>
+      <w:bookmarkStart w:id="37" w:name="_Toc229502370"/>
       <w:r>
         <w:rPr>
           <w:rFonts w:ascii="Segoe UI" w:hAnsi="Segoe UI" w:cs="Segoe UI"/>
@@ -16760,7 +16782,7 @@
           <w:rFonts w:ascii="Segoe UI" w:hAnsi="Segoe UI" w:cs="Segoe UI"/>
           <w:noProof/>
         </w:rPr>
-        <w:t>4</w:t>
+        <w:t>5</w:t>
       </w:r>
       <w:r>
         <w:rPr>
@@ -16825,7 +16847,7 @@
         </w:rPr>
         <w:t>() Parameters</w:t>
       </w:r>
-      <w:bookmarkEnd w:id="35"/>
+      <w:bookmarkEnd w:id="37"/>
     </w:p>
     <w:p>
       <w:pPr>
@@ -16840,7 +16862,7 @@
         <w:pStyle w:val="Heading3"/>
         <w:spacing w:line="276" w:lineRule="auto"/>
       </w:pPr>
-      <w:bookmarkStart w:id="36" w:name="_Toc229488319"/>
+      <w:bookmarkStart w:id="38" w:name="_Toc229502355"/>
       <w:proofErr w:type="gramStart"/>
       <w:r>
         <w:t>.</w:t>
@@ -16854,7 +16876,7 @@
       <w:r>
         <w:t>() Method</w:t>
       </w:r>
-      <w:bookmarkEnd w:id="36"/>
+      <w:bookmarkEnd w:id="38"/>
     </w:p>
     <w:p>
       <w:pPr>
@@ -17853,7 +17875,7 @@
           <w:rFonts w:ascii="Segoe UI" w:hAnsi="Segoe UI" w:cs="Segoe UI"/>
         </w:rPr>
       </w:pPr>
-      <w:bookmarkStart w:id="37" w:name="_Toc229488335"/>
+      <w:bookmarkStart w:id="39" w:name="_Toc229502371"/>
       <w:r>
         <w:rPr>
           <w:rFonts w:ascii="Segoe UI" w:hAnsi="Segoe UI" w:cs="Segoe UI"/>
@@ -17883,6 +17905,43 @@
           <w:rFonts w:ascii="Segoe UI" w:hAnsi="Segoe UI" w:cs="Segoe UI"/>
           <w:noProof/>
         </w:rPr>
+        <w:t>5</w:t>
+      </w:r>
+      <w:r>
+        <w:rPr>
+          <w:rFonts w:ascii="Segoe UI" w:hAnsi="Segoe UI" w:cs="Segoe UI"/>
+        </w:rPr>
+        <w:fldChar w:fldCharType="end"/>
+      </w:r>
+      <w:r>
+        <w:rPr>
+          <w:rFonts w:ascii="Segoe UI" w:hAnsi="Segoe UI" w:cs="Segoe UI"/>
+        </w:rPr>
+        <w:noBreakHyphen/>
+      </w:r>
+      <w:r>
+        <w:rPr>
+          <w:rFonts w:ascii="Segoe UI" w:hAnsi="Segoe UI" w:cs="Segoe UI"/>
+        </w:rPr>
+        <w:fldChar w:fldCharType="begin"/>
+      </w:r>
+      <w:r>
+        <w:rPr>
+          <w:rFonts w:ascii="Segoe UI" w:hAnsi="Segoe UI" w:cs="Segoe UI"/>
+        </w:rPr>
+        <w:instrText xml:space="preserve"> SEQ Table \* ARABIC \s 1 </w:instrText>
+      </w:r>
+      <w:r>
+        <w:rPr>
+          <w:rFonts w:ascii="Segoe UI" w:hAnsi="Segoe UI" w:cs="Segoe UI"/>
+        </w:rPr>
+        <w:fldChar w:fldCharType="separate"/>
+      </w:r>
+      <w:r>
+        <w:rPr>
+          <w:rFonts w:ascii="Segoe UI" w:hAnsi="Segoe UI" w:cs="Segoe UI"/>
+          <w:noProof/>
+        </w:rPr>
         <w:t>4</w:t>
       </w:r>
       <w:r>
@@ -17895,43 +17954,6 @@
         <w:rPr>
           <w:rFonts w:ascii="Segoe UI" w:hAnsi="Segoe UI" w:cs="Segoe UI"/>
         </w:rPr>
-        <w:noBreakHyphen/>
-      </w:r>
-      <w:r>
-        <w:rPr>
-          <w:rFonts w:ascii="Segoe UI" w:hAnsi="Segoe UI" w:cs="Segoe UI"/>
-        </w:rPr>
-        <w:fldChar w:fldCharType="begin"/>
-      </w:r>
-      <w:r>
-        <w:rPr>
-          <w:rFonts w:ascii="Segoe UI" w:hAnsi="Segoe UI" w:cs="Segoe UI"/>
-        </w:rPr>
-        <w:instrText xml:space="preserve"> SEQ Table \* ARABIC \s 1 </w:instrText>
-      </w:r>
-      <w:r>
-        <w:rPr>
-          <w:rFonts w:ascii="Segoe UI" w:hAnsi="Segoe UI" w:cs="Segoe UI"/>
-        </w:rPr>
-        <w:fldChar w:fldCharType="separate"/>
-      </w:r>
-      <w:r>
-        <w:rPr>
-          <w:rFonts w:ascii="Segoe UI" w:hAnsi="Segoe UI" w:cs="Segoe UI"/>
-          <w:noProof/>
-        </w:rPr>
-        <w:t>4</w:t>
-      </w:r>
-      <w:r>
-        <w:rPr>
-          <w:rFonts w:ascii="Segoe UI" w:hAnsi="Segoe UI" w:cs="Segoe UI"/>
-        </w:rPr>
-        <w:fldChar w:fldCharType="end"/>
-      </w:r>
-      <w:r>
-        <w:rPr>
-          <w:rFonts w:ascii="Segoe UI" w:hAnsi="Segoe UI" w:cs="Segoe UI"/>
-        </w:rPr>
         <w:t xml:space="preserve">: </w:t>
       </w:r>
       <w:proofErr w:type="spellStart"/>
@@ -17948,7 +17970,7 @@
         </w:rPr>
         <w:t>() Parameters</w:t>
       </w:r>
-      <w:bookmarkEnd w:id="37"/>
+      <w:bookmarkEnd w:id="39"/>
     </w:p>
     <w:p>
       <w:pPr>
@@ -17963,7 +17985,7 @@
         <w:pStyle w:val="Heading3"/>
         <w:spacing w:line="276" w:lineRule="auto"/>
       </w:pPr>
-      <w:bookmarkStart w:id="38" w:name="_Toc229488320"/>
+      <w:bookmarkStart w:id="40" w:name="_Toc229502356"/>
       <w:proofErr w:type="gramStart"/>
       <w:r>
         <w:t>.</w:t>
@@ -17977,7 +17999,7 @@
       <w:r>
         <w:t>() Method</w:t>
       </w:r>
-      <w:bookmarkEnd w:id="38"/>
+      <w:bookmarkEnd w:id="40"/>
     </w:p>
     <w:p>
       <w:pPr>
@@ -18103,7 +18125,7 @@
         <w:rPr>
           <w:rFonts w:ascii="Segoe UI" w:hAnsi="Segoe UI" w:cs="Segoe UI"/>
         </w:rPr>
-        <w:t>3.1</w:t>
+        <w:t>4.1</w:t>
       </w:r>
       <w:r>
         <w:rPr>
@@ -18637,7 +18659,7 @@
           <w:rFonts w:ascii="Segoe UI" w:hAnsi="Segoe UI" w:cs="Segoe UI"/>
         </w:rPr>
       </w:pPr>
-      <w:bookmarkStart w:id="39" w:name="_Toc229488336"/>
+      <w:bookmarkStart w:id="41" w:name="_Toc229502372"/>
       <w:r>
         <w:rPr>
           <w:rFonts w:ascii="Segoe UI" w:hAnsi="Segoe UI" w:cs="Segoe UI"/>
@@ -18667,7 +18689,7 @@
           <w:rFonts w:ascii="Segoe UI" w:hAnsi="Segoe UI" w:cs="Segoe UI"/>
           <w:noProof/>
         </w:rPr>
-        <w:t>4</w:t>
+        <w:t>5</w:t>
       </w:r>
       <w:r>
         <w:rPr>
@@ -18732,7 +18754,7 @@
         </w:rPr>
         <w:t>() Parameters</w:t>
       </w:r>
-      <w:bookmarkEnd w:id="39"/>
+      <w:bookmarkEnd w:id="41"/>
     </w:p>
     <w:p>
       <w:pPr>
@@ -18747,7 +18769,7 @@
         <w:pStyle w:val="Heading3"/>
         <w:spacing w:line="276" w:lineRule="auto"/>
       </w:pPr>
-      <w:bookmarkStart w:id="40" w:name="_Toc229488321"/>
+      <w:bookmarkStart w:id="42" w:name="_Toc229502357"/>
       <w:proofErr w:type="gramStart"/>
       <w:r>
         <w:t>.</w:t>
@@ -18761,7 +18783,7 @@
       <w:r>
         <w:t xml:space="preserve"> Property</w:t>
       </w:r>
-      <w:bookmarkEnd w:id="40"/>
+      <w:bookmarkEnd w:id="42"/>
     </w:p>
     <w:p>
       <w:pPr>
@@ -19412,7 +19434,7 @@
                 <w:rFonts w:ascii="Segoe UI" w:hAnsi="Segoe UI" w:cs="Segoe UI"/>
                 <w:noProof/>
               </w:rPr>
-              <w:t>4</w:t>
+              <w:t>5</w:t>
             </w:r>
             <w:r>
               <w:rPr>
@@ -19420,12 +19442,6 @@
                 <w:noProof/>
               </w:rPr>
               <w:noBreakHyphen/>
-            </w:r>
-            <w:r>
-              <w:rPr>
-                <w:rFonts w:ascii="Segoe UI" w:hAnsi="Segoe UI" w:cs="Segoe UI"/>
-                <w:noProof/>
-              </w:rPr>
               <w:t>10</w:t>
             </w:r>
             <w:r>
@@ -19455,7 +19471,7 @@
           <w:rFonts w:ascii="Segoe UI" w:hAnsi="Segoe UI" w:cs="Segoe UI"/>
         </w:rPr>
       </w:pPr>
-      <w:bookmarkStart w:id="41" w:name="_Toc229488337"/>
+      <w:bookmarkStart w:id="43" w:name="_Toc229502373"/>
       <w:r>
         <w:rPr>
           <w:rFonts w:ascii="Segoe UI" w:hAnsi="Segoe UI" w:cs="Segoe UI"/>
@@ -19485,7 +19501,7 @@
           <w:rFonts w:ascii="Segoe UI" w:hAnsi="Segoe UI" w:cs="Segoe UI"/>
           <w:noProof/>
         </w:rPr>
-        <w:t>4</w:t>
+        <w:t>5</w:t>
       </w:r>
       <w:r>
         <w:rPr>
@@ -19557,7 +19573,7 @@
         </w:rPr>
         <w:t>Porperty</w:t>
       </w:r>
-      <w:bookmarkEnd w:id="41"/>
+      <w:bookmarkEnd w:id="43"/>
       <w:proofErr w:type="spellEnd"/>
     </w:p>
     <w:p>
@@ -19573,7 +19589,7 @@
         <w:pStyle w:val="Heading3"/>
         <w:spacing w:line="276" w:lineRule="auto"/>
       </w:pPr>
-      <w:bookmarkStart w:id="42" w:name="_Toc229488322"/>
+      <w:bookmarkStart w:id="44" w:name="_Toc229502358"/>
       <w:proofErr w:type="gramStart"/>
       <w:r>
         <w:t>.Trace</w:t>
@@ -19582,7 +19598,7 @@
       <w:r>
         <w:t xml:space="preserve"> Property</w:t>
       </w:r>
-      <w:bookmarkEnd w:id="42"/>
+      <w:bookmarkEnd w:id="44"/>
     </w:p>
     <w:p>
       <w:pPr>
@@ -20976,7 +20992,7 @@
           <w:rFonts w:ascii="Segoe UI" w:hAnsi="Segoe UI" w:cs="Segoe UI"/>
         </w:rPr>
       </w:pPr>
-      <w:bookmarkStart w:id="43" w:name="_Toc229488338"/>
+      <w:bookmarkStart w:id="45" w:name="_Toc229502374"/>
       <w:r>
         <w:rPr>
           <w:rFonts w:ascii="Segoe UI" w:hAnsi="Segoe UI" w:cs="Segoe UI"/>
@@ -21006,7 +21022,7 @@
           <w:rFonts w:ascii="Segoe UI" w:hAnsi="Segoe UI" w:cs="Segoe UI"/>
           <w:noProof/>
         </w:rPr>
-        <w:t>4</w:t>
+        <w:t>5</w:t>
       </w:r>
       <w:r>
         <w:rPr>
@@ -21078,7 +21094,7 @@
         </w:rPr>
         <w:t>Porperty</w:t>
       </w:r>
-      <w:bookmarkEnd w:id="43"/>
+      <w:bookmarkEnd w:id="45"/>
       <w:proofErr w:type="spellEnd"/>
     </w:p>
     <w:p>
@@ -21097,7 +21113,7 @@
           <w:rFonts w:ascii="Segoe UI" w:hAnsi="Segoe UI" w:cs="Segoe UI"/>
         </w:rPr>
       </w:pPr>
-      <w:bookmarkStart w:id="44" w:name="_Toc229488323"/>
+      <w:bookmarkStart w:id="46" w:name="_Toc229502359"/>
       <w:r>
         <w:rPr>
           <w:rFonts w:ascii="Segoe UI" w:hAnsi="Segoe UI" w:cs="Segoe UI"/>
@@ -21111,7 +21127,7 @@
         </w:rPr>
         <w:t>CustomButton</w:t>
       </w:r>
-      <w:bookmarkEnd w:id="44"/>
+      <w:bookmarkEnd w:id="46"/>
       <w:proofErr w:type="spellEnd"/>
     </w:p>
     <w:p>
@@ -21191,14 +21207,14 @@
         <w:pStyle w:val="Heading3"/>
         <w:spacing w:line="276" w:lineRule="auto"/>
       </w:pPr>
-      <w:bookmarkStart w:id="45" w:name="_Toc229488324"/>
+      <w:bookmarkStart w:id="47" w:name="_Toc229502360"/>
       <w:r>
         <w:t>Event</w:t>
       </w:r>
       <w:r>
         <w:t xml:space="preserve"> Support</w:t>
       </w:r>
-      <w:bookmarkEnd w:id="45"/>
+      <w:bookmarkEnd w:id="47"/>
     </w:p>
     <w:p>
       <w:pPr>
@@ -21439,11 +21455,11 @@
         <w:pStyle w:val="Heading3"/>
         <w:spacing w:line="276" w:lineRule="auto"/>
       </w:pPr>
-      <w:bookmarkStart w:id="46" w:name="_Toc229488325"/>
+      <w:bookmarkStart w:id="48" w:name="_Toc229502361"/>
       <w:r>
         <w:t>Methods</w:t>
       </w:r>
-      <w:bookmarkEnd w:id="46"/>
+      <w:bookmarkEnd w:id="48"/>
     </w:p>
     <w:p>
       <w:pPr>
@@ -21755,7 +21771,7 @@
           <w:rFonts w:ascii="Segoe UI" w:hAnsi="Segoe UI" w:cs="Segoe UI"/>
         </w:rPr>
       </w:pPr>
-      <w:bookmarkStart w:id="47" w:name="_Toc229488339"/>
+      <w:bookmarkStart w:id="49" w:name="_Toc229502375"/>
       <w:r>
         <w:rPr>
           <w:rFonts w:ascii="Segoe UI" w:hAnsi="Segoe UI" w:cs="Segoe UI"/>
@@ -21785,7 +21801,7 @@
           <w:rFonts w:ascii="Segoe UI" w:hAnsi="Segoe UI" w:cs="Segoe UI"/>
           <w:noProof/>
         </w:rPr>
-        <w:t>4</w:t>
+        <w:t>5</w:t>
       </w:r>
       <w:r>
         <w:rPr>
@@ -21850,7 +21866,7 @@
         </w:rPr>
         <w:t xml:space="preserve"> Methods</w:t>
       </w:r>
-      <w:bookmarkEnd w:id="47"/>
+      <w:bookmarkEnd w:id="49"/>
     </w:p>
     <w:p/>
     <w:p>
@@ -21858,11 +21874,11 @@
         <w:pStyle w:val="Heading3"/>
         <w:spacing w:before="0" w:line="276" w:lineRule="auto"/>
       </w:pPr>
-      <w:bookmarkStart w:id="48" w:name="_Toc229488326"/>
+      <w:bookmarkStart w:id="50" w:name="_Toc229502362"/>
       <w:r>
         <w:t>Properties</w:t>
       </w:r>
-      <w:bookmarkEnd w:id="48"/>
+      <w:bookmarkEnd w:id="50"/>
     </w:p>
     <w:p>
       <w:pPr>
@@ -25225,7 +25241,7 @@
           <w:rFonts w:ascii="Segoe UI" w:hAnsi="Segoe UI" w:cs="Segoe UI"/>
         </w:rPr>
       </w:pPr>
-      <w:bookmarkStart w:id="49" w:name="_Toc229488340"/>
+      <w:bookmarkStart w:id="51" w:name="_Toc229502376"/>
       <w:r>
         <w:rPr>
           <w:rFonts w:ascii="Segoe UI" w:hAnsi="Segoe UI" w:cs="Segoe UI"/>
@@ -25255,7 +25271,7 @@
           <w:rFonts w:ascii="Segoe UI" w:hAnsi="Segoe UI" w:cs="Segoe UI"/>
           <w:noProof/>
         </w:rPr>
-        <w:t>4</w:t>
+        <w:t>5</w:t>
       </w:r>
       <w:r>
         <w:rPr>
@@ -25320,7 +25336,7 @@
         </w:rPr>
         <w:t xml:space="preserve"> Methods</w:t>
       </w:r>
-      <w:bookmarkEnd w:id="49"/>
+      <w:bookmarkEnd w:id="51"/>
     </w:p>
     <w:p>
       <w:pPr>
@@ -25337,7 +25353,7 @@
         <w:pStyle w:val="Heading3"/>
         <w:spacing w:line="276" w:lineRule="auto"/>
       </w:pPr>
-      <w:bookmarkStart w:id="50" w:name="_Toc229488327"/>
+      <w:bookmarkStart w:id="52" w:name="_Toc229502363"/>
       <w:r>
         <w:t xml:space="preserve">Style &amp; </w:t>
       </w:r>
@@ -25349,7 +25365,7 @@
       <w:r>
         <w:t xml:space="preserve"> Properties</w:t>
       </w:r>
-      <w:bookmarkEnd w:id="50"/>
+      <w:bookmarkEnd w:id="52"/>
     </w:p>
     <w:p>
       <w:pPr>
@@ -27913,8 +27929,8 @@
           <w:rFonts w:ascii="Segoe UI" w:hAnsi="Segoe UI" w:cs="Segoe UI"/>
         </w:rPr>
       </w:pPr>
-      <w:bookmarkStart w:id="51" w:name="_Ref226963708"/>
-      <w:bookmarkStart w:id="52" w:name="_Toc229488341"/>
+      <w:bookmarkStart w:id="53" w:name="_Ref226963708"/>
+      <w:bookmarkStart w:id="54" w:name="_Toc229502377"/>
       <w:r>
         <w:rPr>
           <w:rFonts w:ascii="Segoe UI" w:hAnsi="Segoe UI" w:cs="Segoe UI"/>
@@ -27944,7 +27960,7 @@
           <w:rFonts w:ascii="Segoe UI" w:hAnsi="Segoe UI" w:cs="Segoe UI"/>
           <w:noProof/>
         </w:rPr>
-        <w:t>4</w:t>
+        <w:t>5</w:t>
       </w:r>
       <w:r>
         <w:rPr>
@@ -27989,7 +28005,7 @@
         </w:rPr>
         <w:fldChar w:fldCharType="end"/>
       </w:r>
-      <w:bookmarkEnd w:id="51"/>
+      <w:bookmarkEnd w:id="53"/>
       <w:r>
         <w:rPr>
           <w:rFonts w:ascii="Segoe UI" w:hAnsi="Segoe UI" w:cs="Segoe UI"/>
@@ -28010,7 +28026,7 @@
         </w:rPr>
         <w:t xml:space="preserve"> Schemes by Operating System / Application</w:t>
       </w:r>
-      <w:bookmarkEnd w:id="52"/>
+      <w:bookmarkEnd w:id="54"/>
     </w:p>
     <w:p>
       <w:pPr>
@@ -28039,7 +28055,7 @@
           <w:rFonts w:ascii="Segoe UI" w:hAnsi="Segoe UI" w:cs="Segoe UI"/>
         </w:rPr>
       </w:pPr>
-      <w:bookmarkStart w:id="53" w:name="_Toc229488328"/>
+      <w:bookmarkStart w:id="55" w:name="_Toc229502364"/>
       <w:r>
         <w:rPr>
           <w:rFonts w:ascii="Segoe UI" w:hAnsi="Segoe UI" w:cs="Segoe UI"/>
@@ -28053,7 +28069,7 @@
         </w:rPr>
         <w:t>CustomButton</w:t>
       </w:r>
-      <w:bookmarkEnd w:id="53"/>
+      <w:bookmarkEnd w:id="55"/>
       <w:proofErr w:type="spellEnd"/>
     </w:p>
     <w:p>
@@ -28116,11 +28132,11 @@
       <w:pPr>
         <w:pStyle w:val="Heading2"/>
       </w:pPr>
-      <w:bookmarkStart w:id="54" w:name="_Toc229488329"/>
+      <w:bookmarkStart w:id="56" w:name="_Toc229502365"/>
       <w:r>
         <w:t>Windows 11 Visual Parity</w:t>
       </w:r>
-      <w:bookmarkEnd w:id="54"/>
+      <w:bookmarkEnd w:id="56"/>
       <w:r>
         <w:t xml:space="preserve"> </w:t>
       </w:r>
@@ -28328,7 +28344,33 @@
         <w:rPr>
           <w:rFonts w:ascii="Segoe UI" w:hAnsi="Segoe UI" w:cs="Segoe UI"/>
         </w:rPr>
-        <w:t xml:space="preserve"> logic; we are currently developing the engine that utilizes the single system Accent </w:t>
+        <w:t xml:space="preserve"> logic; </w:t>
+      </w:r>
+      <w:r>
+        <w:rPr>
+          <w:rFonts w:ascii="Segoe UI" w:hAnsi="Segoe UI" w:cs="Segoe UI"/>
+        </w:rPr>
+        <w:t>I</w:t>
+      </w:r>
+      <w:r>
+        <w:rPr>
+          <w:rFonts w:ascii="Segoe UI" w:hAnsi="Segoe UI" w:cs="Segoe UI"/>
+        </w:rPr>
+        <w:t xml:space="preserve"> </w:t>
+      </w:r>
+      <w:proofErr w:type="gramStart"/>
+      <w:r>
+        <w:rPr>
+          <w:rFonts w:ascii="Segoe UI" w:hAnsi="Segoe UI" w:cs="Segoe UI"/>
+        </w:rPr>
+        <w:t>are</w:t>
+      </w:r>
+      <w:proofErr w:type="gramEnd"/>
+      <w:r>
+        <w:rPr>
+          <w:rFonts w:ascii="Segoe UI" w:hAnsi="Segoe UI" w:cs="Segoe UI"/>
+        </w:rPr>
+        <w:t xml:space="preserve"> currently developing the engine that utilizes the single system Accent </w:t>
       </w:r>
       <w:proofErr w:type="spellStart"/>
       <w:r>
@@ -28357,12 +28399,12 @@
       <w:pPr>
         <w:pStyle w:val="Heading2"/>
       </w:pPr>
-      <w:bookmarkStart w:id="55" w:name="_Toc229488330"/>
+      <w:bookmarkStart w:id="57" w:name="_Toc229502366"/>
       <w:r>
         <w:lastRenderedPageBreak/>
         <w:t>Future Property Roadmap</w:t>
       </w:r>
-      <w:bookmarkEnd w:id="55"/>
+      <w:bookmarkEnd w:id="57"/>
     </w:p>
     <w:p>
       <w:pPr>
@@ -29196,7 +29238,7 @@
         <w:pStyle w:val="Caption"/>
         <w:jc w:val="center"/>
       </w:pPr>
-      <w:bookmarkStart w:id="56" w:name="_Toc229488342"/>
+      <w:bookmarkStart w:id="58" w:name="_Toc229502378"/>
       <w:r>
         <w:t xml:space="preserve">Table </w:t>
       </w:r>
@@ -29205,7 +29247,7 @@
           <w:rPr>
             <w:noProof/>
           </w:rPr>
-          <w:t>5</w:t>
+          <w:t>6</w:t>
         </w:r>
       </w:fldSimple>
       <w:r>
@@ -29230,7 +29272,7 @@
       <w:r>
         <w:t xml:space="preserve"> Properties</w:t>
       </w:r>
-      <w:bookmarkEnd w:id="56"/>
+      <w:bookmarkEnd w:id="58"/>
     </w:p>
     <w:p/>
     <w:p>
@@ -29244,14 +29286,14 @@
           <w:rFonts w:ascii="Segoe UI" w:hAnsi="Segoe UI" w:cs="Segoe UI"/>
         </w:rPr>
       </w:pPr>
-      <w:bookmarkStart w:id="57" w:name="_Toc229488331"/>
+      <w:bookmarkStart w:id="59" w:name="_Toc229502367"/>
       <w:r>
         <w:rPr>
           <w:rFonts w:ascii="Segoe UI" w:hAnsi="Segoe UI" w:cs="Segoe UI"/>
         </w:rPr>
         <w:t>Conclusion</w:t>
       </w:r>
-      <w:bookmarkEnd w:id="57"/>
+      <w:bookmarkEnd w:id="59"/>
     </w:p>
     <w:p>
       <w:pPr>
@@ -29289,7 +29331,19 @@
         <w:t>I</w:t>
       </w:r>
       <w:r>
-        <w:t xml:space="preserve"> hope the current feature set empowers you to create more professional and intuitive user interfaces. As the "Future Property Roadmap" indicates, we are committed to continuous improvement and expanding the capabilities of this Add-in.</w:t>
+        <w:t xml:space="preserve"> hope the current feature set empowers you to create more professional and intuitive user interfaces. As the "Future Property Roadmap" indicates, </w:t>
+      </w:r>
+      <w:r>
+        <w:t>I</w:t>
+      </w:r>
+      <w:r>
+        <w:t xml:space="preserve"> </w:t>
+      </w:r>
+      <w:r>
+        <w:t>am</w:t>
+      </w:r>
+      <w:r>
+        <w:t xml:space="preserve"> committed to continuous improvement and expanding the capabilities of this Add-in.</w:t>
       </w:r>
     </w:p>
     <w:sectPr>
@@ -31857,6 +31911,9 @@
     <w:abstractNumId w:val="2"/>
   </w:num>
   <w:num w:numId="21" w16cid:durableId="2107265508">
+    <w:abstractNumId w:val="2"/>
+  </w:num>
+  <w:num w:numId="22" w16cid:durableId="180557181">
     <w:abstractNumId w:val="2"/>
   </w:num>
 </w:numbering>
@@ -32502,6 +32559,7 @@
   <w:style w:type="character" w:default="1" w:styleId="DefaultParagraphFont">
     <w:name w:val="Default Paragraph Font"/>
     <w:uiPriority w:val="1"/>
+    <w:semiHidden/>
     <w:unhideWhenUsed/>
   </w:style>
   <w:style w:type="table" w:default="1" w:styleId="TableNormal">
